--- a/source/Samples/NeocortexApiSamplePerformance/Documentation/ML-24-25-05 Implement Performance Measurement Experiment_PerfEX Project Report.docx
+++ b/source/Samples/NeocortexApiSamplePerformance/Documentation/ML-24-25-05 Implement Performance Measurement Experiment_PerfEX Project Report.docx
@@ -8,9 +8,11 @@
         <w:spacing w:before="0" w:after="0"/>
         <w:rPr>
           <w:rFonts w:eastAsia="MS Mincho"/>
+          <w:noProof w:val="0"/>
           <w:kern w:val="48"/>
           <w:sz w:val="48"/>
           <w:szCs w:val="48"/>
+          <w:lang w:val="en-GB"/>
         </w:rPr>
         <w:sectPr>
           <w:footerReference w:type="default" r:id="rId8"/>
@@ -27,63 +29,77 @@
       <w:r>
         <w:rPr>
           <w:rFonts w:eastAsia="MS Mincho"/>
+          <w:noProof w:val="0"/>
           <w:kern w:val="48"/>
           <w:sz w:val="48"/>
           <w:szCs w:val="48"/>
+          <w:lang w:val="en-GB"/>
         </w:rPr>
         <w:t>Implement</w:t>
       </w:r>
       <w:r>
         <w:rPr>
           <w:rFonts w:eastAsia="MS Mincho"/>
+          <w:noProof w:val="0"/>
           <w:kern w:val="48"/>
           <w:sz w:val="48"/>
           <w:szCs w:val="48"/>
+          <w:lang w:val="en-GB"/>
         </w:rPr>
         <w:t xml:space="preserve"> P</w:t>
       </w:r>
       <w:r>
         <w:rPr>
           <w:rFonts w:eastAsia="MS Mincho"/>
+          <w:noProof w:val="0"/>
           <w:kern w:val="48"/>
           <w:sz w:val="48"/>
           <w:szCs w:val="48"/>
+          <w:lang w:val="en-GB"/>
         </w:rPr>
         <w:t>erformance</w:t>
       </w:r>
       <w:r>
         <w:rPr>
           <w:rFonts w:eastAsia="MS Mincho"/>
+          <w:noProof w:val="0"/>
           <w:kern w:val="48"/>
           <w:sz w:val="48"/>
           <w:szCs w:val="48"/>
+          <w:lang w:val="en-GB"/>
         </w:rPr>
         <w:t xml:space="preserve"> </w:t>
       </w:r>
       <w:r>
         <w:rPr>
           <w:rFonts w:eastAsia="MS Mincho"/>
+          <w:noProof w:val="0"/>
           <w:kern w:val="48"/>
           <w:sz w:val="48"/>
           <w:szCs w:val="48"/>
+          <w:lang w:val="en-GB"/>
         </w:rPr>
         <w:t>Measurement</w:t>
       </w:r>
       <w:r>
         <w:rPr>
           <w:rFonts w:eastAsia="MS Mincho"/>
+          <w:noProof w:val="0"/>
           <w:kern w:val="48"/>
           <w:sz w:val="48"/>
           <w:szCs w:val="48"/>
+          <w:lang w:val="en-GB"/>
         </w:rPr>
         <w:t xml:space="preserve"> </w:t>
       </w:r>
       <w:r>
         <w:rPr>
           <w:rFonts w:eastAsia="MS Mincho"/>
+          <w:noProof w:val="0"/>
           <w:kern w:val="48"/>
           <w:sz w:val="48"/>
           <w:szCs w:val="48"/>
+          <w:lang w:val="en-GB"/>
         </w:rPr>
         <w:t xml:space="preserve"> Experiment</w:t>
       </w:r>
@@ -94,8 +110,10 @@
         <w:spacing w:before="0" w:after="0"/>
         <w:jc w:val="both"/>
         <w:rPr>
-          <w:sz w:val="18"/>
-          <w:szCs w:val="18"/>
+          <w:noProof w:val="0"/>
+          <w:sz w:val="18"/>
+          <w:szCs w:val="18"/>
+          <w:lang w:val="en-GB"/>
         </w:rPr>
         <w:sectPr>
           <w:type w:val="continuous"/>
@@ -111,6 +129,10 @@
         <w:pStyle w:val="Author"/>
         <w:spacing w:before="0" w:after="0"/>
         <w:jc w:val="left"/>
+        <w:rPr>
+          <w:noProof w:val="0"/>
+          <w:lang w:val="en-GB"/>
+        </w:rPr>
         <w:sectPr>
           <w:type w:val="continuous"/>
           <w:pgSz w:w="11906" w:h="16838" w:code="9"/>
@@ -121,6 +143,7 @@
       </w:pPr>
       <w:r>
         <w:rPr>
+          <w:noProof w:val="0"/>
           <w:lang w:val="en-GB"/>
         </w:rPr>
         <w:br/>
@@ -131,14 +154,18 @@
         <w:pStyle w:val="Author"/>
         <w:spacing w:before="0" w:after="0"/>
         <w:rPr>
-          <w:sz w:val="18"/>
-          <w:szCs w:val="18"/>
-        </w:rPr>
-      </w:pPr>
-      <w:r>
-        <w:rPr>
-          <w:sz w:val="18"/>
-          <w:szCs w:val="18"/>
+          <w:noProof w:val="0"/>
+          <w:sz w:val="18"/>
+          <w:szCs w:val="18"/>
+          <w:lang w:val="en-GB"/>
+        </w:rPr>
+      </w:pPr>
+      <w:r>
+        <w:rPr>
+          <w:noProof w:val="0"/>
+          <w:sz w:val="18"/>
+          <w:szCs w:val="18"/>
+          <w:lang w:val="en-GB"/>
         </w:rPr>
         <w:br/>
       </w:r>
@@ -149,10 +176,12 @@
         <w:spacing w:before="0" w:after="0"/>
         <w:jc w:val="left"/>
         <w:rPr>
+          <w:noProof w:val="0"/>
           <w:color w:val="5B9BD5" w:themeColor="accent1"/>
           <w:sz w:val="18"/>
           <w:szCs w:val="18"/>
           <w:u w:val="single"/>
+          <w:lang w:val="en-GB"/>
         </w:rPr>
       </w:pPr>
     </w:p>
@@ -161,55 +190,60 @@
         <w:pStyle w:val="Author"/>
         <w:spacing w:before="0" w:after="0"/>
         <w:rPr>
+          <w:noProof w:val="0"/>
           <w:color w:val="5B9BD5" w:themeColor="accent1"/>
           <w:sz w:val="18"/>
           <w:szCs w:val="18"/>
           <w:u w:val="single"/>
-        </w:rPr>
-      </w:pPr>
-      <w:r>
-        <w:rPr>
-          <w:sz w:val="18"/>
-          <w:szCs w:val="18"/>
-        </w:rPr>
-        <w:t xml:space="preserve">Tanvir </w:t>
-      </w:r>
-      <w:r>
-        <w:rPr>
-          <w:sz w:val="18"/>
-          <w:szCs w:val="18"/>
-        </w:rPr>
-        <w:t>Ahmed</w:t>
-      </w:r>
-      <w:r>
-        <w:rPr>
+          <w:lang w:val="en-GB"/>
+        </w:rPr>
+      </w:pPr>
+      <w:r>
+        <w:rPr>
+          <w:noProof w:val="0"/>
+          <w:sz w:val="18"/>
+          <w:szCs w:val="18"/>
+          <w:lang w:val="en-GB"/>
+        </w:rPr>
+        <w:t>Tanvir Ahmed</w:t>
+      </w:r>
+      <w:r>
+        <w:rPr>
+          <w:noProof w:val="0"/>
           <w:color w:val="5B9BD5" w:themeColor="accent1"/>
           <w:sz w:val="18"/>
           <w:szCs w:val="18"/>
+          <w:lang w:val="en-GB"/>
         </w:rPr>
         <w:t xml:space="preserve"> </w:t>
       </w:r>
       <w:r>
         <w:rPr>
+          <w:noProof w:val="0"/>
           <w:color w:val="000000" w:themeColor="text1"/>
           <w:sz w:val="18"/>
           <w:szCs w:val="18"/>
+          <w:lang w:val="en-GB"/>
         </w:rPr>
         <w:t>(</w:t>
       </w:r>
       <w:r>
         <w:rPr>
+          <w:noProof w:val="0"/>
           <w:color w:val="000000" w:themeColor="text1"/>
           <w:sz w:val="18"/>
           <w:szCs w:val="18"/>
+          <w:lang w:val="en-GB"/>
         </w:rPr>
         <w:t>1386435</w:t>
       </w:r>
       <w:r>
         <w:rPr>
+          <w:noProof w:val="0"/>
           <w:color w:val="000000" w:themeColor="text1"/>
           <w:sz w:val="18"/>
           <w:szCs w:val="18"/>
+          <w:lang w:val="en-GB"/>
         </w:rPr>
         <w:t>)</w:t>
       </w:r>
@@ -219,27 +253,33 @@
         <w:pStyle w:val="Author"/>
         <w:spacing w:before="0" w:after="0"/>
         <w:rPr>
+          <w:noProof w:val="0"/>
           <w:sz w:val="18"/>
           <w:szCs w:val="18"/>
           <w:highlight w:val="red"/>
+          <w:lang w:val="en-GB"/>
         </w:rPr>
       </w:pPr>
       <w:hyperlink r:id="rId11" w:history="1">
         <w:r>
           <w:rPr>
             <w:rStyle w:val="Hyperlink"/>
+            <w:noProof w:val="0"/>
             <w:sz w:val="18"/>
             <w:szCs w:val="18"/>
             <w:u w:val="none"/>
+            <w:lang w:val="en-GB"/>
           </w:rPr>
           <w:t>tanvir.ahmed@stud.fra-uas.de</w:t>
         </w:r>
       </w:hyperlink>
       <w:r>
         <w:rPr>
+          <w:noProof w:val="0"/>
           <w:sz w:val="18"/>
           <w:szCs w:val="18"/>
           <w:highlight w:val="red"/>
+          <w:lang w:val="en-GB"/>
         </w:rPr>
         <w:br/>
       </w:r>
@@ -250,9 +290,11 @@
         <w:spacing w:before="0" w:after="0"/>
         <w:jc w:val="left"/>
         <w:rPr>
+          <w:noProof w:val="0"/>
           <w:sz w:val="18"/>
           <w:szCs w:val="18"/>
           <w:highlight w:val="red"/>
+          <w:lang w:val="en-GB"/>
         </w:rPr>
       </w:pPr>
     </w:p>
@@ -261,9 +303,11 @@
         <w:pStyle w:val="Author"/>
         <w:spacing w:before="0" w:after="0"/>
         <w:rPr>
+          <w:noProof w:val="0"/>
           <w:sz w:val="18"/>
           <w:szCs w:val="18"/>
           <w:highlight w:val="red"/>
+          <w:lang w:val="en-GB"/>
         </w:rPr>
         <w:sectPr>
           <w:type w:val="continuous"/>
@@ -315,9 +359,6 @@
         <w:t>—</w:t>
       </w:r>
       <w:r>
-        <w:rPr>
-          <w:lang w:val="en-IN"/>
-        </w:rPr>
         <w:t xml:space="preserve"> </w:t>
       </w:r>
       <w:r>
@@ -811,14 +852,26 @@
           <w:ilvl w:val="0"/>
           <w:numId w:val="0"/>
         </w:numPr>
-      </w:pPr>
-      <w:r>
+        <w:rPr>
+          <w:noProof w:val="0"/>
+        </w:rPr>
+      </w:pPr>
+      <w:r>
+        <w:rPr>
+          <w:noProof w:val="0"/>
+        </w:rPr>
         <w:t>1.</w:t>
       </w:r>
       <w:r>
+        <w:rPr>
+          <w:noProof w:val="0"/>
+        </w:rPr>
         <w:t xml:space="preserve">    I</w:t>
       </w:r>
       <w:r>
+        <w:rPr>
+          <w:noProof w:val="0"/>
+        </w:rPr>
         <w:t>ntroduction</w:t>
       </w:r>
     </w:p>
@@ -900,10 +953,7 @@
         <w:t>the process starts with</w:t>
       </w:r>
       <w:r>
-        <w:t xml:space="preserve"> Sparse Distributed Representations (SDRs), where input is converted to binary with a small percentage of active bits</w:t>
-      </w:r>
-      <w:r>
-        <w:t xml:space="preserve"> and the encoding maintains </w:t>
+        <w:t xml:space="preserve"> Sparse Distributed Representations (SDRs), where input is converted to binary with a small percentage of active bits and the encoding maintains </w:t>
       </w:r>
       <w:r>
         <w:t xml:space="preserve">semantic similarity which makes the model robust to noise letting it </w:t>
@@ -912,28 +962,10 @@
         <w:t>identify</w:t>
       </w:r>
       <w:r>
-        <w:t xml:space="preserve"> similar inputs efficiently. Then the Spatial Pooler processes the SDRs to produce stable and coherent representations</w:t>
-      </w:r>
-      <w:r>
-        <w:t>.</w:t>
-      </w:r>
-      <w:r>
-        <w:t xml:space="preserve"> </w:t>
-      </w:r>
-      <w:r>
-        <w:t xml:space="preserve">Multisequence learning </w:t>
-      </w:r>
-      <w:r>
-        <w:t>using</w:t>
-      </w:r>
-      <w:r>
-        <w:t xml:space="preserve"> HTM is</w:t>
-      </w:r>
-      <w:r>
-        <w:t xml:space="preserve"> the</w:t>
-      </w:r>
-      <w:r>
-        <w:t xml:space="preserve"> most effective method for recognizing and predicting patterns throughout multiple input sequences.</w:t>
+        <w:t xml:space="preserve"> similar inputs efficiently. Then the Spatial Pooler processes the SDRs to produce stable and coherent representations.</w:t>
+      </w:r>
+      <w:r>
+        <w:t xml:space="preserve"> Multisequence learning using HTM is the most effective method for recognizing and predicting patterns throughout multiple input sequences.</w:t>
       </w:r>
     </w:p>
     <w:p>
@@ -960,6 +992,12 @@
       <w:r>
         <w:t xml:space="preserve"> which is implemented around multisequence learning, to quantify the learning time which is required for the HTM to learn sequences of different lengths, evaluate the CPU core utilization, different runtime environments (.NET versions) on training speed and learning time affect the execution performance. </w:t>
       </w:r>
+      <w:r>
+        <w:t>Fig .1[2]</w:t>
+      </w:r>
+      <w:r>
+        <w:t xml:space="preserve"> shows the core architecture of an HTM network.</w:t>
+      </w:r>
     </w:p>
     <w:p>
       <w:pPr>
@@ -970,8 +1008,7 @@
       </w:pPr>
       <w:r>
         <w:rPr>
-          <w:noProof/>
-          <w:lang w:val="en-CA" w:eastAsia="en-CA"/>
+          <w:lang w:eastAsia="en-CA"/>
         </w:rPr>
         <w:drawing>
           <wp:inline distT="0" distB="0" distL="0" distR="0" wp14:anchorId="7C84973B" wp14:editId="05AAB99C">
@@ -1023,19 +1060,8 @@
           <w:iCs/>
           <w:sz w:val="18"/>
           <w:szCs w:val="18"/>
-          <w:lang w:val="en-IN"/>
-        </w:rPr>
-        <w:t>Figure 1: Overview of Sequence Learning [2</w:t>
-      </w:r>
-      <w:r>
-        <w:rPr>
-          <w:i/>
-          <w:iCs/>
-          <w:sz w:val="18"/>
-          <w:szCs w:val="18"/>
-          <w:lang w:val="en-IN"/>
-        </w:rPr>
-        <w:t>]</w:t>
+        </w:rPr>
+        <w:t>Figure 1: Overview of Sequence Learning [2]</w:t>
       </w:r>
     </w:p>
     <w:p>
@@ -1043,7 +1069,6 @@
         <w:jc w:val="both"/>
         <w:rPr>
           <w:highlight w:val="red"/>
-          <w:lang w:val="en-DE"/>
         </w:rPr>
       </w:pPr>
     </w:p>
@@ -1057,6 +1082,7 @@
         <w:rPr>
           <w:b/>
           <w:bCs/>
+          <w:noProof w:val="0"/>
           <w:color w:val="000000" w:themeColor="text1"/>
         </w:rPr>
       </w:pPr>
@@ -1064,6 +1090,7 @@
         <w:rPr>
           <w:b/>
           <w:bCs/>
+          <w:noProof w:val="0"/>
           <w:color w:val="000000" w:themeColor="text1"/>
         </w:rPr>
         <w:t>1.</w:t>
@@ -1072,6 +1099,7 @@
         <w:rPr>
           <w:b/>
           <w:bCs/>
+          <w:noProof w:val="0"/>
           <w:color w:val="000000" w:themeColor="text1"/>
         </w:rPr>
         <w:t>1.</w:t>
@@ -1080,6 +1108,7 @@
         <w:rPr>
           <w:b/>
           <w:bCs/>
+          <w:noProof w:val="0"/>
           <w:color w:val="000000" w:themeColor="text1"/>
         </w:rPr>
         <w:t xml:space="preserve"> Background</w:t>
@@ -1088,9 +1117,6 @@
     <w:p>
       <w:pPr>
         <w:jc w:val="both"/>
-        <w:rPr>
-          <w:lang w:val="en-DE"/>
-        </w:rPr>
       </w:pPr>
       <w:r>
         <w:t xml:space="preserve">HTM is aimed at </w:t>
@@ -1105,66 +1131,27 @@
         <w:t>HTM</w:t>
       </w:r>
       <w:r>
-        <w:t xml:space="preserve"> encompasses a hierarchically arranged network of nodes, each containing a group of neurotransmitters in the neocortex</w:t>
-      </w:r>
-      <w:r>
-        <w:t xml:space="preserve">. </w:t>
-      </w:r>
-      <w:r>
-        <w:rPr>
-          <w:lang w:val="en-DE"/>
-        </w:rPr>
+        <w:t xml:space="preserve"> encompasses a hierarchically arranged network of nodes, each containing a group of neurotransmitters in the neocortex. </w:t>
+      </w:r>
+      <w:r>
         <w:t xml:space="preserve">Based on their prior experiences, these nodes learn to identify patterns in sensory input and foresee outcomes. </w:t>
       </w:r>
       <w:r>
-        <w:rPr>
-          <w:lang w:val="en-DE"/>
-        </w:rPr>
         <w:t xml:space="preserve">The node's models are then </w:t>
       </w:r>
       <w:r>
-        <w:rPr>
-          <w:lang w:val="en-DE"/>
-        </w:rPr>
         <w:t>adjusted,</w:t>
       </w:r>
       <w:r>
-        <w:rPr>
-          <w:lang w:val="en-DE"/>
-        </w:rPr>
         <w:t xml:space="preserve"> and predictive accuracy is increased by comparing the predictions with the input data.</w:t>
       </w:r>
     </w:p>
     <w:p>
       <w:pPr>
         <w:jc w:val="both"/>
-        <w:rPr>
-          <w:lang w:val="en-DE"/>
-        </w:rPr>
-      </w:pPr>
-      <w:r>
-        <w:rPr>
-          <w:lang w:val="en-DE"/>
-        </w:rPr>
-        <w:t xml:space="preserve">According to </w:t>
-      </w:r>
-      <w:r>
-        <w:rPr>
-          <w:lang w:val="en-DE"/>
-        </w:rPr>
-        <w:t>Hawkins</w:t>
-      </w:r>
-      <w:r>
-        <w:rPr>
-          <w:lang w:val="en-DE"/>
-        </w:rPr>
-        <w:t>,</w:t>
-      </w:r>
-      <w:r>
-        <w:rPr>
-          <w:lang w:val="en-DE"/>
-        </w:rPr>
-        <w:t xml:space="preserve"> the neocortex creates an ordered set of columns, each of which consists of a collection of neurons that identify patterns in sensory information, in order to educate and make predictions. Higher-level columns represent abstract notions, and these columns interact in a hierarchical framework [3].</w:t>
+      </w:pPr>
+      <w:r>
+        <w:t>According to Hawkins, the neocortex creates an ordered set of columns, each of which consists of a collection of neurons that identify patterns in sensory information, in order to educate and make predictions. Higher-level columns represent abstract notions, and these columns interact in a hierarchical framework [3].</w:t>
       </w:r>
     </w:p>
     <w:p>
@@ -1177,6 +1164,7 @@
         <w:rPr>
           <w:b/>
           <w:bCs/>
+          <w:noProof w:val="0"/>
           <w:color w:val="000000" w:themeColor="text1"/>
         </w:rPr>
       </w:pPr>
@@ -1184,6 +1172,7 @@
         <w:rPr>
           <w:b/>
           <w:bCs/>
+          <w:noProof w:val="0"/>
           <w:color w:val="000000" w:themeColor="text1"/>
         </w:rPr>
         <w:t xml:space="preserve">1.1.1. </w:t>
@@ -1192,6 +1181,7 @@
         <w:rPr>
           <w:b/>
           <w:bCs/>
+          <w:noProof w:val="0"/>
           <w:color w:val="000000" w:themeColor="text1"/>
         </w:rPr>
         <w:t>Hierarchical Temporal Memory</w:t>
@@ -1200,89 +1190,44 @@
     <w:p>
       <w:pPr>
         <w:jc w:val="both"/>
-        <w:rPr>
-          <w:lang w:val="en-DE"/>
-        </w:rPr>
-      </w:pPr>
-      <w:r>
-        <w:t xml:space="preserve">HTM is aimed at mirroring the brain's hierarchical structure as well as the learning process. </w:t>
-      </w:r>
-      <w:r>
-        <w:t>HTM</w:t>
-      </w:r>
-      <w:r>
-        <w:t xml:space="preserve"> encompasses a hierarchically arranged network of nodes, each containing </w:t>
+      </w:pPr>
+      <w:r>
+        <w:t xml:space="preserve">HTM is aimed at mirroring the brain's hierarchical structure as well as the learning process. HTM encompasses a </w:t>
       </w:r>
       <w:r>
         <w:lastRenderedPageBreak/>
-        <w:t>a group of neurotransmitters in the neocortex</w:t>
-      </w:r>
-      <w:r>
-        <w:t xml:space="preserve">. </w:t>
-      </w:r>
-      <w:r>
-        <w:rPr>
-          <w:lang w:val="en-DE"/>
-        </w:rPr>
-        <w:t xml:space="preserve">Based on their prior experiences, these nodes learn to identify patterns in sensory input and foresee outcomes. </w:t>
-      </w:r>
-      <w:r>
-        <w:rPr>
-          <w:lang w:val="en-DE"/>
-        </w:rPr>
-        <w:t xml:space="preserve">The node's models are then </w:t>
-      </w:r>
-      <w:r>
-        <w:rPr>
-          <w:lang w:val="en-DE"/>
-        </w:rPr>
+        <w:t xml:space="preserve">hierarchically arranged network of nodes, each containing a group of neurotransmitters in the neocortex. Based on their prior experiences, these nodes learn to identify patterns in sensory input and foresee outcomes. The node's models are then </w:t>
+      </w:r>
+      <w:r>
         <w:t>adjusted,</w:t>
       </w:r>
       <w:r>
-        <w:rPr>
-          <w:lang w:val="en-DE"/>
-        </w:rPr>
         <w:t xml:space="preserve"> and predictive accuracy is increased by comparing the predictions with the input data.</w:t>
       </w:r>
     </w:p>
     <w:p>
       <w:pPr>
         <w:jc w:val="both"/>
-        <w:rPr>
-          <w:lang w:val="en-DE"/>
-        </w:rPr>
-      </w:pPr>
-      <w:r>
-        <w:rPr>
-          <w:lang w:val="en-DE"/>
-        </w:rPr>
-        <w:t xml:space="preserve">According to </w:t>
-      </w:r>
-      <w:r>
-        <w:rPr>
-          <w:lang w:val="en-DE"/>
-        </w:rPr>
-        <w:t>Hawkins</w:t>
-      </w:r>
-      <w:r>
-        <w:rPr>
-          <w:lang w:val="en-DE"/>
-        </w:rPr>
-        <w:t>,</w:t>
-      </w:r>
-      <w:r>
-        <w:rPr>
-          <w:lang w:val="en-DE"/>
-        </w:rPr>
-        <w:t xml:space="preserve"> the neocortex creates an ordered set of columns, each of which consists of a collection of neurons that identify patterns in sensory information, in order to educate and make predictions. Higher-level columns represent abstract notions, and these columns interact in a hierarchical framework [3].</w:t>
-      </w:r>
-    </w:p>
-    <w:p>
-      <w:pPr>
-        <w:jc w:val="both"/>
-        <w:rPr>
-          <w:lang w:val="en-DE"/>
-        </w:rPr>
+      </w:pPr>
+      <w:r>
+        <w:t>According to Hawkins, the neocortex creates an ordered set of columns, each of which consists of a collection of neurons that identify patterns in sensory information, in order to educate and make predictions. Higher-level columns represent abstract notions, and these columns interact in a hierarchical framework [3].</w:t>
+      </w:r>
+      <w:r>
+        <w:t xml:space="preserve"> In Fig </w:t>
+      </w:r>
+      <w:r>
+        <w:t>1.1.1</w:t>
+      </w:r>
+      <w:r>
+        <w:t>[4]</w:t>
+      </w:r>
+      <w:r>
+        <w:t>, it illustrates the hierarchical structure of the HTM. Here the input images are processed through various levels of increasingly abstract spatial and temporal patterns. Every level extract features from the one below, allowing robust recognition and prediction.</w:t>
+      </w:r>
+    </w:p>
+    <w:p>
+      <w:pPr>
+        <w:jc w:val="both"/>
       </w:pPr>
     </w:p>
     <w:p>
@@ -1296,8 +1241,7 @@
     <w:p>
       <w:r>
         <w:rPr>
-          <w:noProof/>
-          <w:lang w:val="en-CA" w:eastAsia="en-CA"/>
+          <w:lang w:eastAsia="en-CA"/>
         </w:rPr>
         <w:drawing>
           <wp:inline distT="0" distB="0" distL="0" distR="0" wp14:anchorId="2ED7DB0D" wp14:editId="2B848E33">
@@ -1346,7 +1290,6 @@
           <w:iCs/>
           <w:sz w:val="18"/>
           <w:szCs w:val="18"/>
-          <w:lang w:val="en-IN"/>
         </w:rPr>
       </w:pPr>
       <w:r>
@@ -1357,16 +1300,36 @@
           <w:iCs/>
           <w:sz w:val="18"/>
           <w:szCs w:val="18"/>
-          <w:lang w:val="en-IN"/>
-        </w:rPr>
-        <w:t xml:space="preserve">Figure 2: Hierarchical Temporal Memory Structure [4] </w:t>
+        </w:rPr>
+        <w:t xml:space="preserve">Figure </w:t>
+      </w:r>
+      <w:r>
+        <w:rPr>
+          <w:b w:val="0"/>
+          <w:bCs w:val="0"/>
+          <w:i/>
+          <w:iCs/>
+          <w:sz w:val="18"/>
+          <w:szCs w:val="18"/>
+        </w:rPr>
+        <w:t>1.1.1</w:t>
+      </w:r>
+      <w:r>
+        <w:rPr>
+          <w:b w:val="0"/>
+          <w:bCs w:val="0"/>
+          <w:i/>
+          <w:iCs/>
+          <w:sz w:val="18"/>
+          <w:szCs w:val="18"/>
+        </w:rPr>
+        <w:t xml:space="preserve">: Hierarchical Temporal Memory Structure [4] </w:t>
       </w:r>
     </w:p>
     <w:p>
       <w:pPr>
         <w:rPr>
           <w:highlight w:val="red"/>
-          <w:lang w:val="en-IN"/>
         </w:rPr>
       </w:pPr>
     </w:p>
@@ -1420,47 +1383,85 @@
         <w:jc w:val="both"/>
         <w:rPr>
           <w:rFonts w:eastAsia="Times New Roman"/>
-          <w:lang w:val="en-DE"/>
         </w:rPr>
       </w:pPr>
       <w:r>
         <w:rPr>
           <w:rFonts w:eastAsia="Times New Roman"/>
-          <w:lang w:val="en-DE"/>
-        </w:rPr>
-        <w:t>Cells are joined in a column by a proximal dendrite, and synapses are shown by tiny black circles. A legitimate synaptic link with a persistence value higher than the connection threshold is shown by a solid circle. A putative synaptic connection with a persistence value below the connection threshold is represented by an empty circle.</w:t>
+        </w:rPr>
+        <w:t>Cells are joined in a column by a proximal dendrite, and synapses are shown by tiny black circles. A legitimate synaptic link with a persistence value higher than the connection threshold is shown by a solid circle. A putative synaptic connection with a persistence value below the connection threshold is represented by an empty circle. After a local inhibitory step, feedback input activates a column if there are sufficient genuine synapses linked to active input bits [14].</w:t>
       </w:r>
       <w:r>
         <w:rPr>
           <w:rFonts w:eastAsia="Times New Roman"/>
-          <w:lang w:val="en-DE"/>
-        </w:rPr>
-        <w:t xml:space="preserve"> </w:t>
+        </w:rPr>
+        <w:t xml:space="preserve"> In Fig</w:t>
       </w:r>
       <w:r>
         <w:rPr>
           <w:rFonts w:eastAsia="Times New Roman"/>
-          <w:lang w:val="en-DE"/>
-        </w:rPr>
-        <w:t>After a local inhibitory step, feedback input activates a column if there are sufficient genuine synapses linked to active input bits [14].</w:t>
-      </w:r>
-    </w:p>
-    <w:p>
-      <w:pPr>
-        <w:rPr>
-          <w:lang w:val="en-IN"/>
-        </w:rPr>
-      </w:pPr>
+        </w:rPr>
+        <w:t xml:space="preserve">. </w:t>
+      </w:r>
+      <w:r>
+        <w:rPr>
+          <w:rFonts w:eastAsia="Times New Roman"/>
+        </w:rPr>
+        <w:t>1.1.2</w:t>
+      </w:r>
+      <w:r>
+        <w:rPr>
+          <w:rFonts w:eastAsia="Times New Roman"/>
+        </w:rPr>
+        <w:t>[9]</w:t>
+      </w:r>
+      <w:r>
+        <w:rPr>
+          <w:rFonts w:eastAsia="Times New Roman"/>
+        </w:rPr>
+        <w:t xml:space="preserve">, it shows the input integration mechanism of an HTM neuron, where it </w:t>
+      </w:r>
+      <w:r>
+        <w:rPr>
+          <w:rFonts w:eastAsia="Times New Roman"/>
+        </w:rPr>
+        <w:t>relates</w:t>
+      </w:r>
+      <w:r>
+        <w:rPr>
+          <w:rFonts w:eastAsia="Times New Roman"/>
+        </w:rPr>
+        <w:t xml:space="preserve"> feedforward input (Green), contextual input (blue), and feedback signals to </w:t>
+      </w:r>
+      <w:r>
+        <w:rPr>
+          <w:rFonts w:eastAsia="Times New Roman"/>
+        </w:rPr>
+        <w:t>decide</w:t>
+      </w:r>
+      <w:r>
+        <w:rPr>
+          <w:rFonts w:eastAsia="Times New Roman"/>
+        </w:rPr>
+        <w:t xml:space="preserve"> activation. </w:t>
+      </w:r>
+      <w:r>
+        <w:rPr>
+          <w:rFonts w:eastAsia="Times New Roman"/>
+        </w:rPr>
+        <w:t>Dendrite segments are represented by the OR gates that detect specific patterns for predictive or active states.</w:t>
+      </w:r>
+    </w:p>
+    <w:p>
       <w:r>
         <w:rPr>
           <w:noProof/>
-          <w:lang w:val="en-CA" w:eastAsia="en-CA"/>
         </w:rPr>
         <w:drawing>
-          <wp:inline distT="0" distB="0" distL="0" distR="0" wp14:anchorId="2A8739E6" wp14:editId="20C50918">
-            <wp:extent cx="1801906" cy="2197175"/>
-            <wp:effectExtent l="0" t="0" r="8255" b="0"/>
-            <wp:docPr id="1787125625" name="Picture 1" descr="A diagram of a diagram&#10;&#10;Description automatically generated"/>
+          <wp:inline distT="0" distB="0" distL="0" distR="0" wp14:anchorId="1EA2577A" wp14:editId="6B8C93D9">
+            <wp:extent cx="960120" cy="1270113"/>
+            <wp:effectExtent l="0" t="0" r="0" b="6350"/>
+            <wp:docPr id="1690440360" name="Picture 3" descr="A diagram of a diagram&#10;&#10;AI-generated content may be incorrect."/>
             <wp:cNvGraphicFramePr>
               <a:graphicFrameLocks xmlns:a="http://schemas.openxmlformats.org/drawingml/2006/main" noChangeAspect="1"/>
             </wp:cNvGraphicFramePr>
@@ -1468,29 +1469,36 @@
               <a:graphicData uri="http://schemas.openxmlformats.org/drawingml/2006/picture">
                 <pic:pic xmlns:pic="http://schemas.openxmlformats.org/drawingml/2006/picture">
                   <pic:nvPicPr>
-                    <pic:cNvPr id="1787125625" name="Picture 1" descr="A diagram of a diagram&#10;&#10;Description automatically generated"/>
-                    <pic:cNvPicPr/>
+                    <pic:cNvPr id="1690440360" name="Picture 3" descr="A diagram of a diagram&#10;&#10;AI-generated content may be incorrect."/>
+                    <pic:cNvPicPr>
+                      <a:picLocks noChangeAspect="1" noChangeArrowheads="1"/>
+                    </pic:cNvPicPr>
                   </pic:nvPicPr>
                   <pic:blipFill>
-                    <a:blip r:embed="rId14" cstate="print">
+                    <a:blip r:embed="rId14">
                       <a:extLst>
                         <a:ext uri="{28A0092B-C50C-407E-A947-70E740481C1C}">
                           <a14:useLocalDpi xmlns:a14="http://schemas.microsoft.com/office/drawing/2010/main" val="0"/>
                         </a:ext>
                       </a:extLst>
                     </a:blip>
+                    <a:srcRect/>
                     <a:stretch>
                       <a:fillRect/>
                     </a:stretch>
                   </pic:blipFill>
-                  <pic:spPr>
+                  <pic:spPr bwMode="auto">
                     <a:xfrm>
                       <a:off x="0" y="0"/>
-                      <a:ext cx="1816514" cy="2214988"/>
+                      <a:ext cx="985487" cy="1303670"/>
                     </a:xfrm>
                     <a:prstGeom prst="rect">
                       <a:avLst/>
                     </a:prstGeom>
+                    <a:noFill/>
+                    <a:ln>
+                      <a:noFill/>
+                    </a:ln>
                   </pic:spPr>
                 </pic:pic>
               </a:graphicData>
@@ -1499,13 +1507,7 @@
         </w:drawing>
       </w:r>
     </w:p>
-    <w:p>
-      <w:pPr>
-        <w:rPr>
-          <w:lang w:val="en-IN"/>
-        </w:rPr>
-      </w:pPr>
-    </w:p>
+    <w:p/>
     <w:p>
       <w:pPr>
         <w:pStyle w:val="BodyText"/>
@@ -1515,18 +1517,38 @@
           <w:iCs/>
           <w:sz w:val="18"/>
           <w:szCs w:val="18"/>
-          <w:lang w:val="en-IN"/>
-        </w:rPr>
-      </w:pPr>
-      <w:r>
-        <w:rPr>
-          <w:i/>
-          <w:iCs/>
-          <w:sz w:val="18"/>
-          <w:szCs w:val="18"/>
-          <w:lang w:val="en-IN"/>
-        </w:rPr>
-        <w:t xml:space="preserve">Figure 3: Proximal Dendrite Representation [9] </w:t>
+          <w:lang w:val="en-GB"/>
+        </w:rPr>
+      </w:pPr>
+      <w:r>
+        <w:rPr>
+          <w:i/>
+          <w:iCs/>
+          <w:sz w:val="18"/>
+          <w:szCs w:val="18"/>
+          <w:lang w:val="en-GB"/>
+        </w:rPr>
+        <w:t xml:space="preserve">Figure </w:t>
+      </w:r>
+      <w:r>
+        <w:rPr>
+          <w:i/>
+          <w:iCs/>
+          <w:sz w:val="18"/>
+          <w:szCs w:val="18"/>
+          <w:lang w:val="en-GB"/>
+        </w:rPr>
+        <w:t>1.1.2</w:t>
+      </w:r>
+      <w:r>
+        <w:rPr>
+          <w:i/>
+          <w:iCs/>
+          <w:sz w:val="18"/>
+          <w:szCs w:val="18"/>
+          <w:lang w:val="en-GB"/>
+        </w:rPr>
+        <w:t xml:space="preserve">: Proximal Dendrite Representation [9] </w:t>
       </w:r>
     </w:p>
     <w:p>
@@ -1537,7 +1559,7 @@
           <w:i/>
           <w:iCs/>
           <w:highlight w:val="red"/>
-          <w:lang w:val="en-IN"/>
+          <w:lang w:val="en-GB"/>
         </w:rPr>
       </w:pPr>
     </w:p>
@@ -1549,6 +1571,7 @@
           <w:rStyle w:val="Emphasis"/>
           <w:b/>
           <w:bCs/>
+          <w:lang w:val="en-GB"/>
         </w:rPr>
       </w:pPr>
       <w:r>
@@ -1556,6 +1579,7 @@
           <w:rStyle w:val="Emphasis"/>
           <w:b/>
           <w:bCs/>
+          <w:lang w:val="en-GB"/>
         </w:rPr>
         <w:t>1.</w:t>
       </w:r>
@@ -1564,6 +1588,7 @@
           <w:rStyle w:val="Emphasis"/>
           <w:b/>
           <w:bCs/>
+          <w:lang w:val="en-GB"/>
         </w:rPr>
         <w:t>1.3</w:t>
       </w:r>
@@ -1572,6 +1597,7 @@
           <w:rStyle w:val="Emphasis"/>
           <w:b/>
           <w:bCs/>
+          <w:lang w:val="en-GB"/>
         </w:rPr>
         <w:t>.   Distal Dendrite Segments</w:t>
       </w:r>
@@ -1581,66 +1607,65 @@
         <w:jc w:val="both"/>
         <w:rPr>
           <w:rFonts w:eastAsia="Times New Roman"/>
-          <w:lang w:val="en-DE"/>
         </w:rPr>
       </w:pPr>
       <w:r>
         <w:rPr>
           <w:rFonts w:eastAsia="Times New Roman"/>
-          <w:lang w:val="en-DE"/>
-        </w:rPr>
-        <w:t xml:space="preserve">There are typically around 40 synapses in each of the 130 distal dendritic categories found in each brain cell. It has </w:t>
-      </w:r>
-      <w:r>
-        <w:rPr>
-          <w:rFonts w:eastAsia="Times New Roman"/>
-          <w:lang w:val="en-DE"/>
-        </w:rPr>
-        <w:t>one proximal dendritic segment as well. A set of synapses can connect to a subset of other cells within a specific "learning radius," while nearby cells provide lateral input to the distal segments.</w:t>
+        </w:rPr>
+        <w:t>There are typically around 40 synapses in each of the 130 distal dendritic categories found in each brain cell. It has one proximal dendritic segment as well. A set of synapses can connect to a subset of other cells within a specific "learning radius," while nearby cells provide lateral input to the distal segments.</w:t>
       </w:r>
       <w:r>
         <w:rPr>
           <w:rFonts w:eastAsia="Times New Roman"/>
           <w:sz w:val="24"/>
           <w:szCs w:val="24"/>
-          <w:lang w:val="en-DE" w:eastAsia="en-DE"/>
+          <w:lang w:eastAsia="en-DE"/>
         </w:rPr>
         <w:t xml:space="preserve"> </w:t>
       </w:r>
       <w:r>
         <w:rPr>
           <w:rFonts w:eastAsia="Times New Roman"/>
-          <w:lang w:val="en-DE"/>
         </w:rPr>
         <w:t xml:space="preserve">The dendritic segment remembers the activation status of the surrounding cells by connecting with previously activated cells. The cell enters an anticipatory state if a dendritic segment recognizes the same pattern of cellular activity, that is, if the number of activated synapses on any segment surpasses a certain threshold. Therefore, it is probable that column activation will arise from signalling that feedforward input. </w:t>
       </w:r>
-    </w:p>
-    <w:p>
-      <w:pPr>
-        <w:jc w:val="both"/>
+      <w:r>
         <w:rPr>
           <w:rFonts w:eastAsia="Times New Roman"/>
-          <w:lang w:val="en-DE"/>
-        </w:rPr>
-      </w:pPr>
-    </w:p>
-    <w:p>
-      <w:pPr>
-        <w:jc w:val="both"/>
+        </w:rPr>
+        <w:t>Fig</w:t>
+      </w:r>
+      <w:r>
         <w:rPr>
           <w:rFonts w:eastAsia="Times New Roman"/>
-          <w:lang w:val="en-DE"/>
-        </w:rPr>
-      </w:pPr>
-    </w:p>
-    <w:p>
-      <w:pPr>
-        <w:jc w:val="both"/>
+        </w:rPr>
+        <w:t xml:space="preserve">. </w:t>
+      </w:r>
+      <w:r>
         <w:rPr>
           <w:rFonts w:eastAsia="Times New Roman"/>
-          <w:highlight w:val="red"/>
-        </w:rPr>
-      </w:pPr>
+        </w:rPr>
+        <w:t>1.1.3</w:t>
+      </w:r>
+      <w:r>
+        <w:rPr>
+          <w:rFonts w:eastAsia="Times New Roman"/>
+        </w:rPr>
+        <w:t>[13]</w:t>
+      </w:r>
+      <w:r>
+        <w:rPr>
+          <w:rFonts w:eastAsia="Times New Roman"/>
+        </w:rPr>
+        <w:t>,</w:t>
+      </w:r>
+      <w:r>
+        <w:rPr>
+          <w:rFonts w:eastAsia="Times New Roman"/>
+        </w:rPr>
+        <w:t xml:space="preserve"> shows how an HTM cell enters a predictive or active state based on distal dendrite input and column activation, allowing temporal pattern recognition. </w:t>
+      </w:r>
     </w:p>
     <w:p>
       <w:pPr>
@@ -1650,13 +1675,12 @@
         <w:ind w:firstLine="360"/>
         <w:jc w:val="both"/>
         <w:rPr>
-          <w:lang w:val="en-GB" w:eastAsia="ja-JP"/>
-        </w:rPr>
-      </w:pPr>
-      <w:r>
-        <w:rPr>
-          <w:noProof/>
-          <w:lang w:val="en-CA" w:eastAsia="en-CA"/>
+          <w:lang w:eastAsia="ja-JP"/>
+        </w:rPr>
+      </w:pPr>
+      <w:r>
+        <w:rPr>
+          <w:lang w:eastAsia="en-CA"/>
         </w:rPr>
         <w:drawing>
           <wp:inline distT="0" distB="0" distL="0" distR="0" wp14:anchorId="41FA9DB5" wp14:editId="4681073D">
@@ -1704,18 +1728,38 @@
           <w:iCs/>
           <w:sz w:val="18"/>
           <w:szCs w:val="18"/>
-          <w:lang w:val="en-IN"/>
-        </w:rPr>
-      </w:pPr>
-      <w:r>
-        <w:rPr>
-          <w:i/>
-          <w:iCs/>
-          <w:sz w:val="18"/>
-          <w:szCs w:val="18"/>
-          <w:lang w:val="en-IN"/>
-        </w:rPr>
-        <w:t>Figure 4: Distal Dendrite Segment at the Cellular Level [13]</w:t>
+          <w:lang w:val="en-GB"/>
+        </w:rPr>
+      </w:pPr>
+      <w:r>
+        <w:rPr>
+          <w:i/>
+          <w:iCs/>
+          <w:sz w:val="18"/>
+          <w:szCs w:val="18"/>
+          <w:lang w:val="en-GB"/>
+        </w:rPr>
+        <w:t xml:space="preserve">Figure </w:t>
+      </w:r>
+      <w:r>
+        <w:rPr>
+          <w:i/>
+          <w:iCs/>
+          <w:sz w:val="18"/>
+          <w:szCs w:val="18"/>
+          <w:lang w:val="en-GB"/>
+        </w:rPr>
+        <w:t>1.1.3</w:t>
+      </w:r>
+      <w:r>
+        <w:rPr>
+          <w:i/>
+          <w:iCs/>
+          <w:sz w:val="18"/>
+          <w:szCs w:val="18"/>
+          <w:lang w:val="en-GB"/>
+        </w:rPr>
+        <w:t>: Distal Dendrite Segment at the Cellular Level [13]</w:t>
       </w:r>
     </w:p>
     <w:p>
@@ -1726,7 +1770,7 @@
           <w:i/>
           <w:iCs/>
           <w:highlight w:val="red"/>
-          <w:lang w:val="en-IN"/>
+          <w:lang w:val="en-GB"/>
         </w:rPr>
       </w:pPr>
     </w:p>
@@ -1740,6 +1784,7 @@
         <w:rPr>
           <w:b/>
           <w:bCs/>
+          <w:noProof w:val="0"/>
         </w:rPr>
       </w:pPr>
       <w:r>
@@ -1749,6 +1794,7 @@
           <w:bCs/>
           <w:i/>
           <w:iCs/>
+          <w:noProof w:val="0"/>
         </w:rPr>
         <w:t>1</w:t>
       </w:r>
@@ -1759,6 +1805,7 @@
           <w:bCs/>
           <w:i/>
           <w:iCs/>
+          <w:noProof w:val="0"/>
         </w:rPr>
         <w:t>.1</w:t>
       </w:r>
@@ -1769,6 +1816,7 @@
           <w:bCs/>
           <w:i/>
           <w:iCs/>
+          <w:noProof w:val="0"/>
         </w:rPr>
         <w:t>.4</w:t>
       </w:r>
@@ -1779,6 +1827,7 @@
           <w:bCs/>
           <w:i/>
           <w:iCs/>
+          <w:noProof w:val="0"/>
         </w:rPr>
         <w:t>.  Prediction</w:t>
       </w:r>
@@ -1788,13 +1837,11 @@
         <w:jc w:val="both"/>
         <w:rPr>
           <w:rFonts w:eastAsia="Times New Roman"/>
-          <w:lang w:val="en-DE"/>
         </w:rPr>
       </w:pPr>
       <w:r>
         <w:rPr>
           <w:rFonts w:eastAsia="Times New Roman"/>
-          <w:lang w:val="en-DE"/>
         </w:rPr>
         <w:t>Its primary function is estimate, which is the basis of intelligence. It makes predictions about the real world using both new incoming data and static representations [15].</w:t>
       </w:r>
@@ -1817,6 +1864,7 @@
           <w:rStyle w:val="Emphasis"/>
           <w:b/>
           <w:bCs/>
+          <w:lang w:val="en-GB"/>
         </w:rPr>
       </w:pPr>
       <w:r>
@@ -1824,6 +1872,7 @@
           <w:rStyle w:val="Emphasis"/>
           <w:b/>
           <w:bCs/>
+          <w:lang w:val="en-GB"/>
         </w:rPr>
         <w:t>1.</w:t>
       </w:r>
@@ -1832,6 +1881,7 @@
           <w:rStyle w:val="Emphasis"/>
           <w:b/>
           <w:bCs/>
+          <w:lang w:val="en-GB"/>
         </w:rPr>
         <w:t>1.5</w:t>
       </w:r>
@@ -1840,6 +1890,7 @@
           <w:rStyle w:val="Emphasis"/>
           <w:b/>
           <w:bCs/>
+          <w:lang w:val="en-GB"/>
         </w:rPr>
         <w:t>.  Memory</w:t>
       </w:r>
@@ -1849,13 +1900,11 @@
         <w:jc w:val="both"/>
         <w:rPr>
           <w:rFonts w:eastAsia="Times New Roman"/>
-          <w:lang w:val="en-DE"/>
         </w:rPr>
       </w:pPr>
       <w:r>
         <w:rPr>
           <w:rFonts w:eastAsia="Times New Roman"/>
-          <w:lang w:val="en-DE"/>
         </w:rPr>
         <w:t>The cortex is not the same as a parallel processor. The brain employs this technique to retrieve output from its enormous memory more rapidly, even if parallel computers do several calculations on input patterns at once to create distinct output patterns. Sequential and regular patterns are spontaneously accumulated and linked in a hierarchical manner by the cortex. Complete patterns may be recovered from incomplete data inputs in both temporal memory and these linked memories.</w:t>
       </w:r>
@@ -1886,12 +1935,14 @@
         <w:rPr>
           <w:b/>
           <w:bCs/>
-        </w:rPr>
-      </w:pPr>
-      <w:r>
-        <w:rPr>
-          <w:b/>
-          <w:bCs/>
+          <w:noProof w:val="0"/>
+        </w:rPr>
+      </w:pPr>
+      <w:r>
+        <w:rPr>
+          <w:b/>
+          <w:bCs/>
+          <w:noProof w:val="0"/>
         </w:rPr>
         <w:t>1.</w:t>
       </w:r>
@@ -1899,6 +1950,7 @@
         <w:rPr>
           <w:b/>
           <w:bCs/>
+          <w:noProof w:val="0"/>
         </w:rPr>
         <w:t>1.6</w:t>
       </w:r>
@@ -1906,6 +1958,7 @@
         <w:rPr>
           <w:b/>
           <w:bCs/>
+          <w:noProof w:val="0"/>
         </w:rPr>
         <w:t>.   Connection</w:t>
       </w:r>
@@ -1915,36 +1968,57 @@
         <w:jc w:val="both"/>
         <w:rPr>
           <w:rFonts w:eastAsia="Times New Roman"/>
-          <w:lang w:val="en-DE"/>
         </w:rPr>
       </w:pPr>
       <w:r>
         <w:rPr>
           <w:rFonts w:eastAsia="Times New Roman"/>
-          <w:lang w:val="en-DE"/>
-        </w:rPr>
-        <w:t>In contrast to the conventional ANN neuron model seen in Fig. 5[16], which necessitates a weighted average of inputs followed by a non-linear operation on the total, the HTM neuron model is modelled after cortical neurons. The basis for memory and recall in the brain is provided by biological neurons, which carry out increasingly complex functions and interact through both chemical and electrical impulses, according to recent neuroscience studies.</w:t>
+        </w:rPr>
+        <w:t xml:space="preserve">In contrast to the conventional ANN neuron model seen in Fig. </w:t>
+      </w:r>
+      <w:r>
+        <w:rPr>
+          <w:rFonts w:eastAsia="Times New Roman"/>
+        </w:rPr>
+        <w:t>1.1.6</w:t>
+      </w:r>
+      <w:r>
+        <w:rPr>
+          <w:rFonts w:eastAsia="Times New Roman"/>
+        </w:rPr>
+        <w:t>[16], which necessitates a weighted average of inputs followed by a non-linear operation on the total, the HTM neuron model is modelled after cortical neurons. The basis for memory and recall in the brain is provided by biological neurons, which carry out increasingly complex functions and interact through both chemical and electrical impulses, according to recent neuroscience studies.</w:t>
       </w:r>
     </w:p>
     <w:p>
       <w:pPr>
         <w:pStyle w:val="BodyText"/>
         <w:jc w:val="center"/>
-      </w:pPr>
-      <w:r>
+        <w:rPr>
+          <w:lang w:val="en-GB"/>
+        </w:rPr>
+      </w:pPr>
+      <w:r>
+        <w:rPr>
+          <w:lang w:val="en-GB"/>
+        </w:rPr>
         <w:lastRenderedPageBreak/>
         <w:fldChar w:fldCharType="begin"/>
       </w:r>
       <w:r>
+        <w:rPr>
+          <w:lang w:val="en-GB"/>
+        </w:rPr>
         <w:instrText xml:space="preserve"> INCLUDEPICTURE "https://simplypsychology.org/wp-content/uploads/Neuron.jpg" \* MERGEFORMATINET </w:instrText>
       </w:r>
       <w:r>
+        <w:rPr>
+          <w:lang w:val="en-GB"/>
+        </w:rPr>
         <w:fldChar w:fldCharType="separate"/>
       </w:r>
       <w:r>
         <w:rPr>
-          <w:noProof/>
-          <w:lang w:val="en-CA" w:eastAsia="en-CA"/>
+          <w:lang w:val="en-GB" w:eastAsia="en-CA"/>
         </w:rPr>
         <w:drawing>
           <wp:inline distT="0" distB="0" distL="0" distR="0" wp14:anchorId="0F748D1A" wp14:editId="3B1E6073">
@@ -1996,6 +2070,9 @@
         </w:drawing>
       </w:r>
       <w:r>
+        <w:rPr>
+          <w:lang w:val="en-GB"/>
+        </w:rPr>
         <w:fldChar w:fldCharType="end"/>
       </w:r>
     </w:p>
@@ -2008,16 +2085,16 @@
           <w:iCs/>
           <w:sz w:val="18"/>
           <w:szCs w:val="18"/>
-          <w:lang w:val="en-IN"/>
-        </w:rPr>
-      </w:pPr>
-      <w:r>
-        <w:rPr>
-          <w:i/>
-          <w:iCs/>
-          <w:sz w:val="18"/>
-          <w:szCs w:val="18"/>
-          <w:lang w:val="en-IN"/>
+          <w:lang w:val="en-GB"/>
+        </w:rPr>
+      </w:pPr>
+      <w:r>
+        <w:rPr>
+          <w:i/>
+          <w:iCs/>
+          <w:sz w:val="18"/>
+          <w:szCs w:val="18"/>
+          <w:lang w:val="en-GB"/>
         </w:rPr>
         <w:t xml:space="preserve">Figure </w:t>
       </w:r>
@@ -2027,17 +2104,17 @@
           <w:iCs/>
           <w:sz w:val="18"/>
           <w:szCs w:val="18"/>
-          <w:lang w:val="en-IN"/>
-        </w:rPr>
-        <w:t>5</w:t>
-      </w:r>
-      <w:r>
-        <w:rPr>
-          <w:i/>
-          <w:iCs/>
-          <w:sz w:val="18"/>
-          <w:szCs w:val="18"/>
-          <w:lang w:val="en-IN"/>
+          <w:lang w:val="en-GB"/>
+        </w:rPr>
+        <w:t>1.1.6</w:t>
+      </w:r>
+      <w:r>
+        <w:rPr>
+          <w:i/>
+          <w:iCs/>
+          <w:sz w:val="18"/>
+          <w:szCs w:val="18"/>
+          <w:lang w:val="en-GB"/>
         </w:rPr>
         <w:t>: Neuron Structure [11]</w:t>
       </w:r>
@@ -2047,13 +2124,11 @@
         <w:jc w:val="both"/>
         <w:rPr>
           <w:rFonts w:eastAsia="Times New Roman"/>
-          <w:lang w:val="en-DE"/>
         </w:rPr>
       </w:pPr>
       <w:r>
         <w:rPr>
           <w:rFonts w:eastAsia="Times New Roman"/>
-          <w:lang w:val="en-DE"/>
         </w:rPr>
         <w:t>Similar mechanisms underlie the communication process: Neuron A becomes electrically charged with the fluid surrounding its membrane whenever it receives an organic signal from another neuron. The electric field travels away from A's soma and down the axon. Vesicles are a group of synaptic storage locations that hold substances produced by the soma. These vesicles fuse with the cell membrane when an electrical charge reaches the point of contact, releasing neurotransmitters into the space between neurons. Neurotransmitters connect to membrane receptors on one of neuron B's dendrites after crossing the synaptic cleft. Before repeating the action, neuron B produces an electrical charge that passes through its axon.</w:t>
       </w:r>
@@ -2068,12 +2143,14 @@
         <w:rPr>
           <w:b/>
           <w:bCs/>
-        </w:rPr>
-      </w:pPr>
-      <w:r>
-        <w:rPr>
-          <w:b/>
-          <w:bCs/>
+          <w:noProof w:val="0"/>
+        </w:rPr>
+      </w:pPr>
+      <w:r>
+        <w:rPr>
+          <w:b/>
+          <w:bCs/>
+          <w:noProof w:val="0"/>
         </w:rPr>
         <w:t>1.</w:t>
       </w:r>
@@ -2081,6 +2158,7 @@
         <w:rPr>
           <w:b/>
           <w:bCs/>
+          <w:noProof w:val="0"/>
         </w:rPr>
         <w:t>1</w:t>
       </w:r>
@@ -2088,6 +2166,7 @@
         <w:rPr>
           <w:b/>
           <w:bCs/>
+          <w:noProof w:val="0"/>
         </w:rPr>
         <w:t>.</w:t>
       </w:r>
@@ -2095,6 +2174,7 @@
         <w:rPr>
           <w:b/>
           <w:bCs/>
+          <w:noProof w:val="0"/>
         </w:rPr>
         <w:t>7.</w:t>
       </w:r>
@@ -2102,6 +2182,7 @@
         <w:rPr>
           <w:b/>
           <w:bCs/>
+          <w:noProof w:val="0"/>
         </w:rPr>
         <w:t xml:space="preserve">   Temporal Memory</w:t>
       </w:r>
@@ -2109,14 +2190,8 @@
     <w:p>
       <w:pPr>
         <w:jc w:val="both"/>
-        <w:rPr>
-          <w:lang w:val="en-DE"/>
-        </w:rPr>
-      </w:pPr>
-      <w:r>
-        <w:rPr>
-          <w:lang w:val="en-DE"/>
-        </w:rPr>
+      </w:pPr>
+      <w:r>
         <w:t>A group of active cells that reflect the current context of the incoming data are stored in temporal memory. The active cells alter in response to new input patterns based on how closely the input matches the current context. Furthermore, the software manages a collection of cell connections that symbolize the sequence of patterns previously observed [6]. Temporal Memory may predict the next most probable input pattern based on the present context by using these links. The algorithm fortifies ties between cells that were active during the anticipated sequence if the prediction comes true. The algorithm adjusts the connections to reduce the likelihood that the sequence will recur in the future if the forecast proves to be incorrect.</w:t>
       </w:r>
     </w:p>
@@ -2130,12 +2205,14 @@
         <w:rPr>
           <w:b/>
           <w:bCs/>
-        </w:rPr>
-      </w:pPr>
-      <w:r>
-        <w:rPr>
-          <w:b/>
-          <w:bCs/>
+          <w:noProof w:val="0"/>
+        </w:rPr>
+      </w:pPr>
+      <w:r>
+        <w:rPr>
+          <w:b/>
+          <w:bCs/>
+          <w:noProof w:val="0"/>
         </w:rPr>
         <w:t>Encoder</w:t>
       </w:r>
@@ -2143,29 +2220,9 @@
     <w:p>
       <w:pPr>
         <w:jc w:val="both"/>
-        <w:rPr>
-          <w:lang w:val="en-DE"/>
-        </w:rPr>
-      </w:pPr>
-      <w:r>
-        <w:rPr>
-          <w:lang w:val="en-DE"/>
-        </w:rPr>
-        <w:t xml:space="preserve">Raw data inputs are received by the encoder, which transforms them into </w:t>
-      </w:r>
-      <w:proofErr w:type="spellStart"/>
-      <w:r>
-        <w:rPr>
-          <w:lang w:val="en-DE"/>
-        </w:rPr>
-        <w:t>SDRs</w:t>
-      </w:r>
-      <w:proofErr w:type="spellEnd"/>
-      <w:r>
-        <w:rPr>
-          <w:lang w:val="en-DE"/>
-        </w:rPr>
-        <w:t xml:space="preserve"> that highlight the key characteristics of the incoming data. Among the many steps in the encoding process are equalization, noise reduction, and dimensionality reduction. Additionally, over time, the encoder adapts to changes in input concentration and learns to spot patterns in the input data.</w:t>
+      </w:pPr>
+      <w:r>
+        <w:t>Raw data inputs are received by the encoder, which transforms them into SDRs that highlight the key characteristics of the incoming data. Among the many steps in the encoding process are equalization, noise reduction, and dimensionality reduction. Additionally, over time, the encoder adapts to changes in input concentration and learns to spot patterns in the input data.</w:t>
       </w:r>
     </w:p>
     <w:p>
@@ -2231,16 +2288,7 @@
           <w:i/>
           <w:iCs/>
         </w:rPr>
-        <w:t>.9</w:t>
-      </w:r>
-      <w:r>
-        <w:rPr>
-          <w:b/>
-          <w:bCs/>
-          <w:i/>
-          <w:iCs/>
-        </w:rPr>
-        <w:t>.</w:t>
+        <w:t>.9.</w:t>
       </w:r>
       <w:r>
         <w:rPr>
@@ -2256,21 +2304,33 @@
     <w:p>
       <w:pPr>
         <w:jc w:val="left"/>
-        <w:rPr>
-          <w:lang w:val="en-DE"/>
-        </w:rPr>
-      </w:pPr>
-      <w:r>
-        <w:rPr>
-          <w:lang w:val="en-DE"/>
-        </w:rPr>
+      </w:pPr>
+      <w:r>
         <w:t xml:space="preserve">An unsupervised learning technique called the Spatial Pooler transforms high-dimensional input data into a lower-dimensional SDR that captures the key characteristics of the input data. To do this, it first gives </w:t>
       </w:r>
       <w:r>
-        <w:rPr>
-          <w:lang w:val="en-DE"/>
-        </w:rPr>
-        <w:t>each input characteristic an arbitrary number of weights, after which it determines how much the input and the weights overlap. After that, the traits that overlap the most are selected and included to the SDR[6].</w:t>
+        <w:t xml:space="preserve">each input characteristic an arbitrary number of weights, after which it determines how much the input and the weights overlap. After that, the traits that overlap the most are selected and included to the </w:t>
+      </w:r>
+      <w:r>
+        <w:t>SDR [</w:t>
+      </w:r>
+      <w:r>
+        <w:t>6].</w:t>
+      </w:r>
+      <w:r>
+        <w:t xml:space="preserve"> </w:t>
+      </w:r>
+      <w:r>
+        <w:t>Fig .</w:t>
+      </w:r>
+      <w:r>
+        <w:t>1.1.9</w:t>
+      </w:r>
+      <w:r>
+        <w:t>[12]</w:t>
+      </w:r>
+      <w:r>
+        <w:t xml:space="preserve"> illustrated the way spatial polling in HTM detects active mini-columns based on input patterns, which forms sparse distributed representations using probable synaptic connections.  </w:t>
       </w:r>
     </w:p>
     <w:p>
@@ -2280,16 +2340,11 @@
         </w:rPr>
       </w:pPr>
       <w:r>
-        <w:rPr>
-          <w:noProof/>
-          <w:highlight w:val="red"/>
-          <w:lang w:val="en-CA" w:eastAsia="en-CA"/>
-        </w:rPr>
         <w:drawing>
-          <wp:inline distT="0" distB="0" distL="0" distR="0" wp14:anchorId="4B6DC847" wp14:editId="4DA93777">
-            <wp:extent cx="2677996" cy="1488142"/>
-            <wp:effectExtent l="0" t="0" r="8255" b="0"/>
-            <wp:docPr id="1986748622" name="Picture 1986748622" descr="Diagram&#10;&#10;Description automatically generated"/>
+          <wp:inline distT="0" distB="0" distL="0" distR="0" wp14:anchorId="78AB5049" wp14:editId="6A2EDDD1">
+            <wp:extent cx="2682472" cy="1386960"/>
+            <wp:effectExtent l="0" t="0" r="3810" b="3810"/>
+            <wp:docPr id="1210270565" name="Picture 1" descr="A diagram of a diagram of a small group of objects&#10;&#10;AI-generated content may be incorrect."/>
             <wp:cNvGraphicFramePr>
               <a:graphicFrameLocks xmlns:a="http://schemas.openxmlformats.org/drawingml/2006/main" noChangeAspect="1"/>
             </wp:cNvGraphicFramePr>
@@ -2297,17 +2352,11 @@
               <a:graphicData uri="http://schemas.openxmlformats.org/drawingml/2006/picture">
                 <pic:pic xmlns:pic="http://schemas.openxmlformats.org/drawingml/2006/picture">
                   <pic:nvPicPr>
-                    <pic:cNvPr id="3" name="Picture 3" descr="Diagram&#10;&#10;Description automatically generated"/>
+                    <pic:cNvPr id="1210270565" name="Picture 1" descr="A diagram of a diagram of a small group of objects&#10;&#10;AI-generated content may be incorrect."/>
                     <pic:cNvPicPr/>
                   </pic:nvPicPr>
                   <pic:blipFill>
-                    <a:blip r:embed="rId17" cstate="print">
-                      <a:extLst>
-                        <a:ext uri="{28A0092B-C50C-407E-A947-70E740481C1C}">
-                          <a14:useLocalDpi xmlns:a14="http://schemas.microsoft.com/office/drawing/2010/main" val="0"/>
-                        </a:ext>
-                      </a:extLst>
-                    </a:blip>
+                    <a:blip r:embed="rId17"/>
                     <a:stretch>
                       <a:fillRect/>
                     </a:stretch>
@@ -2315,7 +2364,7 @@
                   <pic:spPr>
                     <a:xfrm>
                       <a:off x="0" y="0"/>
-                      <a:ext cx="2719654" cy="1511291"/>
+                      <a:ext cx="2682472" cy="1386960"/>
                     </a:xfrm>
                     <a:prstGeom prst="rect">
                       <a:avLst/>
@@ -2348,15 +2397,16 @@
           <w:iCs/>
           <w:sz w:val="18"/>
           <w:szCs w:val="18"/>
-          <w:lang w:val="en-IN"/>
-        </w:rPr>
-      </w:pPr>
-      <w:r>
-        <w:rPr>
-          <w:i/>
-          <w:iCs/>
-          <w:sz w:val="18"/>
-          <w:szCs w:val="18"/>
+          <w:lang w:val="en-GB"/>
+        </w:rPr>
+      </w:pPr>
+      <w:r>
+        <w:rPr>
+          <w:i/>
+          <w:iCs/>
+          <w:sz w:val="18"/>
+          <w:szCs w:val="18"/>
+          <w:lang w:val="en-GB"/>
         </w:rPr>
         <w:t xml:space="preserve">Figure </w:t>
       </w:r>
@@ -2366,19 +2416,39 @@
           <w:iCs/>
           <w:sz w:val="18"/>
           <w:szCs w:val="18"/>
-          <w:lang w:val="en-US"/>
-        </w:rPr>
-        <w:t>6</w:t>
-      </w:r>
-      <w:r>
-        <w:rPr>
-          <w:i/>
-          <w:iCs/>
-          <w:sz w:val="18"/>
-          <w:szCs w:val="18"/>
-          <w:lang w:val="en-IN"/>
-        </w:rPr>
-        <w:t>: Representation of spatial pooler[12]</w:t>
+          <w:lang w:val="en-GB"/>
+        </w:rPr>
+        <w:t>1.1.9</w:t>
+      </w:r>
+      <w:r>
+        <w:rPr>
+          <w:i/>
+          <w:iCs/>
+          <w:sz w:val="18"/>
+          <w:szCs w:val="18"/>
+          <w:lang w:val="en-GB"/>
+        </w:rPr>
+        <w:t xml:space="preserve">: Representation of spatial </w:t>
+      </w:r>
+      <w:r>
+        <w:rPr>
+          <w:i/>
+          <w:iCs/>
+          <w:sz w:val="18"/>
+          <w:szCs w:val="18"/>
+          <w:lang w:val="en-GB"/>
+        </w:rPr>
+        <w:t>pooler [</w:t>
+      </w:r>
+      <w:r>
+        <w:rPr>
+          <w:i/>
+          <w:iCs/>
+          <w:sz w:val="18"/>
+          <w:szCs w:val="18"/>
+          <w:lang w:val="en-GB"/>
+        </w:rPr>
+        <w:t>12]</w:t>
       </w:r>
     </w:p>
     <w:p>
@@ -2392,12 +2462,14 @@
         <w:rPr>
           <w:b/>
           <w:bCs/>
-        </w:rPr>
-      </w:pPr>
-      <w:r>
-        <w:rPr>
-          <w:b/>
-          <w:bCs/>
+          <w:noProof w:val="0"/>
+        </w:rPr>
+      </w:pPr>
+      <w:r>
+        <w:rPr>
+          <w:b/>
+          <w:bCs/>
+          <w:noProof w:val="0"/>
         </w:rPr>
         <w:t>1.</w:t>
       </w:r>
@@ -2405,65 +2477,25 @@
         <w:rPr>
           <w:b/>
           <w:bCs/>
-        </w:rPr>
-        <w:t>1.10</w:t>
-      </w:r>
-      <w:r>
-        <w:rPr>
-          <w:b/>
-          <w:bCs/>
-        </w:rPr>
-        <w:t>.  Sparse Distributed Representation</w:t>
-      </w:r>
-    </w:p>
-    <w:p>
-      <w:pPr>
-        <w:jc w:val="both"/>
-        <w:rPr>
-          <w:lang w:val="en-DE"/>
-        </w:rPr>
-      </w:pPr>
-      <w:proofErr w:type="spellStart"/>
-      <w:r>
-        <w:rPr>
-          <w:lang w:val="en-DE"/>
-        </w:rPr>
-        <w:t>SDRs</w:t>
-      </w:r>
-      <w:proofErr w:type="spellEnd"/>
-      <w:r>
-        <w:rPr>
-          <w:lang w:val="en-DE"/>
-        </w:rPr>
-        <w:t xml:space="preserve"> are used in HTM to express patterns of network activity. Every network input is transformed into an SDR, which the network's node hierarchy then uses to predict input in the future.</w:t>
-      </w:r>
-    </w:p>
-    <w:p>
-      <w:pPr>
-        <w:jc w:val="both"/>
-        <w:rPr>
-          <w:lang w:val="en-DE"/>
-        </w:rPr>
-      </w:pPr>
-      <w:r>
-        <w:rPr>
-          <w:lang w:val="en-DE"/>
-        </w:rPr>
-        <w:t xml:space="preserve">As a logical means of characterizing sparse, dispersed activation patterns in the neocortex, Hawkins and Ahmad developed </w:t>
-      </w:r>
-      <w:proofErr w:type="spellStart"/>
-      <w:r>
-        <w:rPr>
-          <w:lang w:val="en-DE"/>
-        </w:rPr>
-        <w:t>SDRs</w:t>
-      </w:r>
-      <w:proofErr w:type="spellEnd"/>
-      <w:r>
-        <w:rPr>
-          <w:lang w:val="en-DE"/>
-        </w:rPr>
-        <w:t xml:space="preserve">, which are binary sequences with a limited number of active bits (ones) out of a large number of total bits [8]. </w:t>
+          <w:noProof w:val="0"/>
+        </w:rPr>
+        <w:t>1.10.  Sparse Distributed Representation</w:t>
+      </w:r>
+    </w:p>
+    <w:p>
+      <w:pPr>
+        <w:jc w:val="both"/>
+      </w:pPr>
+      <w:r>
+        <w:t>SDRs are used in HTM to express patterns of network activity. Every network input is transformed into an SDR, which the network's node hierarchy then uses to predict input in the future.</w:t>
+      </w:r>
+    </w:p>
+    <w:p>
+      <w:pPr>
+        <w:jc w:val="both"/>
+      </w:pPr>
+      <w:r>
+        <w:t xml:space="preserve">As a logical means of characterizing sparse, dispersed activation patterns in the neocortex, Hawkins and Ahmad developed SDRs, which are binary sequences with a limited number of active bits (ones) out of a large number of total bits [8]. </w:t>
       </w:r>
     </w:p>
     <w:p>
@@ -2476,12 +2508,14 @@
         <w:rPr>
           <w:b/>
           <w:bCs/>
-        </w:rPr>
-      </w:pPr>
-      <w:r>
-        <w:rPr>
-          <w:b/>
-          <w:bCs/>
+          <w:noProof w:val="0"/>
+        </w:rPr>
+      </w:pPr>
+      <w:r>
+        <w:rPr>
+          <w:b/>
+          <w:bCs/>
+          <w:noProof w:val="0"/>
         </w:rPr>
         <w:t>1.</w:t>
       </w:r>
@@ -2489,57 +2523,27 @@
         <w:rPr>
           <w:b/>
           <w:bCs/>
-        </w:rPr>
-        <w:t>1.11.</w:t>
-      </w:r>
-      <w:r>
-        <w:rPr>
-          <w:b/>
-          <w:bCs/>
-        </w:rPr>
-        <w:t xml:space="preserve">  Multisequence Learning</w:t>
-      </w:r>
-    </w:p>
-    <w:p>
-      <w:pPr>
-        <w:jc w:val="both"/>
-        <w:rPr>
-          <w:lang w:val="en-DE"/>
-        </w:rPr>
-      </w:pPr>
-      <w:r>
-        <w:rPr>
-          <w:lang w:val="en-DE"/>
-        </w:rPr>
-        <w:t>An HTM-based system called multisequence learning may simultaneously learn and predict many pattern sequences. In multisequence learning, different Temporal Memory modules are used to learn and predict each pattern sequence.  The foundation of Ahmad's</w:t>
-      </w:r>
-      <w:r>
-        <w:rPr>
-          <w:lang w:val="en-DE"/>
-        </w:rPr>
-        <w:t xml:space="preserve"> </w:t>
-      </w:r>
-      <w:r>
-        <w:rPr>
-          <w:lang w:val="en-DE"/>
-        </w:rPr>
-        <w:t>[7] method is the use of a hierarchical node structure to learn and predict feature sequences at different levels of abstraction. Each Temporal Memory unit essentially assesses and predicts the unprocessed sensory information from a single modality. At higher levels, the nodes comprehend and predict patterns that combine information from several modalities.</w:t>
-      </w:r>
-    </w:p>
-    <w:p>
-      <w:pPr>
-        <w:jc w:val="both"/>
-        <w:rPr>
-          <w:lang w:val="en-DE"/>
-        </w:rPr>
-      </w:pPr>
-    </w:p>
-    <w:p>
-      <w:pPr>
-        <w:jc w:val="both"/>
-        <w:rPr>
-          <w:lang w:val="en-DE"/>
-        </w:rPr>
+          <w:noProof w:val="0"/>
+        </w:rPr>
+        <w:t>1.11.  Multisequence Learning</w:t>
+      </w:r>
+    </w:p>
+    <w:p>
+      <w:pPr>
+        <w:jc w:val="both"/>
+      </w:pPr>
+      <w:r>
+        <w:t>An HTM-based system called multisequence learning may simultaneously learn and predict many pattern sequences. In multisequence learning, different Temporal Memory modules are used to learn and predict each pattern sequence.  The foundation of Ahmad's [7] method is the use of a hierarchical node structure to learn and predict feature sequences at different levels of abstraction. Each Temporal Memory unit essentially assesses and predicts the unprocessed sensory information from a single modality. At higher levels, the nodes comprehend and predict patterns that combine information from several modalities.</w:t>
+      </w:r>
+    </w:p>
+    <w:p>
+      <w:pPr>
+        <w:jc w:val="both"/>
+      </w:pPr>
+    </w:p>
+    <w:p>
+      <w:pPr>
+        <w:jc w:val="both"/>
       </w:pPr>
     </w:p>
     <w:p>
@@ -2549,11 +2553,20 @@
           <w:ilvl w:val="0"/>
           <w:numId w:val="0"/>
         </w:numPr>
-      </w:pPr>
-      <w:r>
+        <w:rPr>
+          <w:noProof w:val="0"/>
+        </w:rPr>
+      </w:pPr>
+      <w:r>
+        <w:rPr>
+          <w:noProof w:val="0"/>
+        </w:rPr>
         <w:t>2</w:t>
       </w:r>
       <w:r>
+        <w:rPr>
+          <w:noProof w:val="0"/>
+        </w:rPr>
         <w:t xml:space="preserve">     Methodology</w:t>
       </w:r>
     </w:p>
@@ -2583,28 +2596,16 @@
         <w:rPr>
           <w:b/>
           <w:bCs/>
-        </w:rPr>
-      </w:pPr>
-      <w:r>
-        <w:rPr>
-          <w:b/>
-          <w:bCs/>
-        </w:rPr>
-        <w:t xml:space="preserve">2.1. </w:t>
-      </w:r>
-      <w:r>
-        <w:rPr>
-          <w:b/>
-          <w:bCs/>
-        </w:rPr>
-        <w:t>S</w:t>
-      </w:r>
-      <w:r>
-        <w:rPr>
-          <w:b/>
-          <w:bCs/>
-        </w:rPr>
-        <w:t>ystem Architecture and Components</w:t>
+          <w:noProof w:val="0"/>
+        </w:rPr>
+      </w:pPr>
+      <w:r>
+        <w:rPr>
+          <w:b/>
+          <w:bCs/>
+          <w:noProof w:val="0"/>
+        </w:rPr>
+        <w:t>2.1. System Architecture and Components</w:t>
       </w:r>
     </w:p>
     <w:p>
@@ -2617,12 +2618,14 @@
         <w:rPr>
           <w:b/>
           <w:bCs/>
-        </w:rPr>
-      </w:pPr>
-      <w:r>
-        <w:rPr>
-          <w:b/>
-          <w:bCs/>
+          <w:noProof w:val="0"/>
+        </w:rPr>
+      </w:pPr>
+      <w:r>
+        <w:rPr>
+          <w:b/>
+          <w:bCs/>
+          <w:noProof w:val="0"/>
         </w:rPr>
         <w:t>2.1.1. Input Handler</w:t>
       </w:r>
@@ -2632,53 +2635,38 @@
         <w:jc w:val="both"/>
       </w:pPr>
       <w:r>
-        <w:t xml:space="preserve">Implemented in Program.cs, command line arguments are being parses with this component such as </w:t>
-      </w:r>
-      <w:r>
-        <w:t>--sequence-folder</w:t>
+        <w:t>As shown in Fig</w:t>
+      </w:r>
+      <w:r>
+        <w:t>.</w:t>
+      </w:r>
+      <w:r>
+        <w:t xml:space="preserve"> </w:t>
+      </w:r>
+      <w:r>
+        <w:t>2.1.1</w:t>
       </w:r>
       <w:r>
         <w:t xml:space="preserve">, </w:t>
       </w:r>
       <w:r>
-        <w:t>--out</w:t>
-      </w:r>
-      <w:r>
-        <w:t xml:space="preserve">, </w:t>
-      </w:r>
-      <w:r>
-        <w:t>--experimen</w:t>
-      </w:r>
-      <w:r>
-        <w:t xml:space="preserve">t, </w:t>
-      </w:r>
-      <w:r>
-        <w:t>--cores</w:t>
-      </w:r>
-      <w:r>
-        <w:t xml:space="preserve">, </w:t>
-      </w:r>
-      <w:r>
-        <w:t>--affinity</w:t>
-      </w:r>
-      <w:r>
-        <w:t xml:space="preserve">. Experiment gets dynamically configured at runtime with this component. </w:t>
-      </w:r>
-    </w:p>
-    <w:p>
-      <w:pPr>
-        <w:jc w:val="both"/>
-      </w:pPr>
-    </w:p>
-    <w:p>
-      <w:pPr>
-        <w:jc w:val="both"/>
-      </w:pPr>
-      <w:r>
-        <w:rPr>
-          <w:noProof/>
-        </w:rPr>
+        <w:t xml:space="preserve">Implemented in Program.cs, command line arguments are being parses with this component such as --sequence-folder, --out, --experiment, </w:t>
+      </w:r>
+      <w:r>
         <w:lastRenderedPageBreak/>
+        <w:t xml:space="preserve">--cores, --affinity. Experiment gets dynamically configured at runtime with this component. </w:t>
+      </w:r>
+    </w:p>
+    <w:p>
+      <w:pPr>
+        <w:jc w:val="both"/>
+      </w:pPr>
+    </w:p>
+    <w:p>
+      <w:pPr>
+        <w:jc w:val="both"/>
+      </w:pPr>
+      <w:r>
         <w:drawing>
           <wp:inline distT="0" distB="0" distL="0" distR="0" wp14:anchorId="6A31C7A2" wp14:editId="0DDBE79A">
             <wp:extent cx="2984500" cy="286385"/>
@@ -2718,6 +2706,47 @@
     </w:p>
     <w:p>
       <w:pPr>
+        <w:jc w:val="both"/>
+      </w:pPr>
+      <w:r>
+        <w:rPr>
+          <w:i/>
+          <w:iCs/>
+          <w:sz w:val="18"/>
+          <w:szCs w:val="18"/>
+        </w:rPr>
+        <w:t xml:space="preserve">Figure </w:t>
+      </w:r>
+      <w:r>
+        <w:rPr>
+          <w:i/>
+          <w:iCs/>
+          <w:sz w:val="18"/>
+          <w:szCs w:val="18"/>
+        </w:rPr>
+        <w:t>2.1.1</w:t>
+      </w:r>
+      <w:r>
+        <w:rPr>
+          <w:i/>
+          <w:iCs/>
+          <w:sz w:val="18"/>
+          <w:szCs w:val="18"/>
+        </w:rPr>
+        <w:t xml:space="preserve">: </w:t>
+      </w:r>
+      <w:r>
+        <w:rPr>
+          <w:i/>
+          <w:iCs/>
+          <w:sz w:val="18"/>
+          <w:szCs w:val="18"/>
+        </w:rPr>
+        <w:t>Command-Line Argument Parsing and Input Validation</w:t>
+      </w:r>
+    </w:p>
+    <w:p>
+      <w:pPr>
         <w:pStyle w:val="Heading2"/>
         <w:numPr>
           <w:ilvl w:val="0"/>
@@ -2726,12 +2755,14 @@
         <w:rPr>
           <w:b/>
           <w:bCs/>
-        </w:rPr>
-      </w:pPr>
-      <w:r>
-        <w:rPr>
-          <w:b/>
-          <w:bCs/>
+          <w:noProof w:val="0"/>
+        </w:rPr>
+      </w:pPr>
+      <w:r>
+        <w:rPr>
+          <w:b/>
+          <w:bCs/>
+          <w:noProof w:val="0"/>
         </w:rPr>
         <w:t>2.1.2 Data Loader</w:t>
       </w:r>
@@ -2739,118 +2770,56 @@
     <w:p>
       <w:pPr>
         <w:jc w:val="both"/>
-        <w:rPr>
-          <w:lang w:val="en-DE"/>
-        </w:rPr>
-      </w:pPr>
-      <w:r>
-        <w:t xml:space="preserve">Data Loader uses </w:t>
-      </w:r>
-      <w:r>
-        <w:rPr>
-          <w:lang w:val="en-DE"/>
-        </w:rPr>
-        <w:t>MultiSequenceInput.cs</w:t>
-      </w:r>
-      <w:r>
-        <w:rPr>
-          <w:lang w:val="en-DE"/>
-        </w:rPr>
+      </w:pPr>
+      <w:r>
+        <w:t>Data Loader uses MultiSequenceInput.cs</w:t>
+      </w:r>
+      <w:r>
         <w:t xml:space="preserve"> and </w:t>
       </w:r>
       <w:r>
-        <w:rPr>
-          <w:lang w:val="en-DE"/>
-        </w:rPr>
+        <w:t>Source Code</w:t>
+      </w:r>
+      <w:r>
+        <w:t>.</w:t>
+      </w:r>
+      <w:r>
+        <w:t xml:space="preserve"> 1, which is in </w:t>
+      </w:r>
+      <w:r>
         <w:t>Sequence.cs</w:t>
       </w:r>
       <w:r>
-        <w:rPr>
-          <w:lang w:val="en-DE"/>
-        </w:rPr>
-        <w:t xml:space="preserve"> </w:t>
-      </w:r>
-      <w:r>
-        <w:rPr>
-          <w:lang w:val="en-DE"/>
-        </w:rPr>
+        <w:t xml:space="preserve">, used </w:t>
+      </w:r>
+      <w:r>
         <w:t>to</w:t>
       </w:r>
       <w:r>
-        <w:rPr>
-          <w:lang w:val="en-DE"/>
-        </w:rPr>
         <w:t xml:space="preserve"> deserialize the training and testing sequences from JSON files (dataset_*.json, test_*.json) into objects. Data loader do the grouping and pre-processing of the datasets before training.</w:t>
       </w:r>
-    </w:p>
-    <w:p>
-      <w:pPr>
-        <w:jc w:val="both"/>
-        <w:rPr>
-          <w:lang w:val="en-DE"/>
-        </w:rPr>
-      </w:pPr>
-      <w:r>
-        <w:rPr>
-          <w:noProof/>
-          <w:lang w:val="en-DE"/>
-        </w:rPr>
-        <w:drawing>
-          <wp:inline distT="0" distB="0" distL="0" distR="0" wp14:anchorId="48623C55" wp14:editId="75EBAA39">
-            <wp:extent cx="2984500" cy="272845"/>
-            <wp:effectExtent l="0" t="0" r="0" b="0"/>
-            <wp:docPr id="531843844" name="Picture 1"/>
-            <wp:cNvGraphicFramePr>
-              <a:graphicFrameLocks xmlns:a="http://schemas.openxmlformats.org/drawingml/2006/main" noChangeAspect="1"/>
-            </wp:cNvGraphicFramePr>
-            <a:graphic xmlns:a="http://schemas.openxmlformats.org/drawingml/2006/main">
-              <a:graphicData uri="http://schemas.openxmlformats.org/drawingml/2006/picture">
-                <pic:pic xmlns:pic="http://schemas.openxmlformats.org/drawingml/2006/picture">
-                  <pic:nvPicPr>
-                    <pic:cNvPr id="531843844" name=""/>
-                    <pic:cNvPicPr/>
-                  </pic:nvPicPr>
-                  <pic:blipFill>
-                    <a:blip r:embed="rId19"/>
-                    <a:stretch>
-                      <a:fillRect/>
-                    </a:stretch>
-                  </pic:blipFill>
-                  <pic:spPr>
-                    <a:xfrm>
-                      <a:off x="0" y="0"/>
-                      <a:ext cx="3023612" cy="276421"/>
-                    </a:xfrm>
-                    <a:prstGeom prst="rect">
-                      <a:avLst/>
-                    </a:prstGeom>
-                  </pic:spPr>
-                </pic:pic>
-              </a:graphicData>
-            </a:graphic>
-          </wp:inline>
-        </w:drawing>
-      </w:r>
-    </w:p>
-    <w:p>
-      <w:pPr>
-        <w:jc w:val="both"/>
-        <w:rPr>
-          <w:lang w:val="en-DE"/>
-        </w:rPr>
-      </w:pPr>
-    </w:p>
-    <w:p>
-      <w:pPr>
-        <w:jc w:val="both"/>
-        <w:rPr>
-          <w:noProof/>
-        </w:rPr>
-      </w:pPr>
-      <w:r>
-        <w:rPr>
-          <w:noProof/>
-          <w:lang w:val="en-CA" w:eastAsia="en-CA"/>
+      <w:r>
+        <w:t xml:space="preserve"> Dataset</w:t>
+      </w:r>
+      <w:r>
+        <w:t>.</w:t>
+      </w:r>
+      <w:r>
+        <w:t xml:space="preserve"> 1, is the sample dataset.</w:t>
+      </w:r>
+    </w:p>
+    <w:p>
+      <w:pPr>
+        <w:jc w:val="both"/>
+      </w:pPr>
+    </w:p>
+    <w:p>
+      <w:pPr>
+        <w:jc w:val="both"/>
+      </w:pPr>
+      <w:r>
+        <w:rPr>
+          <w:lang w:eastAsia="en-CA"/>
         </w:rPr>
         <mc:AlternateContent>
           <mc:Choice Requires="wps">
@@ -3012,15 +2981,9 @@
     </w:p>
     <w:p/>
     <w:p>
-      <w:pPr>
-        <w:rPr>
-          <w:noProof/>
-        </w:rPr>
-      </w:pPr>
-      <w:r>
-        <w:rPr>
-          <w:noProof/>
-          <w:lang w:val="en-CA" w:eastAsia="en-CA"/>
+      <w:r>
+        <w:rPr>
+          <w:lang w:eastAsia="en-CA"/>
         </w:rPr>
         <mc:AlternateContent>
           <mc:Choice Requires="wps">
@@ -3227,12 +3190,14 @@
         <w:rPr>
           <w:b/>
           <w:bCs/>
-        </w:rPr>
-      </w:pPr>
-      <w:r>
-        <w:rPr>
-          <w:b/>
-          <w:bCs/>
+          <w:noProof w:val="0"/>
+        </w:rPr>
+      </w:pPr>
+      <w:r>
+        <w:rPr>
+          <w:b/>
+          <w:bCs/>
+          <w:noProof w:val="0"/>
         </w:rPr>
         <w:t>2.1.3.  Experiment Framework</w:t>
       </w:r>
@@ -3259,62 +3224,32 @@
       <w:r>
         <w:t xml:space="preserve"> making any changes in the main program.</w:t>
       </w:r>
-    </w:p>
-    <w:p>
-      <w:pPr>
-        <w:jc w:val="both"/>
-      </w:pPr>
-      <w:r>
-        <w:drawing>
-          <wp:inline distT="0" distB="0" distL="0" distR="0" wp14:anchorId="278DF855" wp14:editId="061B26CD">
-            <wp:extent cx="2984500" cy="221615"/>
-            <wp:effectExtent l="0" t="0" r="6350" b="6985"/>
-            <wp:docPr id="1144105712" name="Picture 1"/>
-            <wp:cNvGraphicFramePr>
-              <a:graphicFrameLocks xmlns:a="http://schemas.openxmlformats.org/drawingml/2006/main" noChangeAspect="1"/>
-            </wp:cNvGraphicFramePr>
-            <a:graphic xmlns:a="http://schemas.openxmlformats.org/drawingml/2006/main">
-              <a:graphicData uri="http://schemas.openxmlformats.org/drawingml/2006/picture">
-                <pic:pic xmlns:pic="http://schemas.openxmlformats.org/drawingml/2006/picture">
-                  <pic:nvPicPr>
-                    <pic:cNvPr id="1144105712" name=""/>
-                    <pic:cNvPicPr/>
-                  </pic:nvPicPr>
-                  <pic:blipFill>
-                    <a:blip r:embed="rId20"/>
-                    <a:stretch>
-                      <a:fillRect/>
-                    </a:stretch>
-                  </pic:blipFill>
-                  <pic:spPr>
-                    <a:xfrm>
-                      <a:off x="0" y="0"/>
-                      <a:ext cx="2984500" cy="221615"/>
-                    </a:xfrm>
-                    <a:prstGeom prst="rect">
-                      <a:avLst/>
-                    </a:prstGeom>
-                  </pic:spPr>
-                </pic:pic>
-              </a:graphicData>
-            </a:graphic>
-          </wp:inline>
-        </w:drawing>
-      </w:r>
-    </w:p>
-    <w:p>
-      <w:pPr>
-        <w:jc w:val="both"/>
-      </w:pPr>
-    </w:p>
-    <w:p>
-      <w:pPr>
-        <w:jc w:val="both"/>
-      </w:pPr>
-      <w:r>
-        <w:rPr>
-          <w:noProof/>
-        </w:rPr>
+      <w:r>
+        <w:t xml:space="preserve"> </w:t>
+      </w:r>
+      <w:r>
+        <w:t>Fig</w:t>
+      </w:r>
+      <w:r>
+        <w:t>.</w:t>
+      </w:r>
+      <w:r>
+        <w:t xml:space="preserve"> 2.1.3</w:t>
+      </w:r>
+      <w:r>
+        <w:t xml:space="preserve"> shows the code used in this project to dynamically load a class at runtime using its name via reflection. It confirms the class implements the IExperiment interface before making an instance of it.</w:t>
+      </w:r>
+    </w:p>
+    <w:p>
+      <w:pPr>
+        <w:jc w:val="both"/>
+      </w:pPr>
+    </w:p>
+    <w:p>
+      <w:pPr>
+        <w:jc w:val="both"/>
+      </w:pPr>
+      <w:r>
         <w:drawing>
           <wp:inline distT="0" distB="0" distL="0" distR="0" wp14:anchorId="275E3370" wp14:editId="7475B10B">
             <wp:extent cx="2982632" cy="626806"/>
@@ -3331,7 +3266,7 @@
                     <pic:cNvPicPr/>
                   </pic:nvPicPr>
                   <pic:blipFill>
-                    <a:blip r:embed="rId21"/>
+                    <a:blip r:embed="rId19"/>
                     <a:stretch>
                       <a:fillRect/>
                     </a:stretch>
@@ -3358,49 +3293,49 @@
       </w:pPr>
       <w:r>
         <w:rPr>
-          <w:noProof/>
-        </w:rPr>
-        <w:drawing>
-          <wp:inline distT="0" distB="0" distL="0" distR="0" wp14:anchorId="069BE167" wp14:editId="7B89F609">
-            <wp:extent cx="2984500" cy="213851"/>
-            <wp:effectExtent l="0" t="0" r="0" b="0"/>
-            <wp:docPr id="306183261" name="Picture 1"/>
-            <wp:cNvGraphicFramePr>
-              <a:graphicFrameLocks xmlns:a="http://schemas.openxmlformats.org/drawingml/2006/main" noChangeAspect="1"/>
-            </wp:cNvGraphicFramePr>
-            <a:graphic xmlns:a="http://schemas.openxmlformats.org/drawingml/2006/main">
-              <a:graphicData uri="http://schemas.openxmlformats.org/drawingml/2006/picture">
-                <pic:pic xmlns:pic="http://schemas.openxmlformats.org/drawingml/2006/picture">
-                  <pic:nvPicPr>
-                    <pic:cNvPr id="306183261" name=""/>
-                    <pic:cNvPicPr/>
-                  </pic:nvPicPr>
-                  <pic:blipFill>
-                    <a:blip r:embed="rId22"/>
-                    <a:stretch>
-                      <a:fillRect/>
-                    </a:stretch>
-                  </pic:blipFill>
-                  <pic:spPr>
-                    <a:xfrm>
-                      <a:off x="0" y="0"/>
-                      <a:ext cx="3008322" cy="215558"/>
-                    </a:xfrm>
-                    <a:prstGeom prst="rect">
-                      <a:avLst/>
-                    </a:prstGeom>
-                  </pic:spPr>
-                </pic:pic>
-              </a:graphicData>
-            </a:graphic>
-          </wp:inline>
-        </w:drawing>
-      </w:r>
-    </w:p>
-    <w:p>
-      <w:pPr>
-        <w:jc w:val="both"/>
-      </w:pPr>
+          <w:i/>
+          <w:iCs/>
+          <w:sz w:val="18"/>
+          <w:szCs w:val="18"/>
+        </w:rPr>
+        <w:t xml:space="preserve">Figure </w:t>
+      </w:r>
+      <w:r>
+        <w:rPr>
+          <w:i/>
+          <w:iCs/>
+          <w:sz w:val="18"/>
+          <w:szCs w:val="18"/>
+        </w:rPr>
+        <w:t>2.1.</w:t>
+      </w:r>
+      <w:r>
+        <w:rPr>
+          <w:i/>
+          <w:iCs/>
+          <w:sz w:val="18"/>
+          <w:szCs w:val="18"/>
+        </w:rPr>
+        <w:t xml:space="preserve">3: </w:t>
+      </w:r>
+      <w:r>
+        <w:rPr>
+          <w:i/>
+          <w:iCs/>
+          <w:sz w:val="18"/>
+          <w:szCs w:val="18"/>
+        </w:rPr>
+        <w:t>Experiment Execution Flow</w:t>
+      </w:r>
+      <w:r>
+        <w:rPr>
+          <w:i/>
+          <w:iCs/>
+          <w:sz w:val="18"/>
+          <w:szCs w:val="18"/>
+        </w:rPr>
+        <w:t xml:space="preserve"> </w:t>
+      </w:r>
     </w:p>
     <w:p>
       <w:pPr>
@@ -3412,12 +3347,14 @@
         <w:rPr>
           <w:b/>
           <w:bCs/>
-        </w:rPr>
-      </w:pPr>
-      <w:r>
-        <w:rPr>
-          <w:b/>
-          <w:bCs/>
+          <w:noProof w:val="0"/>
+        </w:rPr>
+      </w:pPr>
+      <w:r>
+        <w:rPr>
+          <w:b/>
+          <w:bCs/>
+          <w:noProof w:val="0"/>
         </w:rPr>
         <w:t xml:space="preserve">2.1.4.  </w:t>
       </w:r>
@@ -3425,6 +3362,7 @@
         <w:rPr>
           <w:b/>
           <w:bCs/>
+          <w:noProof w:val="0"/>
         </w:rPr>
         <w:t>HTM Engine</w:t>
       </w:r>
@@ -3436,20 +3374,26 @@
       <w:r>
         <w:t xml:space="preserve">This component, which is implemented in MultiSequenceLearning.cs, simulates HTM’s Spatial pooler and Temporal Memory mechanisms. </w:t>
       </w:r>
-    </w:p>
-    <w:p>
-      <w:pPr>
-        <w:jc w:val="both"/>
-      </w:pPr>
-    </w:p>
-    <w:p>
-      <w:pPr>
-        <w:jc w:val="both"/>
-      </w:pPr>
-      <w:r>
-        <w:rPr>
-          <w:noProof/>
-        </w:rPr>
+      <w:r>
+        <w:t>Fig</w:t>
+      </w:r>
+      <w:r>
+        <w:t>.</w:t>
+      </w:r>
+      <w:r>
+        <w:t xml:space="preserve"> 2.1.4 shows the method which is the core training entry point for MultiSequenceLearning experiment that initializes the HTM configuration and encoder settings, then runs the experiment using the given input sequences.</w:t>
+      </w:r>
+    </w:p>
+    <w:p>
+      <w:pPr>
+        <w:jc w:val="both"/>
+      </w:pPr>
+    </w:p>
+    <w:p>
+      <w:pPr>
+        <w:jc w:val="both"/>
+      </w:pPr>
+      <w:r>
         <w:drawing>
           <wp:inline distT="0" distB="0" distL="0" distR="0" wp14:anchorId="21F1F28E" wp14:editId="0F180D6D">
             <wp:extent cx="2984500" cy="973455"/>
@@ -3466,7 +3410,7 @@
                     <pic:cNvPicPr/>
                   </pic:nvPicPr>
                   <pic:blipFill>
-                    <a:blip r:embed="rId23"/>
+                    <a:blip r:embed="rId20"/>
                     <a:stretch>
                       <a:fillRect/>
                     </a:stretch>
@@ -3492,108 +3436,91 @@
         <w:jc w:val="both"/>
       </w:pPr>
       <w:r>
-        <w:t>Her</w:t>
-      </w:r>
-      <w:r>
-        <w:t>e</w:t>
-      </w:r>
-      <w:r>
-        <w:t xml:space="preserve"> the Run() method performs training, the Predict() function allows sequence prediction. HTM engine processes each sequence as SDR input.</w:t>
-      </w:r>
-    </w:p>
-    <w:p>
-      <w:pPr>
-        <w:jc w:val="both"/>
-      </w:pPr>
-    </w:p>
-    <w:p>
-      <w:pPr>
-        <w:jc w:val="both"/>
-      </w:pPr>
-      <w:r>
-        <w:rPr>
-          <w:noProof/>
-        </w:rPr>
-        <w:drawing>
-          <wp:inline distT="0" distB="0" distL="0" distR="0" wp14:anchorId="0EA0934D" wp14:editId="2FD8D1D8">
-            <wp:extent cx="2984500" cy="128905"/>
-            <wp:effectExtent l="0" t="0" r="6350" b="4445"/>
-            <wp:docPr id="511282390" name="Picture 1"/>
-            <wp:cNvGraphicFramePr>
-              <a:graphicFrameLocks xmlns:a="http://schemas.openxmlformats.org/drawingml/2006/main" noChangeAspect="1"/>
-            </wp:cNvGraphicFramePr>
-            <a:graphic xmlns:a="http://schemas.openxmlformats.org/drawingml/2006/main">
-              <a:graphicData uri="http://schemas.openxmlformats.org/drawingml/2006/picture">
-                <pic:pic xmlns:pic="http://schemas.openxmlformats.org/drawingml/2006/picture">
-                  <pic:nvPicPr>
-                    <pic:cNvPr id="511282390" name=""/>
-                    <pic:cNvPicPr/>
-                  </pic:nvPicPr>
-                  <pic:blipFill>
-                    <a:blip r:embed="rId24"/>
-                    <a:stretch>
-                      <a:fillRect/>
-                    </a:stretch>
-                  </pic:blipFill>
-                  <pic:spPr>
-                    <a:xfrm>
-                      <a:off x="0" y="0"/>
-                      <a:ext cx="2984500" cy="128905"/>
-                    </a:xfrm>
-                    <a:prstGeom prst="rect">
-                      <a:avLst/>
-                    </a:prstGeom>
-                  </pic:spPr>
-                </pic:pic>
-              </a:graphicData>
-            </a:graphic>
-          </wp:inline>
-        </w:drawing>
-      </w:r>
-    </w:p>
-    <w:p>
-      <w:pPr>
-        <w:jc w:val="both"/>
-      </w:pPr>
-      <w:r>
-        <w:rPr>
-          <w:noProof/>
-        </w:rPr>
-        <w:drawing>
-          <wp:inline distT="0" distB="0" distL="0" distR="0" wp14:anchorId="0561827D" wp14:editId="4D57D4AB">
-            <wp:extent cx="2315497" cy="121501"/>
-            <wp:effectExtent l="0" t="0" r="0" b="0"/>
-            <wp:docPr id="708185019" name="Picture 1"/>
-            <wp:cNvGraphicFramePr>
-              <a:graphicFrameLocks xmlns:a="http://schemas.openxmlformats.org/drawingml/2006/main" noChangeAspect="1"/>
-            </wp:cNvGraphicFramePr>
-            <a:graphic xmlns:a="http://schemas.openxmlformats.org/drawingml/2006/main">
-              <a:graphicData uri="http://schemas.openxmlformats.org/drawingml/2006/picture">
-                <pic:pic xmlns:pic="http://schemas.openxmlformats.org/drawingml/2006/picture">
-                  <pic:nvPicPr>
-                    <pic:cNvPr id="708185019" name=""/>
-                    <pic:cNvPicPr/>
-                  </pic:nvPicPr>
-                  <pic:blipFill>
-                    <a:blip r:embed="rId25"/>
-                    <a:stretch>
-                      <a:fillRect/>
-                    </a:stretch>
-                  </pic:blipFill>
-                  <pic:spPr>
-                    <a:xfrm>
-                      <a:off x="0" y="0"/>
-                      <a:ext cx="2493467" cy="130840"/>
-                    </a:xfrm>
-                    <a:prstGeom prst="rect">
-                      <a:avLst/>
-                    </a:prstGeom>
-                  </pic:spPr>
-                </pic:pic>
-              </a:graphicData>
-            </a:graphic>
-          </wp:inline>
-        </w:drawing>
+        <w:rPr>
+          <w:i/>
+          <w:iCs/>
+          <w:sz w:val="18"/>
+          <w:szCs w:val="18"/>
+        </w:rPr>
+        <w:t xml:space="preserve">Figure </w:t>
+      </w:r>
+      <w:r>
+        <w:rPr>
+          <w:i/>
+          <w:iCs/>
+          <w:sz w:val="18"/>
+          <w:szCs w:val="18"/>
+        </w:rPr>
+        <w:t>2.1.4</w:t>
+      </w:r>
+      <w:r>
+        <w:rPr>
+          <w:i/>
+          <w:iCs/>
+          <w:sz w:val="18"/>
+          <w:szCs w:val="18"/>
+        </w:rPr>
+        <w:t xml:space="preserve">: </w:t>
+      </w:r>
+      <w:r>
+        <w:rPr>
+          <w:i/>
+          <w:iCs/>
+          <w:sz w:val="18"/>
+          <w:szCs w:val="18"/>
+        </w:rPr>
+        <w:t>HTM Experiment Execution via Run() Method in MultiSequenceLearning</w:t>
+      </w:r>
+    </w:p>
+    <w:p>
+      <w:pPr>
+        <w:jc w:val="both"/>
+      </w:pPr>
+    </w:p>
+    <w:p>
+      <w:pPr>
+        <w:jc w:val="both"/>
+        <w:rPr>
+          <w:rFonts w:eastAsia="Times New Roman"/>
+        </w:rPr>
+      </w:pPr>
+      <w:r>
+        <w:rPr>
+          <w:rFonts w:eastAsia="Times New Roman"/>
+        </w:rPr>
+        <w:t>T</w:t>
+      </w:r>
+      <w:r>
+        <w:rPr>
+          <w:rFonts w:eastAsia="Times New Roman"/>
+        </w:rPr>
+        <w:t>able</w:t>
+      </w:r>
+      <w:r>
+        <w:rPr>
+          <w:rFonts w:eastAsia="Times New Roman"/>
+        </w:rPr>
+        <w:t xml:space="preserve"> 1</w:t>
+      </w:r>
+      <w:r>
+        <w:rPr>
+          <w:rFonts w:eastAsia="Times New Roman"/>
+        </w:rPr>
+        <w:t xml:space="preserve"> covers Spatial Pooler settings with default values that are often used in HTM research. Selecting the appropriate parameters for the various techniques is crucial in HTM. The performance of HTM is influenced differently by each of these factors. However, we will focus on the influence of certain features, such as the number of active columns per area, global/local inhibition, potential radius, and local area volume.</w:t>
+      </w:r>
+    </w:p>
+    <w:p>
+      <w:pPr>
+        <w:jc w:val="both"/>
+        <w:rPr>
+          <w:lang w:eastAsia="ja-JP"/>
+        </w:rPr>
+      </w:pPr>
+      <w:r>
+        <w:rPr>
+          <w:lang w:eastAsia="ja-JP"/>
+        </w:rPr>
+        <w:t>Using the htm-config class to define a large number of parameters is the first step in using any HTM setup. This phase of the procedure is crucial. All of the HTM parameters that influence picture categorization are included in the table below.</w:t>
       </w:r>
     </w:p>
     <w:p>
@@ -3601,60 +3528,6 @@
         <w:jc w:val="both"/>
         <w:rPr>
           <w:highlight w:val="red"/>
-          <w:lang w:val="en-DE"/>
-        </w:rPr>
-      </w:pPr>
-    </w:p>
-    <w:p>
-      <w:pPr>
-        <w:jc w:val="both"/>
-        <w:rPr>
-          <w:rFonts w:eastAsia="Times New Roman"/>
-          <w:lang w:val="en-DE"/>
-        </w:rPr>
-      </w:pPr>
-      <w:r>
-        <w:rPr>
-          <w:rFonts w:eastAsia="Times New Roman"/>
-          <w:lang w:val="en-DE"/>
-        </w:rPr>
-        <w:t>The table covers Spatial Pooler settings with default values that are often used in HTM research. Selecting the appropriate parameters for the various techniques is crucial in HTM. The performance of HTM is influenced differently by each of these factors. However, we will focus on the influence of certain features, such as the number of active columns per area, global/local inhibition, potential radius, and local area volume.</w:t>
-      </w:r>
-    </w:p>
-    <w:p>
-      <w:pPr>
-        <w:jc w:val="both"/>
-        <w:rPr>
-          <w:lang w:val="en-DE" w:eastAsia="ja-JP"/>
-        </w:rPr>
-      </w:pPr>
-      <w:r>
-        <w:rPr>
-          <w:lang w:val="en-DE" w:eastAsia="ja-JP"/>
-        </w:rPr>
-        <w:t xml:space="preserve">Using the </w:t>
-      </w:r>
-      <w:proofErr w:type="spellStart"/>
-      <w:r>
-        <w:rPr>
-          <w:lang w:val="en-DE" w:eastAsia="ja-JP"/>
-        </w:rPr>
-        <w:t>htm</w:t>
-      </w:r>
-      <w:proofErr w:type="spellEnd"/>
-      <w:r>
-        <w:rPr>
-          <w:lang w:val="en-DE" w:eastAsia="ja-JP"/>
-        </w:rPr>
-        <w:t>-config class to define a large number of parameters is the first step in using any HTM setup. This phase of the procedure is crucial. All of the HTM parameters that influence picture categorization are included in the table below.</w:t>
-      </w:r>
-    </w:p>
-    <w:p>
-      <w:pPr>
-        <w:jc w:val="both"/>
-        <w:rPr>
-          <w:highlight w:val="red"/>
-          <w:lang w:val="en-DE"/>
         </w:rPr>
       </w:pPr>
     </w:p>
@@ -3714,13 +3587,13 @@
               <w:jc w:val="both"/>
               <w:rPr>
                 <w:color w:val="000000"/>
-                <w:lang w:val="en-IN" w:eastAsia="ja-JP"/>
+                <w:lang w:eastAsia="ja-JP"/>
               </w:rPr>
             </w:pPr>
             <w:r>
               <w:rPr>
                 <w:color w:val="000000"/>
-                <w:lang w:val="en-IN" w:eastAsia="ja-JP"/>
+                <w:lang w:eastAsia="ja-JP"/>
               </w:rPr>
               <w:t>input bits</w:t>
             </w:r>
@@ -3750,13 +3623,13 @@
               <w:jc w:val="both"/>
               <w:rPr>
                 <w:color w:val="000000"/>
-                <w:lang w:val="en-IN" w:eastAsia="ja-JP"/>
+                <w:lang w:eastAsia="ja-JP"/>
               </w:rPr>
             </w:pPr>
             <w:r>
               <w:rPr>
                 <w:color w:val="000000"/>
-                <w:lang w:val="en-IN" w:eastAsia="ja-JP"/>
+                <w:lang w:eastAsia="ja-JP"/>
               </w:rPr>
               <w:t>numColumns</w:t>
             </w:r>
@@ -3788,7 +3661,7 @@
             <w:r>
               <w:rPr>
                 <w:color w:val="000000"/>
-                <w:lang w:val="en-IN" w:eastAsia="ja-JP"/>
+                <w:lang w:eastAsia="ja-JP"/>
               </w:rPr>
               <w:t>CellsPerColumn</w:t>
             </w:r>
@@ -3820,7 +3693,7 @@
             <w:r>
               <w:rPr>
                 <w:color w:val="000000"/>
-                <w:lang w:val="en-IN" w:eastAsia="ja-JP"/>
+                <w:lang w:eastAsia="ja-JP"/>
               </w:rPr>
               <w:t>GlobalInhibition</w:t>
             </w:r>
@@ -3852,7 +3725,7 @@
             <w:r>
               <w:rPr>
                 <w:color w:val="000000"/>
-                <w:lang w:val="en-IN" w:eastAsia="ja-JP"/>
+                <w:lang w:eastAsia="ja-JP"/>
               </w:rPr>
               <w:t>LocalAreaDensity</w:t>
             </w:r>
@@ -3884,7 +3757,7 @@
             <w:r>
               <w:rPr>
                 <w:color w:val="000000"/>
-                <w:lang w:val="en-IN" w:eastAsia="ja-JP"/>
+                <w:lang w:eastAsia="ja-JP"/>
               </w:rPr>
               <w:t>NumActiveColumnsPerInhArea</w:t>
             </w:r>
@@ -3901,14 +3774,14 @@
             <w:r>
               <w:rPr>
                 <w:color w:val="000000"/>
-                <w:lang w:val="en-IN" w:eastAsia="ja-JP"/>
+                <w:lang w:eastAsia="ja-JP"/>
               </w:rPr>
               <w:t>0.02</w:t>
             </w:r>
             <w:r>
               <w:rPr>
                 <w:color w:val="000000"/>
-                <w:lang w:val="en-IN" w:eastAsia="ja-JP"/>
+                <w:lang w:eastAsia="ja-JP"/>
               </w:rPr>
               <w:t>* numColumns</w:t>
             </w:r>
@@ -3927,7 +3800,7 @@
             <w:r>
               <w:rPr>
                 <w:color w:val="000000"/>
-                <w:lang w:val="en-IN" w:eastAsia="ja-JP"/>
+                <w:lang w:eastAsia="ja-JP"/>
               </w:rPr>
               <w:t>PotentialRadius</w:t>
             </w:r>
@@ -3944,7 +3817,7 @@
             <w:r>
               <w:rPr>
                 <w:color w:val="000000"/>
-                <w:lang w:val="en-IN" w:eastAsia="ja-JP"/>
+                <w:lang w:eastAsia="ja-JP"/>
               </w:rPr>
               <w:t>0.15 * inputBits</w:t>
             </w:r>
@@ -3963,7 +3836,7 @@
             <w:r>
               <w:rPr>
                 <w:color w:val="000000"/>
-                <w:lang w:val="en-IN" w:eastAsia="ja-JP"/>
+                <w:lang w:eastAsia="ja-JP"/>
               </w:rPr>
               <w:t>MaxBoost</w:t>
             </w:r>
@@ -4023,7 +3896,7 @@
             <w:r>
               <w:rPr>
                 <w:color w:val="000000"/>
-                <w:lang w:val="en-IN" w:eastAsia="ja-JP"/>
+                <w:lang w:eastAsia="ja-JP"/>
               </w:rPr>
               <w:t>DutyCyclePeriod</w:t>
             </w:r>
@@ -4055,7 +3928,7 @@
             <w:r>
               <w:rPr>
                 <w:color w:val="000000"/>
-                <w:lang w:val="en-IN" w:eastAsia="ja-JP"/>
+                <w:lang w:eastAsia="ja-JP"/>
               </w:rPr>
               <w:t>MinPctOverlapDutyCycles</w:t>
             </w:r>
@@ -4087,7 +3960,7 @@
             <w:r>
               <w:rPr>
                 <w:color w:val="000000"/>
-                <w:lang w:val="en-IN" w:eastAsia="ja-JP"/>
+                <w:lang w:eastAsia="ja-JP"/>
               </w:rPr>
               <w:t>MaxSynapsesPerSegment</w:t>
             </w:r>
@@ -4104,14 +3977,14 @@
             <w:r>
               <w:rPr>
                 <w:color w:val="000000"/>
-                <w:lang w:val="en-IN" w:eastAsia="ja-JP"/>
+                <w:lang w:eastAsia="ja-JP"/>
               </w:rPr>
               <w:t>0.02</w:t>
             </w:r>
             <w:r>
               <w:rPr>
                 <w:color w:val="000000"/>
-                <w:lang w:val="en-IN" w:eastAsia="ja-JP"/>
+                <w:lang w:eastAsia="ja-JP"/>
               </w:rPr>
               <w:t>* numColumns</w:t>
             </w:r>
@@ -4130,7 +4003,7 @@
             <w:r>
               <w:rPr>
                 <w:color w:val="000000"/>
-                <w:lang w:val="en-IN" w:eastAsia="ja-JP"/>
+                <w:lang w:eastAsia="ja-JP"/>
               </w:rPr>
               <w:t>Activation Threshold</w:t>
             </w:r>
@@ -4162,7 +4035,7 @@
             <w:r>
               <w:rPr>
                 <w:color w:val="000000"/>
-                <w:lang w:val="en-IN" w:eastAsia="ja-JP"/>
+                <w:lang w:eastAsia="ja-JP"/>
               </w:rPr>
               <w:t>Connected Permanence</w:t>
             </w:r>
@@ -4194,7 +4067,7 @@
             <w:r>
               <w:rPr>
                 <w:color w:val="000000"/>
-                <w:lang w:val="en-IN" w:eastAsia="ja-JP"/>
+                <w:lang w:eastAsia="ja-JP"/>
               </w:rPr>
               <w:t>Permanence Decrement</w:t>
             </w:r>
@@ -4226,7 +4099,7 @@
             <w:r>
               <w:rPr>
                 <w:color w:val="000000"/>
-                <w:lang w:val="en-IN" w:eastAsia="ja-JP"/>
+                <w:lang w:eastAsia="ja-JP"/>
               </w:rPr>
               <w:t>Permanence Increment</w:t>
             </w:r>
@@ -4258,7 +4131,7 @@
             <w:r>
               <w:rPr>
                 <w:color w:val="000000"/>
-                <w:lang w:val="en-IN" w:eastAsia="ja-JP"/>
+                <w:lang w:eastAsia="ja-JP"/>
               </w:rPr>
               <w:t>Predicted Segment Decrement</w:t>
             </w:r>
@@ -4297,7 +4170,6 @@
           <w:iCs/>
           <w:sz w:val="16"/>
           <w:szCs w:val="16"/>
-          <w:lang w:val="en-IN"/>
         </w:rPr>
         <w:t xml:space="preserve">          Table 1: </w:t>
       </w:r>
@@ -4322,12 +4194,14 @@
         <w:rPr>
           <w:b/>
           <w:bCs/>
-        </w:rPr>
-      </w:pPr>
-      <w:r>
-        <w:rPr>
-          <w:b/>
-          <w:bCs/>
+          <w:noProof w:val="0"/>
+        </w:rPr>
+      </w:pPr>
+      <w:r>
+        <w:rPr>
+          <w:b/>
+          <w:bCs/>
+          <w:noProof w:val="0"/>
         </w:rPr>
         <w:t>2.1.</w:t>
       </w:r>
@@ -4335,6 +4209,7 @@
         <w:rPr>
           <w:b/>
           <w:bCs/>
+          <w:noProof w:val="0"/>
         </w:rPr>
         <w:t>5</w:t>
       </w:r>
@@ -4342,6 +4217,7 @@
         <w:rPr>
           <w:b/>
           <w:bCs/>
+          <w:noProof w:val="0"/>
         </w:rPr>
         <w:t xml:space="preserve">.  </w:t>
       </w:r>
@@ -4349,6 +4225,7 @@
         <w:rPr>
           <w:b/>
           <w:bCs/>
+          <w:noProof w:val="0"/>
         </w:rPr>
         <w:t>Performance metrics and logging</w:t>
       </w:r>
@@ -4359,51 +4236,6 @@
       </w:pPr>
       <w:r>
         <w:t>PerformanceLogger.cs is used to log key metrics such as CPU cores, affinity, RAM usage, CPU speed, and .NET version. These metrices are logged along with training accuracy and learning time for each experiment.</w:t>
-      </w:r>
-    </w:p>
-    <w:p>
-      <w:pPr>
-        <w:jc w:val="both"/>
-      </w:pPr>
-      <w:r>
-        <w:rPr>
-          <w:noProof/>
-        </w:rPr>
-        <w:drawing>
-          <wp:inline distT="0" distB="0" distL="0" distR="0" wp14:anchorId="7F578B18" wp14:editId="3A55C9CC">
-            <wp:extent cx="2984500" cy="191729"/>
-            <wp:effectExtent l="0" t="0" r="0" b="0"/>
-            <wp:docPr id="861073918" name="Picture 1"/>
-            <wp:cNvGraphicFramePr>
-              <a:graphicFrameLocks xmlns:a="http://schemas.openxmlformats.org/drawingml/2006/main" noChangeAspect="1"/>
-            </wp:cNvGraphicFramePr>
-            <a:graphic xmlns:a="http://schemas.openxmlformats.org/drawingml/2006/main">
-              <a:graphicData uri="http://schemas.openxmlformats.org/drawingml/2006/picture">
-                <pic:pic xmlns:pic="http://schemas.openxmlformats.org/drawingml/2006/picture">
-                  <pic:nvPicPr>
-                    <pic:cNvPr id="861073918" name=""/>
-                    <pic:cNvPicPr/>
-                  </pic:nvPicPr>
-                  <pic:blipFill>
-                    <a:blip r:embed="rId26"/>
-                    <a:stretch>
-                      <a:fillRect/>
-                    </a:stretch>
-                  </pic:blipFill>
-                  <pic:spPr>
-                    <a:xfrm>
-                      <a:off x="0" y="0"/>
-                      <a:ext cx="3019430" cy="193973"/>
-                    </a:xfrm>
-                    <a:prstGeom prst="rect">
-                      <a:avLst/>
-                    </a:prstGeom>
-                  </pic:spPr>
-                </pic:pic>
-              </a:graphicData>
-            </a:graphic>
-          </wp:inline>
-        </w:drawing>
       </w:r>
     </w:p>
     <w:p>
@@ -4424,12 +4256,14 @@
         <w:rPr>
           <w:b/>
           <w:bCs/>
-        </w:rPr>
-      </w:pPr>
-      <w:r>
-        <w:rPr>
-          <w:b/>
-          <w:bCs/>
+          <w:noProof w:val="0"/>
+        </w:rPr>
+      </w:pPr>
+      <w:r>
+        <w:rPr>
+          <w:b/>
+          <w:bCs/>
+          <w:noProof w:val="0"/>
         </w:rPr>
         <w:t>2.1.</w:t>
       </w:r>
@@ -4437,6 +4271,7 @@
         <w:rPr>
           <w:b/>
           <w:bCs/>
+          <w:noProof w:val="0"/>
         </w:rPr>
         <w:t>6</w:t>
       </w:r>
@@ -4444,6 +4279,7 @@
         <w:rPr>
           <w:b/>
           <w:bCs/>
+          <w:noProof w:val="0"/>
         </w:rPr>
         <w:t>.  Visualization</w:t>
       </w:r>
@@ -4466,15 +4302,16 @@
           <w:ilvl w:val="0"/>
           <w:numId w:val="0"/>
         </w:numPr>
-      </w:pPr>
-      <w:r>
-        <w:t>3.</w:t>
-      </w:r>
-      <w:r>
-        <w:t xml:space="preserve">     </w:t>
-      </w:r>
-      <w:r>
-        <w:t>IMPLEMENTATION</w:t>
+        <w:rPr>
+          <w:noProof w:val="0"/>
+        </w:rPr>
+      </w:pPr>
+      <w:r>
+        <w:rPr>
+          <w:noProof w:val="0"/>
+        </w:rPr>
+        <w:lastRenderedPageBreak/>
+        <w:t>3.     IMPLEMENTATION</w:t>
       </w:r>
     </w:p>
     <w:p>
@@ -4487,12 +4324,14 @@
         <w:rPr>
           <w:b/>
           <w:bCs/>
-        </w:rPr>
-      </w:pPr>
-      <w:r>
-        <w:rPr>
-          <w:b/>
-          <w:bCs/>
+          <w:noProof w:val="0"/>
+        </w:rPr>
+      </w:pPr>
+      <w:r>
+        <w:rPr>
+          <w:b/>
+          <w:bCs/>
+          <w:noProof w:val="0"/>
         </w:rPr>
         <w:t xml:space="preserve">3.1. </w:t>
       </w:r>
@@ -4500,6 +4339,7 @@
         <w:rPr>
           <w:b/>
           <w:bCs/>
+          <w:noProof w:val="0"/>
         </w:rPr>
         <w:t xml:space="preserve"> Experiment Configuration and Argument Parsing</w:t>
       </w:r>
@@ -4536,36 +4376,14 @@
     <w:p>
       <w:pPr>
         <w:jc w:val="both"/>
-        <w:rPr>
-          <w:lang w:val="en-DE"/>
-        </w:rPr>
-      </w:pPr>
-      <w:r>
-        <w:rPr>
-          <w:lang w:val="en-DE"/>
-        </w:rPr>
-        <w:lastRenderedPageBreak/>
-        <w:t>“</w:t>
-      </w:r>
-      <w:r>
-        <w:rPr>
-          <w:lang w:val="en-DE"/>
-        </w:rPr>
-        <w:t>--sequence-folder &lt;path&gt; --out &lt;output.csv&gt; --cores 1 --affinity 1 --experiment MultiSequenceLearning</w:t>
-      </w:r>
-      <w:r>
-        <w:rPr>
-          <w:lang w:val="en-DE"/>
-        </w:rPr>
-        <w:t>”</w:t>
-      </w:r>
-    </w:p>
-    <w:p>
-      <w:pPr>
-        <w:jc w:val="both"/>
-        <w:rPr>
-          <w:lang w:val="en-DE"/>
-        </w:rPr>
+      </w:pPr>
+      <w:r>
+        <w:t>“--sequence-folder &lt;path&gt; --out &lt;output.csv&gt; --cores 1 --affinity 1 --experiment MultiSequenceLearning”</w:t>
+      </w:r>
+    </w:p>
+    <w:p>
+      <w:pPr>
+        <w:jc w:val="both"/>
       </w:pPr>
     </w:p>
     <w:p>
@@ -4586,89 +4404,23 @@
       <w:pPr>
         <w:jc w:val="both"/>
       </w:pPr>
-      <w:r>
-        <w:rPr>
-          <w:noProof/>
-        </w:rPr>
-        <w:drawing>
-          <wp:inline distT="0" distB="0" distL="0" distR="0" wp14:anchorId="2250F51E" wp14:editId="7737A346">
-            <wp:extent cx="2984500" cy="119380"/>
-            <wp:effectExtent l="0" t="0" r="6350" b="0"/>
-            <wp:docPr id="716666769" name="Picture 1"/>
-            <wp:cNvGraphicFramePr>
-              <a:graphicFrameLocks xmlns:a="http://schemas.openxmlformats.org/drawingml/2006/main" noChangeAspect="1"/>
-            </wp:cNvGraphicFramePr>
-            <a:graphic xmlns:a="http://schemas.openxmlformats.org/drawingml/2006/main">
-              <a:graphicData uri="http://schemas.openxmlformats.org/drawingml/2006/picture">
-                <pic:pic xmlns:pic="http://schemas.openxmlformats.org/drawingml/2006/picture">
-                  <pic:nvPicPr>
-                    <pic:cNvPr id="716666769" name=""/>
-                    <pic:cNvPicPr/>
-                  </pic:nvPicPr>
-                  <pic:blipFill>
-                    <a:blip r:embed="rId27"/>
-                    <a:stretch>
-                      <a:fillRect/>
-                    </a:stretch>
-                  </pic:blipFill>
-                  <pic:spPr>
-                    <a:xfrm>
-                      <a:off x="0" y="0"/>
-                      <a:ext cx="2984500" cy="119380"/>
-                    </a:xfrm>
-                    <a:prstGeom prst="rect">
-                      <a:avLst/>
-                    </a:prstGeom>
-                  </pic:spPr>
-                </pic:pic>
-              </a:graphicData>
-            </a:graphic>
-          </wp:inline>
-        </w:drawing>
-      </w:r>
-    </w:p>
-    <w:p>
-      <w:pPr>
-        <w:jc w:val="both"/>
-        <w:rPr>
-          <w:lang w:val="en-DE"/>
-        </w:rPr>
-      </w:pPr>
-      <w:r>
-        <w:t xml:space="preserve"> </w:t>
-      </w:r>
-    </w:p>
-    <w:p>
-      <w:pPr>
-        <w:jc w:val="both"/>
-        <w:rPr>
-          <w:lang w:val="en-DE"/>
-        </w:rPr>
-      </w:pPr>
-      <w:r>
-        <w:rPr>
-          <w:lang w:val="en-DE"/>
-        </w:rPr>
+    </w:p>
+    <w:p>
+      <w:pPr>
+        <w:jc w:val="both"/>
+      </w:pPr>
+      <w:r>
         <w:t>Table 2 represents the mapping between decimal CPU affinity values and their corresponding logical processor cores.</w:t>
       </w:r>
       <w:r>
-        <w:rPr>
-          <w:lang w:val="en-DE"/>
-        </w:rPr>
         <w:t xml:space="preserve"> Every value characterizes a bitmask where set bits specify the cores to which a process or tread can be found.</w:t>
       </w:r>
     </w:p>
     <w:p>
       <w:pPr>
         <w:jc w:val="both"/>
-        <w:rPr>
-          <w:lang w:val="en-DE"/>
-        </w:rPr>
-      </w:pPr>
-      <w:r>
-        <w:rPr>
-          <w:lang w:val="en-DE"/>
-        </w:rPr>
+      </w:pPr>
+      <w:r>
         <w:tab/>
       </w:r>
     </w:p>
@@ -4690,14 +4442,8 @@
           <w:p>
             <w:pPr>
               <w:jc w:val="both"/>
-              <w:rPr>
-                <w:lang w:val="en-DE"/>
-              </w:rPr>
             </w:pPr>
             <w:r>
-              <w:rPr>
-                <w:lang w:val="en-DE"/>
-              </w:rPr>
               <w:t>Decimal Affinity value</w:t>
             </w:r>
           </w:p>
@@ -4709,14 +4455,8 @@
           <w:p>
             <w:pPr>
               <w:jc w:val="both"/>
-              <w:rPr>
-                <w:lang w:val="en-DE"/>
-              </w:rPr>
             </w:pPr>
             <w:r>
-              <w:rPr>
-                <w:lang w:val="en-DE"/>
-              </w:rPr>
               <w:t>Corresponding Cores</w:t>
             </w:r>
           </w:p>
@@ -4730,14 +4470,8 @@
           <w:p>
             <w:pPr>
               <w:jc w:val="both"/>
-              <w:rPr>
-                <w:lang w:val="en-DE"/>
-              </w:rPr>
             </w:pPr>
             <w:r>
-              <w:rPr>
-                <w:lang w:val="en-DE"/>
-              </w:rPr>
               <w:t>1</w:t>
             </w:r>
           </w:p>
@@ -4749,14 +4483,8 @@
           <w:p>
             <w:pPr>
               <w:jc w:val="both"/>
-              <w:rPr>
-                <w:lang w:val="en-DE"/>
-              </w:rPr>
             </w:pPr>
             <w:r>
-              <w:rPr>
-                <w:lang w:val="en-DE"/>
-              </w:rPr>
               <w:t>0</w:t>
             </w:r>
           </w:p>
@@ -4770,14 +4498,8 @@
           <w:p>
             <w:pPr>
               <w:jc w:val="both"/>
-              <w:rPr>
-                <w:lang w:val="en-DE"/>
-              </w:rPr>
             </w:pPr>
             <w:r>
-              <w:rPr>
-                <w:lang w:val="en-DE"/>
-              </w:rPr>
               <w:t>3</w:t>
             </w:r>
           </w:p>
@@ -4789,14 +4511,8 @@
           <w:p>
             <w:pPr>
               <w:jc w:val="both"/>
-              <w:rPr>
-                <w:lang w:val="en-DE"/>
-              </w:rPr>
             </w:pPr>
             <w:r>
-              <w:rPr>
-                <w:lang w:val="en-DE"/>
-              </w:rPr>
               <w:t>0,1</w:t>
             </w:r>
           </w:p>
@@ -4810,14 +4526,8 @@
           <w:p>
             <w:pPr>
               <w:jc w:val="both"/>
-              <w:rPr>
-                <w:lang w:val="en-DE"/>
-              </w:rPr>
             </w:pPr>
             <w:r>
-              <w:rPr>
-                <w:lang w:val="en-DE"/>
-              </w:rPr>
               <w:t>7</w:t>
             </w:r>
           </w:p>
@@ -4829,14 +4539,8 @@
           <w:p>
             <w:pPr>
               <w:jc w:val="both"/>
-              <w:rPr>
-                <w:lang w:val="en-DE"/>
-              </w:rPr>
             </w:pPr>
             <w:r>
-              <w:rPr>
-                <w:lang w:val="en-DE"/>
-              </w:rPr>
               <w:t>0,1,2</w:t>
             </w:r>
           </w:p>
@@ -4850,14 +4554,8 @@
           <w:p>
             <w:pPr>
               <w:jc w:val="both"/>
-              <w:rPr>
-                <w:lang w:val="en-DE"/>
-              </w:rPr>
             </w:pPr>
             <w:r>
-              <w:rPr>
-                <w:lang w:val="en-DE"/>
-              </w:rPr>
               <w:t>15</w:t>
             </w:r>
           </w:p>
@@ -4869,14 +4567,8 @@
           <w:p>
             <w:pPr>
               <w:jc w:val="both"/>
-              <w:rPr>
-                <w:lang w:val="en-DE"/>
-              </w:rPr>
             </w:pPr>
             <w:r>
-              <w:rPr>
-                <w:lang w:val="en-DE"/>
-              </w:rPr>
               <w:t>0,1,2,3</w:t>
             </w:r>
           </w:p>
@@ -4890,14 +4582,8 @@
           <w:p>
             <w:pPr>
               <w:jc w:val="both"/>
-              <w:rPr>
-                <w:lang w:val="en-DE"/>
-              </w:rPr>
             </w:pPr>
             <w:r>
-              <w:rPr>
-                <w:lang w:val="en-DE"/>
-              </w:rPr>
               <w:t>31</w:t>
             </w:r>
           </w:p>
@@ -4909,14 +4595,8 @@
           <w:p>
             <w:pPr>
               <w:jc w:val="both"/>
-              <w:rPr>
-                <w:lang w:val="en-DE"/>
-              </w:rPr>
             </w:pPr>
             <w:r>
-              <w:rPr>
-                <w:lang w:val="en-DE"/>
-              </w:rPr>
               <w:t>0,1,2,3,4</w:t>
             </w:r>
           </w:p>
@@ -4930,14 +4610,8 @@
           <w:p>
             <w:pPr>
               <w:jc w:val="both"/>
-              <w:rPr>
-                <w:lang w:val="en-DE"/>
-              </w:rPr>
             </w:pPr>
             <w:r>
-              <w:rPr>
-                <w:lang w:val="en-DE"/>
-              </w:rPr>
               <w:t>63</w:t>
             </w:r>
           </w:p>
@@ -4949,14 +4623,8 @@
           <w:p>
             <w:pPr>
               <w:jc w:val="both"/>
-              <w:rPr>
-                <w:lang w:val="en-DE"/>
-              </w:rPr>
             </w:pPr>
             <w:r>
-              <w:rPr>
-                <w:lang w:val="en-DE"/>
-              </w:rPr>
               <w:t>0,1,2,3,4,5</w:t>
             </w:r>
           </w:p>
@@ -4970,14 +4638,8 @@
           <w:p>
             <w:pPr>
               <w:jc w:val="both"/>
-              <w:rPr>
-                <w:lang w:val="en-DE"/>
-              </w:rPr>
             </w:pPr>
             <w:r>
-              <w:rPr>
-                <w:lang w:val="en-DE"/>
-              </w:rPr>
               <w:t>127</w:t>
             </w:r>
           </w:p>
@@ -4989,14 +4651,8 @@
           <w:p>
             <w:pPr>
               <w:jc w:val="both"/>
-              <w:rPr>
-                <w:lang w:val="en-DE"/>
-              </w:rPr>
             </w:pPr>
             <w:r>
-              <w:rPr>
-                <w:lang w:val="en-DE"/>
-              </w:rPr>
               <w:t>0,1,2,3,4,5,6</w:t>
             </w:r>
           </w:p>
@@ -5010,14 +4666,8 @@
           <w:p>
             <w:pPr>
               <w:jc w:val="both"/>
-              <w:rPr>
-                <w:lang w:val="en-DE"/>
-              </w:rPr>
             </w:pPr>
             <w:r>
-              <w:rPr>
-                <w:lang w:val="en-DE"/>
-              </w:rPr>
               <w:t>255</w:t>
             </w:r>
           </w:p>
@@ -5029,14 +4679,8 @@
           <w:p>
             <w:pPr>
               <w:jc w:val="both"/>
-              <w:rPr>
-                <w:lang w:val="en-DE"/>
-              </w:rPr>
             </w:pPr>
             <w:r>
-              <w:rPr>
-                <w:lang w:val="en-DE"/>
-              </w:rPr>
               <w:t>0,1,2,3,4,5,6,7</w:t>
             </w:r>
           </w:p>
@@ -5060,29 +4704,8 @@
           <w:iCs/>
           <w:sz w:val="16"/>
           <w:szCs w:val="16"/>
-          <w:lang w:val="en-IN"/>
-        </w:rPr>
-        <w:t xml:space="preserve">          Table </w:t>
-      </w:r>
-      <w:r>
-        <w:rPr>
-          <w:i/>
-          <w:iCs/>
-          <w:sz w:val="16"/>
-          <w:szCs w:val="16"/>
-          <w:lang w:val="en-IN"/>
-        </w:rPr>
-        <w:t>2</w:t>
-      </w:r>
-      <w:r>
-        <w:rPr>
-          <w:i/>
-          <w:iCs/>
-          <w:sz w:val="16"/>
-          <w:szCs w:val="16"/>
-          <w:lang w:val="en-IN"/>
-        </w:rPr>
-        <w:t xml:space="preserve">: </w:t>
+        </w:rPr>
+        <w:t xml:space="preserve">          Table 2: </w:t>
       </w:r>
       <w:r>
         <w:rPr>
@@ -5115,28 +4738,34 @@
     <w:p>
       <w:pPr>
         <w:jc w:val="both"/>
-        <w:rPr>
-          <w:lang w:val="en-DE"/>
-        </w:rPr>
-      </w:pPr>
-    </w:p>
-    <w:p>
-      <w:pPr>
-        <w:jc w:val="both"/>
-        <w:rPr>
-          <w:lang w:val="en-DE"/>
-        </w:rPr>
-      </w:pPr>
-      <w:r>
-        <w:rPr>
-          <w:lang w:val="en-DE"/>
-        </w:rPr>
+      </w:pPr>
+    </w:p>
+    <w:p>
+      <w:pPr>
+        <w:jc w:val="both"/>
+      </w:pPr>
+      <w:r>
+        <w:t>In Fig</w:t>
+      </w:r>
+      <w:r>
+        <w:t>.</w:t>
+      </w:r>
+      <w:r>
+        <w:t xml:space="preserve"> 3.</w:t>
+      </w:r>
+      <w:r>
+        <w:t>1</w:t>
+      </w:r>
+      <w:r>
+        <w:t>, it shows</w:t>
+      </w:r>
+      <w:r>
+        <w:t xml:space="preserve"> </w:t>
+      </w:r>
+      <w:r>
         <w:t>InputParameter.cs class was implemented to parse argument from Program.cs</w:t>
       </w:r>
       <w:r>
-        <w:rPr>
-          <w:lang w:val="en-DE"/>
-        </w:rPr>
         <w:t>.</w:t>
       </w:r>
     </w:p>
@@ -5153,9 +4782,6 @@
         </w:rPr>
       </w:pPr>
       <w:r>
-        <w:rPr>
-          <w:noProof/>
-        </w:rPr>
         <w:drawing>
           <wp:inline distT="0" distB="0" distL="0" distR="0" wp14:anchorId="37A5D3FD" wp14:editId="15EE2A4D">
             <wp:extent cx="2984500" cy="286385"/>
@@ -5195,6 +4821,70 @@
     </w:p>
     <w:p>
       <w:pPr>
+        <w:jc w:val="left"/>
+        <w:rPr>
+          <w:i/>
+          <w:iCs/>
+          <w:sz w:val="18"/>
+          <w:szCs w:val="18"/>
+        </w:rPr>
+      </w:pPr>
+      <w:r>
+        <w:rPr>
+          <w:i/>
+          <w:iCs/>
+          <w:sz w:val="18"/>
+          <w:szCs w:val="18"/>
+        </w:rPr>
+        <w:t>Figure 3</w:t>
+      </w:r>
+      <w:r>
+        <w:rPr>
+          <w:i/>
+          <w:iCs/>
+          <w:sz w:val="18"/>
+          <w:szCs w:val="18"/>
+        </w:rPr>
+        <w:t>.</w:t>
+      </w:r>
+      <w:r>
+        <w:rPr>
+          <w:i/>
+          <w:iCs/>
+          <w:sz w:val="18"/>
+          <w:szCs w:val="18"/>
+        </w:rPr>
+        <w:t>1</w:t>
+      </w:r>
+      <w:r>
+        <w:rPr>
+          <w:i/>
+          <w:iCs/>
+          <w:sz w:val="18"/>
+          <w:szCs w:val="18"/>
+        </w:rPr>
+        <w:t xml:space="preserve">: </w:t>
+      </w:r>
+      <w:r>
+        <w:rPr>
+          <w:i/>
+          <w:iCs/>
+          <w:sz w:val="18"/>
+          <w:szCs w:val="18"/>
+        </w:rPr>
+        <w:t>Command Line Argument Parsing and Input Directory Validation</w:t>
+      </w:r>
+    </w:p>
+    <w:p>
+      <w:pPr>
+        <w:jc w:val="left"/>
+        <w:rPr>
+          <w:highlight w:val="red"/>
+        </w:rPr>
+      </w:pPr>
+    </w:p>
+    <w:p>
+      <w:pPr>
         <w:pStyle w:val="Heading2"/>
         <w:numPr>
           <w:ilvl w:val="0"/>
@@ -5203,12 +4893,14 @@
         <w:rPr>
           <w:b/>
           <w:bCs/>
-        </w:rPr>
-      </w:pPr>
-      <w:r>
-        <w:rPr>
-          <w:b/>
-          <w:bCs/>
+          <w:noProof w:val="0"/>
+        </w:rPr>
+      </w:pPr>
+      <w:r>
+        <w:rPr>
+          <w:b/>
+          <w:bCs/>
+          <w:noProof w:val="0"/>
         </w:rPr>
         <w:t xml:space="preserve">3.2. </w:t>
       </w:r>
@@ -5216,6 +4908,7 @@
         <w:rPr>
           <w:b/>
           <w:bCs/>
+          <w:noProof w:val="0"/>
         </w:rPr>
         <w:t xml:space="preserve"> CPU Affinity Handling</w:t>
       </w:r>
@@ -5225,19 +4918,49 @@
         <w:jc w:val="both"/>
       </w:pPr>
       <w:r>
-        <w:t>By using System.Diagnostics.</w:t>
-      </w:r>
-      <w:r>
-        <w:t>P</w:t>
-      </w:r>
-      <w:r>
-        <w:t xml:space="preserve">rocess, the CPU affinity masking is controlling </w:t>
+        <w:t xml:space="preserve">By using </w:t>
+      </w:r>
+      <w:r>
+        <w:t>System.Diagnostics.Process</w:t>
+      </w:r>
+      <w:r>
+        <w:t xml:space="preserve">, the CPU affinity masking is controlling </w:t>
       </w:r>
       <w:r>
         <w:t>parallelism</w:t>
       </w:r>
       <w:r>
-        <w:t>:</w:t>
+        <w:t xml:space="preserve">. </w:t>
+      </w:r>
+      <w:r>
+        <w:t xml:space="preserve">In order to verify the active </w:t>
+      </w:r>
+      <w:r>
+        <w:t>cores,</w:t>
+      </w:r>
+      <w:r>
+        <w:t xml:space="preserve"> the method </w:t>
+      </w:r>
+      <w:r>
+        <w:t>in Fig</w:t>
+      </w:r>
+      <w:r>
+        <w:t>.</w:t>
+      </w:r>
+      <w:r>
+        <w:t xml:space="preserve"> 3.2 </w:t>
+      </w:r>
+      <w:r>
+        <w:t>decodes the bitmask into core indices</w:t>
+      </w:r>
+      <w:r>
+        <w:t>.</w:t>
+      </w:r>
+      <w:r>
+        <w:t xml:space="preserve"> </w:t>
+      </w:r>
+      <w:r>
+        <w:t>It confirms consistent benchmarking throughout hardware profiles.</w:t>
       </w:r>
     </w:p>
     <w:p>
@@ -5248,66 +4971,6 @@
         <w:br/>
       </w:r>
       <w:r>
-        <w:rPr>
-          <w:noProof/>
-        </w:rPr>
-        <w:drawing>
-          <wp:inline distT="0" distB="0" distL="0" distR="0" wp14:anchorId="60328BEA" wp14:editId="6E924D66">
-            <wp:extent cx="2984500" cy="150495"/>
-            <wp:effectExtent l="0" t="0" r="6350" b="1905"/>
-            <wp:docPr id="523899190" name="Picture 1"/>
-            <wp:cNvGraphicFramePr>
-              <a:graphicFrameLocks xmlns:a="http://schemas.openxmlformats.org/drawingml/2006/main" noChangeAspect="1"/>
-            </wp:cNvGraphicFramePr>
-            <a:graphic xmlns:a="http://schemas.openxmlformats.org/drawingml/2006/main">
-              <a:graphicData uri="http://schemas.openxmlformats.org/drawingml/2006/picture">
-                <pic:pic xmlns:pic="http://schemas.openxmlformats.org/drawingml/2006/picture">
-                  <pic:nvPicPr>
-                    <pic:cNvPr id="523899190" name=""/>
-                    <pic:cNvPicPr/>
-                  </pic:nvPicPr>
-                  <pic:blipFill>
-                    <a:blip r:embed="rId28"/>
-                    <a:stretch>
-                      <a:fillRect/>
-                    </a:stretch>
-                  </pic:blipFill>
-                  <pic:spPr>
-                    <a:xfrm>
-                      <a:off x="0" y="0"/>
-                      <a:ext cx="2984500" cy="150495"/>
-                    </a:xfrm>
-                    <a:prstGeom prst="rect">
-                      <a:avLst/>
-                    </a:prstGeom>
-                  </pic:spPr>
-                </pic:pic>
-              </a:graphicData>
-            </a:graphic>
-          </wp:inline>
-        </w:drawing>
-      </w:r>
-    </w:p>
-    <w:p>
-      <w:pPr>
-        <w:jc w:val="both"/>
-      </w:pPr>
-      <w:r>
-        <w:t xml:space="preserve">In order to verify the active </w:t>
-      </w:r>
-      <w:r>
-        <w:t>cores,</w:t>
-      </w:r>
-      <w:r>
-        <w:t xml:space="preserve"> the method below decodes the bitmask into core indices:</w:t>
-      </w:r>
-      <w:r>
-        <w:br/>
-      </w:r>
-      <w:r>
-        <w:rPr>
-          <w:noProof/>
-        </w:rPr>
         <w:drawing>
           <wp:inline distT="0" distB="0" distL="0" distR="0" wp14:anchorId="7A65AE4D" wp14:editId="7118F4DA">
             <wp:extent cx="2979284" cy="176980"/>
@@ -5324,7 +4987,7 @@
                     <pic:cNvPicPr/>
                   </pic:nvPicPr>
                   <pic:blipFill>
-                    <a:blip r:embed="rId29"/>
+                    <a:blip r:embed="rId21"/>
                     <a:stretch>
                       <a:fillRect/>
                     </a:stretch>
@@ -5349,26 +5012,47 @@
       <w:pPr>
         <w:jc w:val="both"/>
       </w:pPr>
-    </w:p>
-    <w:p>
-      <w:pPr>
-        <w:jc w:val="both"/>
-      </w:pPr>
-      <w:r>
-        <w:t xml:space="preserve">It confirms consistent benchmarking </w:t>
-      </w:r>
-      <w:r>
-        <w:t>throughout</w:t>
-      </w:r>
-      <w:r>
-        <w:t xml:space="preserve"> hardware profile</w:t>
-      </w:r>
-      <w:r>
-        <w:t>s</w:t>
-      </w:r>
-      <w:r>
-        <w:t>.</w:t>
-      </w:r>
+      <w:r>
+        <w:rPr>
+          <w:i/>
+          <w:iCs/>
+          <w:sz w:val="18"/>
+          <w:szCs w:val="18"/>
+        </w:rPr>
+        <w:t>Figure 3</w:t>
+      </w:r>
+      <w:r>
+        <w:rPr>
+          <w:i/>
+          <w:iCs/>
+          <w:sz w:val="18"/>
+          <w:szCs w:val="18"/>
+        </w:rPr>
+        <w:t>.2</w:t>
+      </w:r>
+      <w:r>
+        <w:rPr>
+          <w:i/>
+          <w:iCs/>
+          <w:sz w:val="18"/>
+          <w:szCs w:val="18"/>
+        </w:rPr>
+        <w:t xml:space="preserve">: </w:t>
+      </w:r>
+      <w:r>
+        <w:rPr>
+          <w:i/>
+          <w:iCs/>
+          <w:sz w:val="18"/>
+          <w:szCs w:val="18"/>
+        </w:rPr>
+        <w:t>Method Signature for Retrieving Active CPU Cores</w:t>
+      </w:r>
+    </w:p>
+    <w:p>
+      <w:pPr>
+        <w:jc w:val="both"/>
+      </w:pPr>
     </w:p>
     <w:p>
       <w:pPr>
@@ -5380,12 +5064,14 @@
         <w:rPr>
           <w:b/>
           <w:bCs/>
-        </w:rPr>
-      </w:pPr>
-      <w:r>
-        <w:rPr>
-          <w:b/>
-          <w:bCs/>
+          <w:noProof w:val="0"/>
+        </w:rPr>
+      </w:pPr>
+      <w:r>
+        <w:rPr>
+          <w:b/>
+          <w:bCs/>
+          <w:noProof w:val="0"/>
         </w:rPr>
         <w:t>3.</w:t>
       </w:r>
@@ -5393,6 +5079,7 @@
         <w:rPr>
           <w:b/>
           <w:bCs/>
+          <w:noProof w:val="0"/>
         </w:rPr>
         <w:t>3</w:t>
       </w:r>
@@ -5400,108 +5087,63 @@
         <w:rPr>
           <w:b/>
           <w:bCs/>
-        </w:rPr>
-        <w:t>.  DataSet Loading</w:t>
-      </w:r>
-    </w:p>
-    <w:p>
-      <w:pPr>
-        <w:jc w:val="both"/>
-      </w:pPr>
-      <w:r>
-        <w:t>Training and testing sequences are stored as JSON file (</w:t>
-      </w:r>
-      <w:r>
-        <w:t>dataset</w:t>
-      </w:r>
-      <w:r>
-        <w:t>_</w:t>
-      </w:r>
-      <w:r>
-        <w:t>*.json, test</w:t>
-      </w:r>
-      <w:r>
-        <w:t>_</w:t>
-      </w:r>
-      <w:r>
-        <w:t>*.json</w:t>
-      </w:r>
-      <w:r>
-        <w:t>)</w:t>
-      </w:r>
-      <w:r>
-        <w:t xml:space="preserve"> and loaded using </w:t>
-      </w:r>
-      <w:r>
-        <w:t>JsonConvert.DeserializeObject</w:t>
-      </w:r>
-      <w:r>
-        <w:t>:</w:t>
-      </w:r>
-    </w:p>
-    <w:p>
-      <w:pPr>
-        <w:jc w:val="both"/>
-      </w:pPr>
-    </w:p>
-    <w:p>
-      <w:pPr>
-        <w:jc w:val="both"/>
-      </w:pPr>
-      <w:r>
-        <w:rPr>
-          <w:noProof/>
-        </w:rPr>
-        <w:drawing>
-          <wp:inline distT="0" distB="0" distL="0" distR="0" wp14:anchorId="10E928A1" wp14:editId="5BC85CB6">
-            <wp:extent cx="2408129" cy="167655"/>
-            <wp:effectExtent l="0" t="0" r="0" b="3810"/>
-            <wp:docPr id="335277073" name="Picture 1"/>
-            <wp:cNvGraphicFramePr>
-              <a:graphicFrameLocks xmlns:a="http://schemas.openxmlformats.org/drawingml/2006/main" noChangeAspect="1"/>
-            </wp:cNvGraphicFramePr>
-            <a:graphic xmlns:a="http://schemas.openxmlformats.org/drawingml/2006/main">
-              <a:graphicData uri="http://schemas.openxmlformats.org/drawingml/2006/picture">
-                <pic:pic xmlns:pic="http://schemas.openxmlformats.org/drawingml/2006/picture">
-                  <pic:nvPicPr>
-                    <pic:cNvPr id="335277073" name=""/>
-                    <pic:cNvPicPr/>
-                  </pic:nvPicPr>
-                  <pic:blipFill>
-                    <a:blip r:embed="rId30"/>
-                    <a:stretch>
-                      <a:fillRect/>
-                    </a:stretch>
-                  </pic:blipFill>
-                  <pic:spPr>
-                    <a:xfrm>
-                      <a:off x="0" y="0"/>
-                      <a:ext cx="2408129" cy="167655"/>
-                    </a:xfrm>
-                    <a:prstGeom prst="rect">
-                      <a:avLst/>
-                    </a:prstGeom>
-                  </pic:spPr>
-                </pic:pic>
-              </a:graphicData>
-            </a:graphic>
-          </wp:inline>
-        </w:drawing>
-      </w:r>
-    </w:p>
-    <w:p>
-      <w:pPr>
-        <w:jc w:val="both"/>
-      </w:pPr>
-    </w:p>
-    <w:p>
-      <w:pPr>
-        <w:jc w:val="both"/>
-      </w:pPr>
-      <w:r>
-        <w:rPr>
-          <w:noProof/>
-        </w:rPr>
+          <w:noProof w:val="0"/>
+        </w:rPr>
+        <w:t xml:space="preserve">.  </w:t>
+      </w:r>
+      <w:r>
+        <w:rPr>
+          <w:b/>
+          <w:bCs/>
+          <w:noProof w:val="0"/>
+        </w:rPr>
+        <w:t>Dataset</w:t>
+      </w:r>
+      <w:r>
+        <w:rPr>
+          <w:b/>
+          <w:bCs/>
+          <w:noProof w:val="0"/>
+        </w:rPr>
+        <w:t xml:space="preserve"> Loading</w:t>
+      </w:r>
+    </w:p>
+    <w:p>
+      <w:pPr>
+        <w:jc w:val="both"/>
+      </w:pPr>
+      <w:r>
+        <w:t>Training and testing sequences are stored as JSON file (dataset_*.json, test_*.json)</w:t>
+      </w:r>
+      <w:r>
+        <w:t xml:space="preserve"> and loaded using JsonConvert.DeserializeObject</w:t>
+      </w:r>
+      <w:r>
+        <w:t xml:space="preserve"> in Fig</w:t>
+      </w:r>
+      <w:r>
+        <w:t>.</w:t>
+      </w:r>
+      <w:r>
+        <w:t xml:space="preserve"> 3.3</w:t>
+      </w:r>
+      <w:r>
+        <w:t>a</w:t>
+      </w:r>
+      <w:r>
+        <w:t>.</w:t>
+      </w:r>
+    </w:p>
+    <w:p>
+      <w:pPr>
+        <w:jc w:val="both"/>
+      </w:pPr>
+    </w:p>
+    <w:p>
+      <w:pPr>
+        <w:jc w:val="both"/>
+      </w:pPr>
+      <w:r>
         <w:drawing>
           <wp:inline distT="0" distB="0" distL="0" distR="0" wp14:anchorId="6AFEAE0D" wp14:editId="014A7931">
             <wp:extent cx="2984500" cy="188186"/>
@@ -5518,7 +5160,7 @@
                     <pic:cNvPicPr/>
                   </pic:nvPicPr>
                   <pic:blipFill>
-                    <a:blip r:embed="rId31"/>
+                    <a:blip r:embed="rId22"/>
                     <a:stretch>
                       <a:fillRect/>
                     </a:stretch>
@@ -5546,23 +5188,82 @@
       <w:pPr>
         <w:jc w:val="both"/>
       </w:pPr>
-    </w:p>
-    <w:p>
-      <w:pPr>
-        <w:jc w:val="both"/>
-      </w:pPr>
-      <w:r>
-        <w:t>The sequences are grouped by name and combined using LINQ:</w:t>
-      </w:r>
-    </w:p>
-    <w:p>
-      <w:pPr>
-        <w:jc w:val="both"/>
-      </w:pPr>
-      <w:r>
-        <w:rPr>
-          <w:noProof/>
-        </w:rPr>
+      <w:r>
+        <w:rPr>
+          <w:i/>
+          <w:iCs/>
+          <w:sz w:val="18"/>
+          <w:szCs w:val="18"/>
+        </w:rPr>
+        <w:t>Figure 3</w:t>
+      </w:r>
+      <w:r>
+        <w:rPr>
+          <w:i/>
+          <w:iCs/>
+          <w:sz w:val="18"/>
+          <w:szCs w:val="18"/>
+        </w:rPr>
+        <w:t>.3</w:t>
+      </w:r>
+      <w:r>
+        <w:rPr>
+          <w:i/>
+          <w:iCs/>
+          <w:sz w:val="18"/>
+          <w:szCs w:val="18"/>
+        </w:rPr>
+        <w:t>a</w:t>
+      </w:r>
+      <w:r>
+        <w:rPr>
+          <w:i/>
+          <w:iCs/>
+          <w:sz w:val="18"/>
+          <w:szCs w:val="18"/>
+        </w:rPr>
+        <w:t xml:space="preserve">: </w:t>
+      </w:r>
+      <w:r>
+        <w:rPr>
+          <w:i/>
+          <w:iCs/>
+          <w:sz w:val="18"/>
+          <w:szCs w:val="18"/>
+        </w:rPr>
+        <w:t>JSON Dataset Deserialization Using Newtonsoft</w:t>
+      </w:r>
+    </w:p>
+    <w:p>
+      <w:pPr>
+        <w:jc w:val="both"/>
+      </w:pPr>
+    </w:p>
+    <w:p>
+      <w:pPr>
+        <w:jc w:val="both"/>
+      </w:pPr>
+      <w:r>
+        <w:t>The sequences are grouped by name and combined using LINQ</w:t>
+      </w:r>
+      <w:r>
+        <w:t xml:space="preserve"> shown in Fig</w:t>
+      </w:r>
+      <w:r>
+        <w:t>.</w:t>
+      </w:r>
+      <w:r>
+        <w:t xml:space="preserve"> 3.3b</w:t>
+      </w:r>
+      <w:r>
+        <w:t>.</w:t>
+      </w:r>
+    </w:p>
+    <w:p>
+      <w:pPr>
+        <w:jc w:val="both"/>
+      </w:pPr>
+      <w:r>
         <w:drawing>
           <wp:inline distT="0" distB="0" distL="0" distR="0" wp14:anchorId="47CBAEE1" wp14:editId="40FD8950">
             <wp:extent cx="2981190" cy="516193"/>
@@ -5579,7 +5280,7 @@
                     <pic:cNvPicPr/>
                   </pic:nvPicPr>
                   <pic:blipFill>
-                    <a:blip r:embed="rId32"/>
+                    <a:blip r:embed="rId23"/>
                     <a:stretch>
                       <a:fillRect/>
                     </a:stretch>
@@ -5602,6 +5303,47 @@
     </w:p>
     <w:p>
       <w:pPr>
+        <w:jc w:val="both"/>
+      </w:pPr>
+      <w:r>
+        <w:rPr>
+          <w:i/>
+          <w:iCs/>
+          <w:sz w:val="18"/>
+          <w:szCs w:val="18"/>
+        </w:rPr>
+        <w:t>Figure 3</w:t>
+      </w:r>
+      <w:r>
+        <w:rPr>
+          <w:i/>
+          <w:iCs/>
+          <w:sz w:val="18"/>
+          <w:szCs w:val="18"/>
+        </w:rPr>
+        <w:t>.3b</w:t>
+      </w:r>
+      <w:r>
+        <w:rPr>
+          <w:i/>
+          <w:iCs/>
+          <w:sz w:val="18"/>
+          <w:szCs w:val="18"/>
+        </w:rPr>
+        <w:t xml:space="preserve">: </w:t>
+      </w:r>
+      <w:r>
+        <w:rPr>
+          <w:i/>
+          <w:iCs/>
+          <w:sz w:val="18"/>
+          <w:szCs w:val="18"/>
+        </w:rPr>
+        <w:t>Grouping and Merging Training Sequences by Name</w:t>
+      </w:r>
+    </w:p>
+    <w:p>
+      <w:pPr>
         <w:pStyle w:val="Heading2"/>
         <w:numPr>
           <w:ilvl w:val="0"/>
@@ -5610,12 +5352,14 @@
         <w:rPr>
           <w:b/>
           <w:bCs/>
-        </w:rPr>
-      </w:pPr>
-      <w:r>
-        <w:rPr>
-          <w:b/>
-          <w:bCs/>
+          <w:noProof w:val="0"/>
+        </w:rPr>
+      </w:pPr>
+      <w:r>
+        <w:rPr>
+          <w:b/>
+          <w:bCs/>
+          <w:noProof w:val="0"/>
         </w:rPr>
         <w:t>3.</w:t>
       </w:r>
@@ -5623,6 +5367,7 @@
         <w:rPr>
           <w:b/>
           <w:bCs/>
+          <w:noProof w:val="0"/>
         </w:rPr>
         <w:t>4</w:t>
       </w:r>
@@ -5630,6 +5375,7 @@
         <w:rPr>
           <w:b/>
           <w:bCs/>
+          <w:noProof w:val="0"/>
         </w:rPr>
         <w:t>.</w:t>
       </w:r>
@@ -5637,6 +5383,7 @@
         <w:rPr>
           <w:b/>
           <w:bCs/>
+          <w:noProof w:val="0"/>
         </w:rPr>
         <w:t xml:space="preserve">  Training with Run() via IExperiment</w:t>
       </w:r>
@@ -5644,6 +5391,7 @@
         <w:rPr>
           <w:b/>
           <w:bCs/>
+          <w:noProof w:val="0"/>
         </w:rPr>
         <w:t xml:space="preserve">  </w:t>
       </w:r>
@@ -5665,7 +5413,19 @@
         <w:t>d</w:t>
       </w:r>
       <w:r>
-        <w:t xml:space="preserve"> experiment class (i.e. MultiSequenceLearning) is dynamically loaded: </w:t>
+        <w:t xml:space="preserve"> experiment class (i.e. MultiSequenceLearning) is dynamically loade</w:t>
+      </w:r>
+      <w:r>
+        <w:t>d and code implementation is show in Fig</w:t>
+      </w:r>
+      <w:r>
+        <w:t>.</w:t>
+      </w:r>
+      <w:r>
+        <w:t xml:space="preserve"> 3.4a.</w:t>
+      </w:r>
+      <w:r>
+        <w:t xml:space="preserve"> </w:t>
       </w:r>
     </w:p>
     <w:p>
@@ -5684,9 +5444,6 @@
         </w:rPr>
       </w:pPr>
       <w:r>
-        <w:rPr>
-          <w:noProof/>
-        </w:rPr>
         <w:drawing>
           <wp:inline distT="0" distB="0" distL="0" distR="0" wp14:anchorId="3EE47E16" wp14:editId="75EBE956">
             <wp:extent cx="2974606" cy="345624"/>
@@ -5703,7 +5460,7 @@
                     <pic:cNvPicPr/>
                   </pic:nvPicPr>
                   <pic:blipFill>
-                    <a:blip r:embed="rId33"/>
+                    <a:blip r:embed="rId24"/>
                     <a:stretch>
                       <a:fillRect/>
                     </a:stretch>
@@ -5728,6 +5485,53 @@
       <w:pPr>
         <w:jc w:val="both"/>
         <w:rPr>
+          <w:i/>
+          <w:iCs/>
+          <w:sz w:val="18"/>
+          <w:szCs w:val="18"/>
+        </w:rPr>
+      </w:pPr>
+      <w:r>
+        <w:rPr>
+          <w:i/>
+          <w:iCs/>
+          <w:sz w:val="18"/>
+          <w:szCs w:val="18"/>
+        </w:rPr>
+        <w:t>Figure 3</w:t>
+      </w:r>
+      <w:r>
+        <w:rPr>
+          <w:i/>
+          <w:iCs/>
+          <w:sz w:val="18"/>
+          <w:szCs w:val="18"/>
+        </w:rPr>
+        <w:t>.4a</w:t>
+      </w:r>
+      <w:r>
+        <w:rPr>
+          <w:i/>
+          <w:iCs/>
+          <w:sz w:val="18"/>
+          <w:szCs w:val="18"/>
+        </w:rPr>
+        <w:t xml:space="preserve">: </w:t>
+      </w:r>
+      <w:r>
+        <w:rPr>
+          <w:i/>
+          <w:iCs/>
+          <w:sz w:val="18"/>
+          <w:szCs w:val="18"/>
+        </w:rPr>
+        <w:t>Dynamic Instantiation of Experiment Class via Reflection</w:t>
+      </w:r>
+    </w:p>
+    <w:p>
+      <w:pPr>
+        <w:jc w:val="both"/>
+        <w:rPr>
           <w:highlight w:val="red"/>
         </w:rPr>
       </w:pPr>
@@ -5743,7 +5547,13 @@
         <w:t xml:space="preserve">Model training is initiated </w:t>
       </w:r>
       <w:r>
-        <w:t>with:</w:t>
+        <w:t>with the code in Fig</w:t>
+      </w:r>
+      <w:r>
+        <w:t>.</w:t>
+      </w:r>
+      <w:r>
+        <w:t xml:space="preserve"> 3.4b.</w:t>
       </w:r>
     </w:p>
     <w:p>
@@ -5760,9 +5570,6 @@
         <w:br/>
       </w:r>
       <w:r>
-        <w:rPr>
-          <w:noProof/>
-        </w:rPr>
         <w:drawing>
           <wp:inline distT="0" distB="0" distL="0" distR="0" wp14:anchorId="3BCD6AF1" wp14:editId="68B8E920">
             <wp:extent cx="2984500" cy="184355"/>
@@ -5779,7 +5586,7 @@
                     <pic:cNvPicPr/>
                   </pic:nvPicPr>
                   <pic:blipFill>
-                    <a:blip r:embed="rId34"/>
+                    <a:blip r:embed="rId25"/>
                     <a:stretch>
                       <a:fillRect/>
                     </a:stretch>
@@ -5807,13 +5614,69 @@
           <w:highlight w:val="red"/>
         </w:rPr>
       </w:pPr>
-    </w:p>
-    <w:p>
-      <w:pPr>
-        <w:jc w:val="both"/>
-      </w:pPr>
-      <w:r>
-        <w:t xml:space="preserve">This </w:t>
+      <w:r>
+        <w:rPr>
+          <w:i/>
+          <w:iCs/>
+          <w:sz w:val="18"/>
+          <w:szCs w:val="18"/>
+        </w:rPr>
+        <w:t>Figure 3</w:t>
+      </w:r>
+      <w:r>
+        <w:rPr>
+          <w:i/>
+          <w:iCs/>
+          <w:sz w:val="18"/>
+          <w:szCs w:val="18"/>
+        </w:rPr>
+        <w:t>.4b</w:t>
+      </w:r>
+      <w:r>
+        <w:rPr>
+          <w:i/>
+          <w:iCs/>
+          <w:sz w:val="18"/>
+          <w:szCs w:val="18"/>
+        </w:rPr>
+        <w:t xml:space="preserve">: </w:t>
+      </w:r>
+      <w:r>
+        <w:rPr>
+          <w:i/>
+          <w:iCs/>
+          <w:sz w:val="18"/>
+          <w:szCs w:val="18"/>
+        </w:rPr>
+        <w:t>Model Training Initiation</w:t>
+      </w:r>
+    </w:p>
+    <w:p>
+      <w:pPr>
+        <w:jc w:val="both"/>
+        <w:rPr>
+          <w:highlight w:val="red"/>
+        </w:rPr>
+      </w:pPr>
+    </w:p>
+    <w:p>
+      <w:pPr>
+        <w:jc w:val="both"/>
+      </w:pPr>
+      <w:r>
+        <w:t>The method show</w:t>
+      </w:r>
+      <w:r>
+        <w:t>n</w:t>
+      </w:r>
+      <w:r>
+        <w:t xml:space="preserve"> in Fig</w:t>
+      </w:r>
+      <w:r>
+        <w:t>.</w:t>
+      </w:r>
+      <w:r>
+        <w:t xml:space="preserve"> 3.4c </w:t>
       </w:r>
       <w:r>
         <w:t xml:space="preserve">launches MultiSequencelearning.cs’s </w:t>
@@ -5831,7 +5694,10 @@
         <w:t>sets up</w:t>
       </w:r>
       <w:r>
-        <w:t xml:space="preserve"> the HTM pipeline:</w:t>
+        <w:t xml:space="preserve"> the HTM pipeline</w:t>
+      </w:r>
+      <w:r>
+        <w:t>.</w:t>
       </w:r>
     </w:p>
     <w:p>
@@ -5848,9 +5714,6 @@
         <w:br/>
       </w:r>
       <w:r>
-        <w:rPr>
-          <w:noProof/>
-        </w:rPr>
         <w:drawing>
           <wp:inline distT="0" distB="0" distL="0" distR="0" wp14:anchorId="1BCC6C36" wp14:editId="3D3A2BC4">
             <wp:extent cx="2984500" cy="776441"/>
@@ -5867,7 +5730,7 @@
                     <pic:cNvPicPr/>
                   </pic:nvPicPr>
                   <pic:blipFill>
-                    <a:blip r:embed="rId35"/>
+                    <a:blip r:embed="rId26"/>
                     <a:stretch>
                       <a:fillRect/>
                     </a:stretch>
@@ -5890,6 +5753,50 @@
     </w:p>
     <w:p>
       <w:pPr>
+        <w:jc w:val="both"/>
+        <w:rPr>
+          <w:highlight w:val="red"/>
+        </w:rPr>
+      </w:pPr>
+      <w:r>
+        <w:rPr>
+          <w:i/>
+          <w:iCs/>
+          <w:sz w:val="18"/>
+          <w:szCs w:val="18"/>
+        </w:rPr>
+        <w:t>Figure 3</w:t>
+      </w:r>
+      <w:r>
+        <w:rPr>
+          <w:i/>
+          <w:iCs/>
+          <w:sz w:val="18"/>
+          <w:szCs w:val="18"/>
+        </w:rPr>
+        <w:t>.4c</w:t>
+      </w:r>
+      <w:r>
+        <w:rPr>
+          <w:i/>
+          <w:iCs/>
+          <w:sz w:val="18"/>
+          <w:szCs w:val="18"/>
+        </w:rPr>
+        <w:t xml:space="preserve">: </w:t>
+      </w:r>
+      <w:r>
+        <w:rPr>
+          <w:i/>
+          <w:iCs/>
+          <w:sz w:val="18"/>
+          <w:szCs w:val="18"/>
+        </w:rPr>
+        <w:t>Initializing of HTM Configuration and Running the Core Experiment</w:t>
+      </w:r>
+    </w:p>
+    <w:p>
+      <w:pPr>
         <w:pStyle w:val="Heading2"/>
         <w:numPr>
           <w:ilvl w:val="0"/>
@@ -5898,12 +5805,14 @@
         <w:rPr>
           <w:b/>
           <w:bCs/>
-        </w:rPr>
-      </w:pPr>
-      <w:r>
-        <w:rPr>
-          <w:b/>
-          <w:bCs/>
+          <w:noProof w:val="0"/>
+        </w:rPr>
+      </w:pPr>
+      <w:r>
+        <w:rPr>
+          <w:b/>
+          <w:bCs/>
+          <w:noProof w:val="0"/>
         </w:rPr>
         <w:t>3.</w:t>
       </w:r>
@@ -5911,6 +5820,7 @@
         <w:rPr>
           <w:b/>
           <w:bCs/>
+          <w:noProof w:val="0"/>
         </w:rPr>
         <w:t>5</w:t>
       </w:r>
@@ -5918,6 +5828,7 @@
         <w:rPr>
           <w:b/>
           <w:bCs/>
+          <w:noProof w:val="0"/>
         </w:rPr>
         <w:t xml:space="preserve">.  </w:t>
       </w:r>
@@ -5925,6 +5836,7 @@
         <w:rPr>
           <w:b/>
           <w:bCs/>
+          <w:noProof w:val="0"/>
         </w:rPr>
         <w:t>Sequence Prediction and Accuracy Evaluation</w:t>
       </w:r>
@@ -5932,6 +5844,7 @@
         <w:rPr>
           <w:b/>
           <w:bCs/>
+          <w:noProof w:val="0"/>
         </w:rPr>
         <w:t xml:space="preserve">  </w:t>
       </w:r>
@@ -5939,137 +5852,25 @@
     <w:p>
       <w:pPr>
         <w:jc w:val="both"/>
-        <w:rPr>
-          <w:highlight w:val="red"/>
-          <w:lang w:val="en-DE"/>
-        </w:rPr>
-      </w:pPr>
-      <w:r>
-        <w:rPr>
-          <w:lang w:val="en-DE"/>
-        </w:rPr>
-        <w:t>Every test sequence is examined component by component. The trained model is utilized to provide predictions:</w:t>
-      </w:r>
-      <w:r>
-        <w:rPr>
-          <w:highlight w:val="red"/>
-        </w:rPr>
-        <w:br/>
-      </w:r>
-      <w:r>
-        <w:rPr>
-          <w:noProof/>
-        </w:rPr>
-        <w:drawing>
-          <wp:inline distT="0" distB="0" distL="0" distR="0" wp14:anchorId="43016B0A" wp14:editId="2A40D725">
-            <wp:extent cx="2984500" cy="151130"/>
-            <wp:effectExtent l="0" t="0" r="6350" b="1270"/>
-            <wp:docPr id="399778056" name="Picture 1"/>
-            <wp:cNvGraphicFramePr>
-              <a:graphicFrameLocks xmlns:a="http://schemas.openxmlformats.org/drawingml/2006/main" noChangeAspect="1"/>
-            </wp:cNvGraphicFramePr>
-            <a:graphic xmlns:a="http://schemas.openxmlformats.org/drawingml/2006/main">
-              <a:graphicData uri="http://schemas.openxmlformats.org/drawingml/2006/picture">
-                <pic:pic xmlns:pic="http://schemas.openxmlformats.org/drawingml/2006/picture">
-                  <pic:nvPicPr>
-                    <pic:cNvPr id="399778056" name=""/>
-                    <pic:cNvPicPr/>
-                  </pic:nvPicPr>
-                  <pic:blipFill>
-                    <a:blip r:embed="rId36"/>
-                    <a:stretch>
-                      <a:fillRect/>
-                    </a:stretch>
-                  </pic:blipFill>
-                  <pic:spPr>
-                    <a:xfrm>
-                      <a:off x="0" y="0"/>
-                      <a:ext cx="2984500" cy="151130"/>
-                    </a:xfrm>
-                    <a:prstGeom prst="rect">
-                      <a:avLst/>
-                    </a:prstGeom>
-                  </pic:spPr>
-                </pic:pic>
-              </a:graphicData>
-            </a:graphic>
-          </wp:inline>
-        </w:drawing>
-      </w:r>
-    </w:p>
-    <w:p>
-      <w:pPr>
-        <w:jc w:val="both"/>
-        <w:rPr>
-          <w:lang w:val="en-DE"/>
-        </w:rPr>
-      </w:pPr>
-      <w:r>
-        <w:rPr>
-          <w:lang w:val="en-DE"/>
-        </w:rPr>
-        <w:t>Predictions and actual values are compared for each sequence to determine accuracy:</w:t>
-      </w:r>
-    </w:p>
-    <w:p>
-      <w:pPr>
-        <w:jc w:val="both"/>
-        <w:rPr>
-          <w:highlight w:val="red"/>
-        </w:rPr>
-      </w:pPr>
-      <w:r>
-        <w:rPr>
-          <w:noProof/>
-        </w:rPr>
-        <w:drawing>
-          <wp:inline distT="0" distB="0" distL="0" distR="0" wp14:anchorId="3A5510D2" wp14:editId="283C96BE">
-            <wp:extent cx="2984500" cy="133350"/>
-            <wp:effectExtent l="0" t="0" r="6350" b="0"/>
-            <wp:docPr id="1802580137" name="Picture 1"/>
-            <wp:cNvGraphicFramePr>
-              <a:graphicFrameLocks xmlns:a="http://schemas.openxmlformats.org/drawingml/2006/main" noChangeAspect="1"/>
-            </wp:cNvGraphicFramePr>
-            <a:graphic xmlns:a="http://schemas.openxmlformats.org/drawingml/2006/main">
-              <a:graphicData uri="http://schemas.openxmlformats.org/drawingml/2006/picture">
-                <pic:pic xmlns:pic="http://schemas.openxmlformats.org/drawingml/2006/picture">
-                  <pic:nvPicPr>
-                    <pic:cNvPr id="1802580137" name=""/>
-                    <pic:cNvPicPr/>
-                  </pic:nvPicPr>
-                  <pic:blipFill>
-                    <a:blip r:embed="rId37"/>
-                    <a:stretch>
-                      <a:fillRect/>
-                    </a:stretch>
-                  </pic:blipFill>
-                  <pic:spPr>
-                    <a:xfrm>
-                      <a:off x="0" y="0"/>
-                      <a:ext cx="2984500" cy="133350"/>
-                    </a:xfrm>
-                    <a:prstGeom prst="rect">
-                      <a:avLst/>
-                    </a:prstGeom>
-                  </pic:spPr>
-                </pic:pic>
-              </a:graphicData>
-            </a:graphic>
-          </wp:inline>
-        </w:drawing>
-      </w:r>
-    </w:p>
-    <w:p>
-      <w:pPr>
-        <w:jc w:val="both"/>
-        <w:rPr>
-          <w:lang w:val="en-DE"/>
-        </w:rPr>
-      </w:pPr>
-      <w:r>
-        <w:rPr>
-          <w:lang w:val="en-DE"/>
-        </w:rPr>
+      </w:pPr>
+      <w:r>
+        <w:t>Every test sequence is examined component by component. The trained model is utilized to provide predictions</w:t>
+      </w:r>
+      <w:r>
+        <w:t>.</w:t>
+      </w:r>
+    </w:p>
+    <w:p>
+      <w:pPr>
+        <w:jc w:val="both"/>
+      </w:pPr>
+      <w:r>
+        <w:t>Predictions and actual values are compared for each sequence to determine accuracy</w:t>
+      </w:r>
+      <w:r>
+        <w:t xml:space="preserve">. </w:t>
+      </w:r>
+      <w:r>
         <w:t>This enables both global and per-sequence assessments of prediction ability.</w:t>
       </w:r>
     </w:p>
@@ -6083,12 +5884,14 @@
         <w:rPr>
           <w:b/>
           <w:bCs/>
-        </w:rPr>
-      </w:pPr>
-      <w:r>
-        <w:rPr>
-          <w:b/>
-          <w:bCs/>
+          <w:noProof w:val="0"/>
+        </w:rPr>
+      </w:pPr>
+      <w:r>
+        <w:rPr>
+          <w:b/>
+          <w:bCs/>
+          <w:noProof w:val="0"/>
         </w:rPr>
         <w:t>3.</w:t>
       </w:r>
@@ -6096,6 +5899,7 @@
         <w:rPr>
           <w:b/>
           <w:bCs/>
+          <w:noProof w:val="0"/>
         </w:rPr>
         <w:t>6</w:t>
       </w:r>
@@ -6103,6 +5907,7 @@
         <w:rPr>
           <w:b/>
           <w:bCs/>
+          <w:noProof w:val="0"/>
         </w:rPr>
         <w:t xml:space="preserve">.  Performance Recording and Logging  </w:t>
       </w:r>
@@ -6146,12 +5951,14 @@
         <w:rPr>
           <w:b/>
           <w:bCs/>
-        </w:rPr>
-      </w:pPr>
-      <w:r>
-        <w:rPr>
-          <w:b/>
-          <w:bCs/>
+          <w:noProof w:val="0"/>
+        </w:rPr>
+      </w:pPr>
+      <w:r>
+        <w:rPr>
+          <w:b/>
+          <w:bCs/>
+          <w:noProof w:val="0"/>
         </w:rPr>
         <w:t>3.7.  Visualization and Result Interpretaion</w:t>
       </w:r>
@@ -6192,15 +5999,15 @@
           <w:ilvl w:val="0"/>
           <w:numId w:val="0"/>
         </w:numPr>
-      </w:pPr>
-      <w:r>
-        <w:t>4.</w:t>
-      </w:r>
-      <w:r>
-        <w:t xml:space="preserve">     </w:t>
-      </w:r>
-      <w:r>
-        <w:t>Result and Discussion</w:t>
+        <w:rPr>
+          <w:noProof w:val="0"/>
+        </w:rPr>
+      </w:pPr>
+      <w:r>
+        <w:rPr>
+          <w:noProof w:val="0"/>
+        </w:rPr>
+        <w:t>4.     Result and Discussion</w:t>
       </w:r>
     </w:p>
     <w:p>
@@ -6226,10 +6033,11 @@
         <w:t>were</w:t>
       </w:r>
       <w:r>
-        <w:t xml:space="preserve"> gathered from 48 runs of the experiment, 24 time for each .NET 8.014 and .NET 9.0.3</w:t>
-      </w:r>
-      <w:r>
-        <w:t>. For each runtime, the application was executed with 8 configurations, each using 1 to 8 CPU cores. Every configuration was repeated 3 times to make sure the statistical reliability. The following diagrams are for visual trend analysis</w:t>
+        <w:t xml:space="preserve"> gathered from 48 runs of the experiment, 24 time for each .NET 8.014 and </w:t>
+      </w:r>
+      <w:r>
+        <w:lastRenderedPageBreak/>
+        <w:t>.NET 9.0.3. For each runtime, the application was executed with 8 configurations, each using 1 to 8 CPU cores. Every configuration was repeated 3 times to make sure the statistical reliability. The following diagrams are for visual trend analysis</w:t>
       </w:r>
       <w:r>
         <w:t xml:space="preserve"> from the output metrics that has been logged in output csv (Result.csv)</w:t>
@@ -6248,12 +6056,14 @@
         <w:rPr>
           <w:b/>
           <w:bCs/>
-        </w:rPr>
-      </w:pPr>
-      <w:r>
-        <w:rPr>
-          <w:b/>
-          <w:bCs/>
+          <w:noProof w:val="0"/>
+        </w:rPr>
+      </w:pPr>
+      <w:r>
+        <w:rPr>
+          <w:b/>
+          <w:bCs/>
+          <w:noProof w:val="0"/>
         </w:rPr>
         <w:t>4.</w:t>
       </w:r>
@@ -6261,6 +6071,7 @@
         <w:rPr>
           <w:b/>
           <w:bCs/>
+          <w:noProof w:val="0"/>
         </w:rPr>
         <w:t>1.</w:t>
       </w:r>
@@ -6268,6 +6079,7 @@
         <w:rPr>
           <w:b/>
           <w:bCs/>
+          <w:noProof w:val="0"/>
         </w:rPr>
         <w:t xml:space="preserve">  Learning Time vs CPU cores  </w:t>
       </w:r>
@@ -6277,11 +6089,19 @@
         <w:jc w:val="both"/>
       </w:pPr>
       <w:r>
-        <w:t xml:space="preserve">The average learning time with respect to the number of CPU cores used is shown in the bar plot.  From the bar plot, a downward trend is displayed as the core count increases </w:t>
-      </w:r>
-      <w:r>
-        <w:lastRenderedPageBreak/>
-        <w:t xml:space="preserve">from 1 to 8, which indicates that the model training benefits from parallel computation. However, at 6 cores, an anomaly was observed where the learning time increased abnormally. This sudden spike could be due to </w:t>
+        <w:t>The average learning time with respect to the number of CPU cores used is shown in the bar plot</w:t>
+      </w:r>
+      <w:r>
+        <w:t xml:space="preserve"> in Fig</w:t>
+      </w:r>
+      <w:r>
+        <w:t>.</w:t>
+      </w:r>
+      <w:r>
+        <w:t xml:space="preserve"> 4.1</w:t>
+      </w:r>
+      <w:r>
+        <w:t xml:space="preserve">.  From the bar plot, a downward trend is displayed as the core count increases from 1 to 8, which indicates that the model training benefits from parallel computation. However, at 6 cores, an anomaly was observed where the learning time increased abnormally. This sudden spike could be due to </w:t>
       </w:r>
       <w:r>
         <w:t>temporary</w:t>
@@ -6310,11 +6130,8 @@
         </w:rPr>
       </w:pPr>
       <w:r>
-        <w:rPr>
-          <w:noProof/>
-        </w:rPr>
         <w:drawing>
-          <wp:inline distT="0" distB="0" distL="0" distR="0" wp14:anchorId="7B9D02F9" wp14:editId="6AFE6F57">
+          <wp:inline distT="0" distB="0" distL="0" distR="0" wp14:anchorId="7B9D02F9" wp14:editId="7B3CBDE9">
             <wp:extent cx="2984500" cy="1865630"/>
             <wp:effectExtent l="0" t="0" r="6350" b="1270"/>
             <wp:docPr id="106209959" name="Picture 3" descr="A graph of a graph&#10;&#10;AI-generated content may be incorrect."/>
@@ -6331,7 +6148,7 @@
                     </pic:cNvPicPr>
                   </pic:nvPicPr>
                   <pic:blipFill>
-                    <a:blip r:embed="rId38" cstate="print">
+                    <a:blip r:embed="rId27" cstate="print">
                       <a:extLst>
                         <a:ext uri="{28A0092B-C50C-407E-A947-70E740481C1C}">
                           <a14:useLocalDpi xmlns:a14="http://schemas.microsoft.com/office/drawing/2010/main" val="0"/>
@@ -6371,16 +6188,25 @@
           <w:sz w:val="18"/>
           <w:szCs w:val="18"/>
         </w:rPr>
-        <w:t>Figure.</w:t>
-      </w:r>
-      <w:r>
-        <w:rPr>
-          <w:i/>
-          <w:iCs/>
-          <w:sz w:val="18"/>
-          <w:szCs w:val="18"/>
-        </w:rPr>
-        <w:t>: Learning time vs CPU Cores</w:t>
+        <w:t>Figure</w:t>
+      </w:r>
+      <w:r>
+        <w:rPr>
+          <w:i/>
+          <w:iCs/>
+          <w:sz w:val="18"/>
+          <w:szCs w:val="18"/>
+        </w:rPr>
+        <w:t xml:space="preserve"> 4.1</w:t>
+      </w:r>
+      <w:r>
+        <w:rPr>
+          <w:i/>
+          <w:iCs/>
+          <w:sz w:val="18"/>
+          <w:szCs w:val="18"/>
+        </w:rPr>
+        <w:t>.: Learning time vs CPU Cores</w:t>
       </w:r>
     </w:p>
     <w:p>
@@ -6401,6 +6227,7 @@
         <w:rPr>
           <w:b/>
           <w:bCs/>
+          <w:noProof w:val="0"/>
         </w:rPr>
       </w:pPr>
       <w:bookmarkStart w:id="2" w:name="_Hlk193912395"/>
@@ -6408,6 +6235,7 @@
         <w:rPr>
           <w:b/>
           <w:bCs/>
+          <w:noProof w:val="0"/>
         </w:rPr>
         <w:t>4.2.  Learning Time vs CPU Speed</w:t>
       </w:r>
@@ -6416,6 +6244,7 @@
         <w:rPr>
           <w:b/>
           <w:bCs/>
+          <w:noProof w:val="0"/>
         </w:rPr>
         <w:t xml:space="preserve">  </w:t>
       </w:r>
@@ -6425,7 +6254,22 @@
         <w:jc w:val="both"/>
       </w:pPr>
       <w:r>
-        <w:t xml:space="preserve">This chart </w:t>
+        <w:t>Th</w:t>
+      </w:r>
+      <w:r>
+        <w:t>e</w:t>
+      </w:r>
+      <w:r>
+        <w:t xml:space="preserve"> chart </w:t>
+      </w:r>
+      <w:r>
+        <w:t>in Fig</w:t>
+      </w:r>
+      <w:r>
+        <w:t>.</w:t>
+      </w:r>
+      <w:r>
+        <w:t xml:space="preserve"> 4.2 </w:t>
       </w:r>
       <w:r>
         <w:t>shows</w:t>
@@ -6446,16 +6290,10 @@
     <w:p>
       <w:pPr>
         <w:jc w:val="both"/>
-        <w:rPr>
-          <w:lang w:val="en-DE"/>
-        </w:rPr>
-      </w:pPr>
-    </w:p>
-    <w:p>
-      <w:r>
-        <w:rPr>
-          <w:noProof/>
-        </w:rPr>
+      </w:pPr>
+    </w:p>
+    <w:p>
+      <w:r>
         <w:drawing>
           <wp:inline distT="0" distB="0" distL="0" distR="0" wp14:anchorId="3362F9D4" wp14:editId="3137ECF7">
             <wp:extent cx="2984500" cy="1865630"/>
@@ -6474,7 +6312,7 @@
                     </pic:cNvPicPr>
                   </pic:nvPicPr>
                   <pic:blipFill>
-                    <a:blip r:embed="rId39" cstate="print">
+                    <a:blip r:embed="rId28" cstate="print">
                       <a:extLst>
                         <a:ext uri="{28A0092B-C50C-407E-A947-70E740481C1C}">
                           <a14:useLocalDpi xmlns:a14="http://schemas.microsoft.com/office/drawing/2010/main" val="0"/>
@@ -6521,6 +6359,15 @@
           <w:sz w:val="18"/>
           <w:szCs w:val="18"/>
         </w:rPr>
+        <w:t>4.2</w:t>
+      </w:r>
+      <w:r>
+        <w:rPr>
+          <w:i/>
+          <w:iCs/>
+          <w:sz w:val="18"/>
+          <w:szCs w:val="18"/>
+        </w:rPr>
         <w:t xml:space="preserve">: Learning time vs CPU </w:t>
       </w:r>
       <w:r>
@@ -6542,46 +6389,23 @@
           <w:bCs/>
           <w:i/>
           <w:iCs/>
-          <w:noProof/>
-        </w:rPr>
-      </w:pPr>
-      <w:r>
-        <w:rPr>
-          <w:b/>
-          <w:bCs/>
-          <w:i/>
-          <w:iCs/>
-          <w:noProof/>
-        </w:rPr>
-        <w:t>4.</w:t>
-      </w:r>
-      <w:r>
-        <w:rPr>
-          <w:b/>
-          <w:bCs/>
-          <w:i/>
-          <w:iCs/>
-          <w:noProof/>
-        </w:rPr>
-        <w:t>3</w:t>
-      </w:r>
-      <w:r>
-        <w:rPr>
-          <w:b/>
-          <w:bCs/>
-          <w:i/>
-          <w:iCs/>
-          <w:noProof/>
-        </w:rPr>
-        <w:t>.  Learning Time vs</w:t>
-      </w:r>
-      <w:r>
-        <w:rPr>
-          <w:b/>
-          <w:bCs/>
-          <w:i/>
-          <w:iCs/>
-          <w:noProof/>
+        </w:rPr>
+      </w:pPr>
+      <w:r>
+        <w:rPr>
+          <w:b/>
+          <w:bCs/>
+          <w:i/>
+          <w:iCs/>
+        </w:rPr>
+        <w:t>4.3.  Learning Time vs</w:t>
+      </w:r>
+      <w:r>
+        <w:rPr>
+          <w:b/>
+          <w:bCs/>
+          <w:i/>
+          <w:iCs/>
         </w:rPr>
         <w:t xml:space="preserve"> .NET Version</w:t>
       </w:r>
@@ -6594,49 +6418,55 @@
           <w:bCs/>
           <w:i/>
           <w:iCs/>
-          <w:noProof/>
-        </w:rPr>
-      </w:pPr>
-      <w:r>
-        <w:t>This chart compares the average learning time with different .NET versions. .NET runtime version 9.0.3 showed better performance with a lower average learning time (</w:t>
-      </w:r>
-      <w:r>
-        <w:t>~</w:t>
-      </w:r>
-      <w:r>
-        <w:t xml:space="preserve"> 1150s) </w:t>
+        </w:rPr>
+      </w:pPr>
+      <w:r>
+        <w:t>Th</w:t>
+      </w:r>
+      <w:r>
+        <w:t>e</w:t>
+      </w:r>
+      <w:r>
+        <w:t xml:space="preserve"> chart </w:t>
+      </w:r>
+      <w:r>
+        <w:t>in Fig</w:t>
+      </w:r>
+      <w:r>
+        <w:t>.</w:t>
+      </w:r>
+      <w:r>
+        <w:t xml:space="preserve"> 4.3 </w:t>
+      </w:r>
+      <w:r>
+        <w:t xml:space="preserve">compares the average learning time with different .NET versions. .NET runtime version 9.0.3 </w:t>
+      </w:r>
+      <w:r>
+        <w:t xml:space="preserve">showed better performance with a lower average learning time (~ 1150s) </w:t>
       </w:r>
       <w:r>
         <w:t>compared</w:t>
       </w:r>
       <w:r>
-        <w:t xml:space="preserve"> to .NET 8.0.14 (</w:t>
-      </w:r>
-      <w:r>
-        <w:t>~</w:t>
-      </w:r>
-      <w:r>
-        <w:t xml:space="preserve">1390s) average learning time with respect to the number of CPU cores used is shown in the bar plot.  </w:t>
-      </w:r>
-    </w:p>
-    <w:p>
-      <w:pPr>
-        <w:jc w:val="both"/>
-        <w:rPr>
-          <w:b/>
-          <w:bCs/>
-          <w:i/>
-          <w:iCs/>
-          <w:noProof/>
-        </w:rPr>
-      </w:pPr>
-      <w:r>
-        <w:rPr>
-          <w:b/>
-          <w:bCs/>
-          <w:i/>
-          <w:iCs/>
-          <w:noProof/>
+        <w:t xml:space="preserve"> to .NET 8.0.14 (~1390s) average learning time with respect to the number of CPU cores used is shown in the bar plot.  </w:t>
+      </w:r>
+    </w:p>
+    <w:p>
+      <w:pPr>
+        <w:jc w:val="both"/>
+        <w:rPr>
+          <w:b/>
+          <w:bCs/>
+          <w:i/>
+          <w:iCs/>
+        </w:rPr>
+      </w:pPr>
+      <w:r>
+        <w:rPr>
+          <w:b/>
+          <w:bCs/>
+          <w:i/>
+          <w:iCs/>
         </w:rPr>
         <w:drawing>
           <wp:inline distT="0" distB="0" distL="0" distR="0" wp14:anchorId="00FE3F84" wp14:editId="2B74C852">
@@ -6656,7 +6486,7 @@
                     </pic:cNvPicPr>
                   </pic:nvPicPr>
                   <pic:blipFill>
-                    <a:blip r:embed="rId40" cstate="print">
+                    <a:blip r:embed="rId29" cstate="print">
                       <a:extLst>
                         <a:ext uri="{28A0092B-C50C-407E-A947-70E740481C1C}">
                           <a14:useLocalDpi xmlns:a14="http://schemas.microsoft.com/office/drawing/2010/main" val="0"/>
@@ -6706,6 +6536,15 @@
           <w:sz w:val="18"/>
           <w:szCs w:val="18"/>
         </w:rPr>
+        <w:t>4.3</w:t>
+      </w:r>
+      <w:r>
+        <w:rPr>
+          <w:i/>
+          <w:iCs/>
+          <w:sz w:val="18"/>
+          <w:szCs w:val="18"/>
+        </w:rPr>
         <w:t xml:space="preserve">: Learning time vs </w:t>
       </w:r>
       <w:r>
@@ -6733,14 +6572,20 @@
           <w:ilvl w:val="0"/>
           <w:numId w:val="0"/>
         </w:numPr>
-      </w:pPr>
-      <w:r>
-        <w:t>5.</w:t>
-      </w:r>
-      <w:r>
-        <w:t xml:space="preserve">     </w:t>
-      </w:r>
-      <w:r>
+        <w:rPr>
+          <w:noProof w:val="0"/>
+        </w:rPr>
+      </w:pPr>
+      <w:r>
+        <w:rPr>
+          <w:noProof w:val="0"/>
+        </w:rPr>
+        <w:t xml:space="preserve">5.     </w:t>
+      </w:r>
+      <w:r>
+        <w:rPr>
+          <w:noProof w:val="0"/>
+        </w:rPr>
         <w:t>Conclusion</w:t>
       </w:r>
     </w:p>
@@ -6811,10 +6656,7 @@
         <w:jc w:val="both"/>
       </w:pPr>
       <w:r>
-        <w:t>Key performance metrics such as learning time, RAM usage, CPU speed, and runtime versions were logged in CSV outputs.</w:t>
-      </w:r>
-      <w:r>
-        <w:t xml:space="preserve"> </w:t>
+        <w:t xml:space="preserve">Key performance metrics such as learning time, RAM usage, CPU speed, and runtime versions were logged in CSV outputs. </w:t>
       </w:r>
       <w:r>
         <w:t xml:space="preserve">The experiments results showed </w:t>
@@ -6856,10 +6698,7 @@
         <w:t xml:space="preserve"> runtime optimizations, where .NET 9.0.3 outperformed .NET 8.0.14 in most </w:t>
       </w:r>
       <w:r>
-        <w:t>configuration</w:t>
-      </w:r>
-      <w:r>
-        <w:t>s.</w:t>
+        <w:t>configurations.</w:t>
       </w:r>
       <w:r>
         <w:t xml:space="preserve"> IExperiment interface which uses </w:t>
@@ -6929,15 +6768,15 @@
               <w:ilvl w:val="0"/>
               <w:numId w:val="0"/>
             </w:numPr>
+            <w:rPr>
+              <w:noProof w:val="0"/>
+            </w:rPr>
           </w:pPr>
           <w:r>
-            <w:t>6.</w:t>
-          </w:r>
-          <w:r>
-            <w:t xml:space="preserve">     </w:t>
-          </w:r>
-          <w:r>
-            <w:t>References</w:t>
+            <w:rPr>
+              <w:noProof w:val="0"/>
+            </w:rPr>
+            <w:t>6.     References</w:t>
           </w:r>
         </w:p>
         <w:p>
@@ -6966,7 +6805,7 @@
             </w:rPr>
             <w:t xml:space="preserve"> </w:t>
           </w:r>
-          <w:hyperlink r:id="rId41" w:history="1">
+          <w:hyperlink r:id="rId30" w:history="1">
             <w:r>
               <w:rPr>
                 <w:rStyle w:val="Hyperlink"/>
@@ -7002,33 +6841,7 @@
               <w:kern w:val="2"/>
               <w14:ligatures w14:val="standardContextual"/>
             </w:rPr>
-            <w:t xml:space="preserve">[2] “Joy </w:t>
-          </w:r>
-          <w:proofErr w:type="spellStart"/>
-          <w:r>
-            <w:rPr>
-              <w:rFonts w:eastAsia="Aptos"/>
-              <w:kern w:val="2"/>
-              <w14:ligatures w14:val="standardContextual"/>
-            </w:rPr>
-            <w:t>bose</w:t>
-          </w:r>
-          <w:proofErr w:type="spellEnd"/>
-          <w:r>
-            <w:rPr>
-              <w:rFonts w:eastAsia="Aptos"/>
-              <w:kern w:val="2"/>
-              <w14:ligatures w14:val="standardContextual"/>
-            </w:rPr>
-            <w:t xml:space="preserve">" Hierarchical Temporal Memory: more biologically plausible than deep learning | by Joy Bose | </w:t>
-          </w:r>
-          <w:r>
-            <w:rPr>
-              <w:rFonts w:eastAsia="Aptos"/>
-              <w:kern w:val="2"/>
-              <w14:ligatures w14:val="standardContextual"/>
-            </w:rPr>
-            <w:t>Analytics Vidhya | Medium.</w:t>
+            <w:t>[2] “Joy bose" Hierarchical Temporal Memory: more biologically plausible than deep learning | by Joy Bose | Analytics Vidhya | Medium.</w:t>
           </w:r>
         </w:p>
         <w:p>
@@ -7104,6 +6917,7 @@
               <w:kern w:val="2"/>
               <w14:ligatures w14:val="standardContextual"/>
             </w:rPr>
+            <w:lastRenderedPageBreak/>
             <w:t>[6] Jeff Hawkins and Dileep George, "Hierarchical Temporal Memory", 2009</w:t>
           </w:r>
         </w:p>
@@ -7123,7 +6937,6 @@
               <w:kern w:val="2"/>
               <w14:ligatures w14:val="standardContextual"/>
             </w:rPr>
-            <w:lastRenderedPageBreak/>
             <w:t xml:space="preserve">[7] Subutai Ahmad, "Real-Time Multimodal Integration in a Hierarchical Temporal Memory Network", 2015 </w:t>
           </w:r>
         </w:p>
@@ -7578,8 +7391,7 @@
           </w:pPr>
           <w:r>
             <w:rPr>
-              <w:noProof/>
-              <w:lang w:val="en-CA" w:eastAsia="en-CA"/>
+              <w:lang w:eastAsia="en-CA"/>
             </w:rPr>
             <w:drawing>
               <wp:inline distT="0" distB="0" distL="0" distR="0" wp14:anchorId="19CFFFBE" wp14:editId="05126C35">
@@ -9903,6 +9715,9 @@
     <w:pPr>
       <w:jc w:val="center"/>
     </w:pPr>
+    <w:rPr>
+      <w:lang w:val="en-GB"/>
+    </w:rPr>
   </w:style>
   <w:style w:type="paragraph" w:styleId="Heading1">
     <w:name w:val="heading 1"/>

--- a/source/Samples/NeocortexApiSamplePerformance/Documentation/ML-24-25-05 Implement Performance Measurement Experiment_PerfEX Project Report.docx
+++ b/source/Samples/NeocortexApiSamplePerformance/Documentation/ML-24-25-05 Implement Performance Measurement Experiment_PerfEX Project Report.docx
@@ -26,6 +26,17 @@
         </w:sectPr>
       </w:pPr>
       <w:bookmarkStart w:id="0" w:name="_Hlk155127776"/>
+      <w:r>
+        <w:rPr>
+          <w:rFonts w:eastAsia="MS Mincho"/>
+          <w:noProof w:val="0"/>
+          <w:kern w:val="48"/>
+          <w:sz w:val="48"/>
+          <w:szCs w:val="48"/>
+          <w:lang w:val="en-GB"/>
+        </w:rPr>
+        <w:t xml:space="preserve">ML-24-25-05 </w:t>
+      </w:r>
       <w:r>
         <w:rPr>
           <w:rFonts w:eastAsia="MS Mincho"/>
@@ -679,7 +690,27 @@
           <w:sz w:val="18"/>
           <w:szCs w:val="18"/>
         </w:rPr>
-        <w:t>performance diagrams are generated with the metrics to analyze the relationship between the hardware configurations software environments, and computational efficiency.</w:t>
+        <w:t xml:space="preserve">performance diagrams are generated with the metrics to </w:t>
+      </w:r>
+      <w:r>
+        <w:rPr>
+          <w:rFonts w:eastAsia="Times New Roman"/>
+          <w:b/>
+          <w:bCs/>
+          <w:sz w:val="18"/>
+          <w:szCs w:val="18"/>
+        </w:rPr>
+        <w:t>analyse</w:t>
+      </w:r>
+      <w:r>
+        <w:rPr>
+          <w:rFonts w:eastAsia="Times New Roman"/>
+          <w:b/>
+          <w:bCs/>
+          <w:sz w:val="18"/>
+          <w:szCs w:val="18"/>
+        </w:rPr>
+        <w:t xml:space="preserve"> the relationship between the hardware configurations software environments, and computational efficiency.</w:t>
       </w:r>
       <w:r>
         <w:rPr>
@@ -953,10 +984,10 @@
         <w:t>the process starts with</w:t>
       </w:r>
       <w:r>
-        <w:t xml:space="preserve"> Sparse Distributed Representations (SDRs), where input is converted to binary with a small percentage of active bits and the encoding maintains </w:t>
-      </w:r>
-      <w:r>
-        <w:t xml:space="preserve">semantic similarity which makes the model robust to noise letting it </w:t>
+        <w:t xml:space="preserve"> Sparse Distributed Representations </w:t>
+      </w:r>
+      <w:r>
+        <w:t xml:space="preserve">(SDRs), where input is converted to binary with a small percentage of active bits and the encoding maintains semantic similarity which makes the model robust to noise letting it </w:t>
       </w:r>
       <w:r>
         <w:t>identify</w:t>
@@ -1008,6 +1039,7 @@
       </w:pPr>
       <w:r>
         <w:rPr>
+          <w:noProof/>
           <w:lang w:eastAsia="en-CA"/>
         </w:rPr>
         <w:drawing>
@@ -1175,6 +1207,7 @@
           <w:noProof w:val="0"/>
           <w:color w:val="000000" w:themeColor="text1"/>
         </w:rPr>
+        <w:lastRenderedPageBreak/>
         <w:t xml:space="preserve">1.1.1. </w:t>
       </w:r>
       <w:r>
@@ -1192,11 +1225,7 @@
         <w:jc w:val="both"/>
       </w:pPr>
       <w:r>
-        <w:t xml:space="preserve">HTM is aimed at mirroring the brain's hierarchical structure as well as the learning process. HTM encompasses a </w:t>
-      </w:r>
-      <w:r>
-        <w:lastRenderedPageBreak/>
-        <w:t xml:space="preserve">hierarchically arranged network of nodes, each containing a group of neurotransmitters in the neocortex. Based on their prior experiences, these nodes learn to identify patterns in sensory input and foresee outcomes. The node's models are then </w:t>
+        <w:t xml:space="preserve">HTM is aimed at mirroring the brain's hierarchical structure as well as the learning process. HTM encompasses a hierarchically arranged network of nodes, each containing a group of neurotransmitters in the neocortex. Based on their prior experiences, these nodes learn to identify patterns in sensory input and foresee outcomes. The node's models are then </w:t>
       </w:r>
       <w:r>
         <w:t>adjusted,</w:t>
@@ -1241,6 +1270,7 @@
     <w:p>
       <w:r>
         <w:rPr>
+          <w:noProof/>
           <w:lang w:eastAsia="en-CA"/>
         </w:rPr>
         <w:drawing>
@@ -1328,444 +1358,8 @@
     </w:p>
     <w:p>
       <w:pPr>
-        <w:rPr>
-          <w:highlight w:val="red"/>
-        </w:rPr>
-      </w:pPr>
-    </w:p>
-    <w:p>
-      <w:pPr>
-        <w:autoSpaceDE w:val="0"/>
-        <w:autoSpaceDN w:val="0"/>
-        <w:adjustRightInd w:val="0"/>
-        <w:jc w:val="both"/>
-        <w:rPr>
-          <w:rStyle w:val="Emphasis"/>
-          <w:b/>
-          <w:bCs/>
-        </w:rPr>
-      </w:pPr>
-      <w:r>
-        <w:rPr>
-          <w:rStyle w:val="Emphasis"/>
-          <w:b/>
-          <w:bCs/>
-        </w:rPr>
-        <w:t>1.</w:t>
-      </w:r>
-      <w:r>
-        <w:rPr>
-          <w:rStyle w:val="Emphasis"/>
-          <w:b/>
-          <w:bCs/>
-        </w:rPr>
-        <w:t>1.</w:t>
-      </w:r>
-      <w:r>
-        <w:rPr>
-          <w:rStyle w:val="Emphasis"/>
-          <w:b/>
-          <w:bCs/>
-        </w:rPr>
-        <w:t>2</w:t>
-      </w:r>
-      <w:r>
-        <w:rPr>
-          <w:rStyle w:val="Emphasis"/>
-          <w:b/>
-          <w:bCs/>
-        </w:rPr>
-        <w:t>.   Proximal Dendrite Segments</w:t>
-      </w:r>
-    </w:p>
-    <w:p>
-      <w:pPr>
-        <w:jc w:val="both"/>
-        <w:rPr>
-          <w:rFonts w:eastAsia="Times New Roman"/>
-        </w:rPr>
-      </w:pPr>
-      <w:r>
-        <w:rPr>
-          <w:rFonts w:eastAsia="Times New Roman"/>
-        </w:rPr>
-        <w:t>Cells are joined in a column by a proximal dendrite, and synapses are shown by tiny black circles. A legitimate synaptic link with a persistence value higher than the connection threshold is shown by a solid circle. A putative synaptic connection with a persistence value below the connection threshold is represented by an empty circle. After a local inhibitory step, feedback input activates a column if there are sufficient genuine synapses linked to active input bits [14].</w:t>
-      </w:r>
-      <w:r>
-        <w:rPr>
-          <w:rFonts w:eastAsia="Times New Roman"/>
-        </w:rPr>
-        <w:t xml:space="preserve"> In Fig</w:t>
-      </w:r>
-      <w:r>
-        <w:rPr>
-          <w:rFonts w:eastAsia="Times New Roman"/>
-        </w:rPr>
-        <w:t xml:space="preserve">. </w:t>
-      </w:r>
-      <w:r>
-        <w:rPr>
-          <w:rFonts w:eastAsia="Times New Roman"/>
-        </w:rPr>
-        <w:t>1.1.2</w:t>
-      </w:r>
-      <w:r>
-        <w:rPr>
-          <w:rFonts w:eastAsia="Times New Roman"/>
-        </w:rPr>
-        <w:t>[9]</w:t>
-      </w:r>
-      <w:r>
-        <w:rPr>
-          <w:rFonts w:eastAsia="Times New Roman"/>
-        </w:rPr>
-        <w:t xml:space="preserve">, it shows the input integration mechanism of an HTM neuron, where it </w:t>
-      </w:r>
-      <w:r>
-        <w:rPr>
-          <w:rFonts w:eastAsia="Times New Roman"/>
-        </w:rPr>
-        <w:t>relates</w:t>
-      </w:r>
-      <w:r>
-        <w:rPr>
-          <w:rFonts w:eastAsia="Times New Roman"/>
-        </w:rPr>
-        <w:t xml:space="preserve"> feedforward input (Green), contextual input (blue), and feedback signals to </w:t>
-      </w:r>
-      <w:r>
-        <w:rPr>
-          <w:rFonts w:eastAsia="Times New Roman"/>
-        </w:rPr>
-        <w:t>decide</w:t>
-      </w:r>
-      <w:r>
-        <w:rPr>
-          <w:rFonts w:eastAsia="Times New Roman"/>
-        </w:rPr>
-        <w:t xml:space="preserve"> activation. </w:t>
-      </w:r>
-      <w:r>
-        <w:rPr>
-          <w:rFonts w:eastAsia="Times New Roman"/>
-        </w:rPr>
-        <w:t>Dendrite segments are represented by the OR gates that detect specific patterns for predictive or active states.</w:t>
-      </w:r>
-    </w:p>
-    <w:p>
-      <w:r>
-        <w:rPr>
-          <w:noProof/>
-        </w:rPr>
-        <w:drawing>
-          <wp:inline distT="0" distB="0" distL="0" distR="0" wp14:anchorId="1EA2577A" wp14:editId="6B8C93D9">
-            <wp:extent cx="960120" cy="1270113"/>
-            <wp:effectExtent l="0" t="0" r="0" b="6350"/>
-            <wp:docPr id="1690440360" name="Picture 3" descr="A diagram of a diagram&#10;&#10;AI-generated content may be incorrect."/>
-            <wp:cNvGraphicFramePr>
-              <a:graphicFrameLocks xmlns:a="http://schemas.openxmlformats.org/drawingml/2006/main" noChangeAspect="1"/>
-            </wp:cNvGraphicFramePr>
-            <a:graphic xmlns:a="http://schemas.openxmlformats.org/drawingml/2006/main">
-              <a:graphicData uri="http://schemas.openxmlformats.org/drawingml/2006/picture">
-                <pic:pic xmlns:pic="http://schemas.openxmlformats.org/drawingml/2006/picture">
-                  <pic:nvPicPr>
-                    <pic:cNvPr id="1690440360" name="Picture 3" descr="A diagram of a diagram&#10;&#10;AI-generated content may be incorrect."/>
-                    <pic:cNvPicPr>
-                      <a:picLocks noChangeAspect="1" noChangeArrowheads="1"/>
-                    </pic:cNvPicPr>
-                  </pic:nvPicPr>
-                  <pic:blipFill>
-                    <a:blip r:embed="rId14">
-                      <a:extLst>
-                        <a:ext uri="{28A0092B-C50C-407E-A947-70E740481C1C}">
-                          <a14:useLocalDpi xmlns:a14="http://schemas.microsoft.com/office/drawing/2010/main" val="0"/>
-                        </a:ext>
-                      </a:extLst>
-                    </a:blip>
-                    <a:srcRect/>
-                    <a:stretch>
-                      <a:fillRect/>
-                    </a:stretch>
-                  </pic:blipFill>
-                  <pic:spPr bwMode="auto">
-                    <a:xfrm>
-                      <a:off x="0" y="0"/>
-                      <a:ext cx="985487" cy="1303670"/>
-                    </a:xfrm>
-                    <a:prstGeom prst="rect">
-                      <a:avLst/>
-                    </a:prstGeom>
-                    <a:noFill/>
-                    <a:ln>
-                      <a:noFill/>
-                    </a:ln>
-                  </pic:spPr>
-                </pic:pic>
-              </a:graphicData>
-            </a:graphic>
-          </wp:inline>
-        </w:drawing>
-      </w:r>
-    </w:p>
-    <w:p/>
-    <w:p>
-      <w:pPr>
-        <w:pStyle w:val="BodyText"/>
-        <w:jc w:val="center"/>
-        <w:rPr>
-          <w:i/>
-          <w:iCs/>
-          <w:sz w:val="18"/>
-          <w:szCs w:val="18"/>
-          <w:lang w:val="en-GB"/>
-        </w:rPr>
-      </w:pPr>
-      <w:r>
-        <w:rPr>
-          <w:i/>
-          <w:iCs/>
-          <w:sz w:val="18"/>
-          <w:szCs w:val="18"/>
-          <w:lang w:val="en-GB"/>
-        </w:rPr>
-        <w:t xml:space="preserve">Figure </w:t>
-      </w:r>
-      <w:r>
-        <w:rPr>
-          <w:i/>
-          <w:iCs/>
-          <w:sz w:val="18"/>
-          <w:szCs w:val="18"/>
-          <w:lang w:val="en-GB"/>
-        </w:rPr>
-        <w:t>1.1.2</w:t>
-      </w:r>
-      <w:r>
-        <w:rPr>
-          <w:i/>
-          <w:iCs/>
-          <w:sz w:val="18"/>
-          <w:szCs w:val="18"/>
-          <w:lang w:val="en-GB"/>
-        </w:rPr>
-        <w:t xml:space="preserve">: Proximal Dendrite Representation [9] </w:t>
-      </w:r>
-    </w:p>
-    <w:p>
-      <w:pPr>
         <w:pStyle w:val="BodyText"/>
         <w:ind w:firstLine="0"/>
-        <w:rPr>
-          <w:i/>
-          <w:iCs/>
-          <w:highlight w:val="red"/>
-          <w:lang w:val="en-GB"/>
-        </w:rPr>
-      </w:pPr>
-    </w:p>
-    <w:p>
-      <w:pPr>
-        <w:pStyle w:val="BodyText"/>
-        <w:ind w:firstLine="0"/>
-        <w:rPr>
-          <w:rStyle w:val="Emphasis"/>
-          <w:b/>
-          <w:bCs/>
-          <w:lang w:val="en-GB"/>
-        </w:rPr>
-      </w:pPr>
-      <w:r>
-        <w:rPr>
-          <w:rStyle w:val="Emphasis"/>
-          <w:b/>
-          <w:bCs/>
-          <w:lang w:val="en-GB"/>
-        </w:rPr>
-        <w:t>1.</w:t>
-      </w:r>
-      <w:r>
-        <w:rPr>
-          <w:rStyle w:val="Emphasis"/>
-          <w:b/>
-          <w:bCs/>
-          <w:lang w:val="en-GB"/>
-        </w:rPr>
-        <w:t>1.3</w:t>
-      </w:r>
-      <w:r>
-        <w:rPr>
-          <w:rStyle w:val="Emphasis"/>
-          <w:b/>
-          <w:bCs/>
-          <w:lang w:val="en-GB"/>
-        </w:rPr>
-        <w:t>.   Distal Dendrite Segments</w:t>
-      </w:r>
-    </w:p>
-    <w:p>
-      <w:pPr>
-        <w:jc w:val="both"/>
-        <w:rPr>
-          <w:rFonts w:eastAsia="Times New Roman"/>
-        </w:rPr>
-      </w:pPr>
-      <w:r>
-        <w:rPr>
-          <w:rFonts w:eastAsia="Times New Roman"/>
-        </w:rPr>
-        <w:t>There are typically around 40 synapses in each of the 130 distal dendritic categories found in each brain cell. It has one proximal dendritic segment as well. A set of synapses can connect to a subset of other cells within a specific "learning radius," while nearby cells provide lateral input to the distal segments.</w:t>
-      </w:r>
-      <w:r>
-        <w:rPr>
-          <w:rFonts w:eastAsia="Times New Roman"/>
-          <w:sz w:val="24"/>
-          <w:szCs w:val="24"/>
-          <w:lang w:eastAsia="en-DE"/>
-        </w:rPr>
-        <w:t xml:space="preserve"> </w:t>
-      </w:r>
-      <w:r>
-        <w:rPr>
-          <w:rFonts w:eastAsia="Times New Roman"/>
-        </w:rPr>
-        <w:t xml:space="preserve">The dendritic segment remembers the activation status of the surrounding cells by connecting with previously activated cells. The cell enters an anticipatory state if a dendritic segment recognizes the same pattern of cellular activity, that is, if the number of activated synapses on any segment surpasses a certain threshold. Therefore, it is probable that column activation will arise from signalling that feedforward input. </w:t>
-      </w:r>
-      <w:r>
-        <w:rPr>
-          <w:rFonts w:eastAsia="Times New Roman"/>
-        </w:rPr>
-        <w:t>Fig</w:t>
-      </w:r>
-      <w:r>
-        <w:rPr>
-          <w:rFonts w:eastAsia="Times New Roman"/>
-        </w:rPr>
-        <w:t xml:space="preserve">. </w:t>
-      </w:r>
-      <w:r>
-        <w:rPr>
-          <w:rFonts w:eastAsia="Times New Roman"/>
-        </w:rPr>
-        <w:t>1.1.3</w:t>
-      </w:r>
-      <w:r>
-        <w:rPr>
-          <w:rFonts w:eastAsia="Times New Roman"/>
-        </w:rPr>
-        <w:t>[13]</w:t>
-      </w:r>
-      <w:r>
-        <w:rPr>
-          <w:rFonts w:eastAsia="Times New Roman"/>
-        </w:rPr>
-        <w:t>,</w:t>
-      </w:r>
-      <w:r>
-        <w:rPr>
-          <w:rFonts w:eastAsia="Times New Roman"/>
-        </w:rPr>
-        <w:t xml:space="preserve"> shows how an HTM cell enters a predictive or active state based on distal dendrite input and column activation, allowing temporal pattern recognition. </w:t>
-      </w:r>
-    </w:p>
-    <w:p>
-      <w:pPr>
-        <w:autoSpaceDE w:val="0"/>
-        <w:autoSpaceDN w:val="0"/>
-        <w:adjustRightInd w:val="0"/>
-        <w:ind w:firstLine="360"/>
-        <w:jc w:val="both"/>
-        <w:rPr>
-          <w:lang w:eastAsia="ja-JP"/>
-        </w:rPr>
-      </w:pPr>
-      <w:r>
-        <w:rPr>
-          <w:lang w:eastAsia="en-CA"/>
-        </w:rPr>
-        <w:drawing>
-          <wp:inline distT="0" distB="0" distL="0" distR="0" wp14:anchorId="41FA9DB5" wp14:editId="4681073D">
-            <wp:extent cx="2696021" cy="1541929"/>
-            <wp:effectExtent l="0" t="0" r="9525" b="1270"/>
-            <wp:docPr id="12" name="Picture 12" descr="A diagram of a cell"/>
-            <wp:cNvGraphicFramePr>
-              <a:graphicFrameLocks xmlns:a="http://schemas.openxmlformats.org/drawingml/2006/main" noChangeAspect="1"/>
-            </wp:cNvGraphicFramePr>
-            <a:graphic xmlns:a="http://schemas.openxmlformats.org/drawingml/2006/main">
-              <a:graphicData uri="http://schemas.openxmlformats.org/drawingml/2006/picture">
-                <pic:pic xmlns:pic="http://schemas.openxmlformats.org/drawingml/2006/picture">
-                  <pic:nvPicPr>
-                    <pic:cNvPr id="12" name="Picture 12" descr="A diagram of a cell"/>
-                    <pic:cNvPicPr/>
-                  </pic:nvPicPr>
-                  <pic:blipFill>
-                    <a:blip r:embed="rId15"/>
-                    <a:stretch>
-                      <a:fillRect/>
-                    </a:stretch>
-                  </pic:blipFill>
-                  <pic:spPr>
-                    <a:xfrm>
-                      <a:off x="0" y="0"/>
-                      <a:ext cx="2710115" cy="1549990"/>
-                    </a:xfrm>
-                    <a:prstGeom prst="rect">
-                      <a:avLst/>
-                    </a:prstGeom>
-                  </pic:spPr>
-                </pic:pic>
-              </a:graphicData>
-            </a:graphic>
-          </wp:inline>
-        </w:drawing>
-      </w:r>
-    </w:p>
-    <w:p>
-      <w:pPr>
-        <w:pStyle w:val="BodyText"/>
-        <w:jc w:val="center"/>
-        <w:rPr>
-          <w:i/>
-          <w:iCs/>
-          <w:sz w:val="18"/>
-          <w:szCs w:val="18"/>
-          <w:lang w:val="en-GB"/>
-        </w:rPr>
-      </w:pPr>
-      <w:r>
-        <w:rPr>
-          <w:i/>
-          <w:iCs/>
-          <w:sz w:val="18"/>
-          <w:szCs w:val="18"/>
-          <w:lang w:val="en-GB"/>
-        </w:rPr>
-        <w:t xml:space="preserve">Figure </w:t>
-      </w:r>
-      <w:r>
-        <w:rPr>
-          <w:i/>
-          <w:iCs/>
-          <w:sz w:val="18"/>
-          <w:szCs w:val="18"/>
-          <w:lang w:val="en-GB"/>
-        </w:rPr>
-        <w:t>1.1.3</w:t>
-      </w:r>
-      <w:r>
-        <w:rPr>
-          <w:i/>
-          <w:iCs/>
-          <w:sz w:val="18"/>
-          <w:szCs w:val="18"/>
-          <w:lang w:val="en-GB"/>
-        </w:rPr>
-        <w:t>: Distal Dendrite Segment at the Cellular Level [13]</w:t>
-      </w:r>
-    </w:p>
-    <w:p>
-      <w:pPr>
-        <w:pStyle w:val="BodyText"/>
-        <w:jc w:val="center"/>
         <w:rPr>
           <w:i/>
           <w:iCs/>
@@ -1818,7 +1412,7 @@
           <w:iCs/>
           <w:noProof w:val="0"/>
         </w:rPr>
-        <w:t>.4</w:t>
+        <w:t>.</w:t>
       </w:r>
       <w:r>
         <w:rPr>
@@ -1829,6 +1423,17 @@
           <w:iCs/>
           <w:noProof w:val="0"/>
         </w:rPr>
+        <w:t>2</w:t>
+      </w:r>
+      <w:r>
+        <w:rPr>
+          <w:rStyle w:val="Emphasis"/>
+          <w:b/>
+          <w:bCs/>
+          <w:i/>
+          <w:iCs/>
+          <w:noProof w:val="0"/>
+        </w:rPr>
         <w:t>.  Prediction</w:t>
       </w:r>
     </w:p>
@@ -1843,24 +1448,34 @@
         <w:rPr>
           <w:rFonts w:eastAsia="Times New Roman"/>
         </w:rPr>
-        <w:t>Its primary function is estimate, which is the basis of intelligence. It makes predictions about the real world using both new incoming data and static representations [15].</w:t>
-      </w:r>
+        <w:t>Its primary function is estimate, which is the basis of intelligence. It makes predictions about the real world using both new incoming data and static representations [1</w:t>
+      </w:r>
+      <w:r>
+        <w:rPr>
+          <w:rFonts w:eastAsia="Times New Roman"/>
+        </w:rPr>
+        <w:t>1</w:t>
+      </w:r>
+      <w:r>
+        <w:rPr>
+          <w:rFonts w:eastAsia="Times New Roman"/>
+        </w:rPr>
+        <w:t>].</w:t>
+      </w:r>
+    </w:p>
+    <w:p>
+      <w:pPr>
+        <w:jc w:val="both"/>
+        <w:rPr>
+          <w:rFonts w:eastAsia="Times New Roman"/>
+        </w:rPr>
+      </w:pPr>
     </w:p>
     <w:p>
       <w:pPr>
         <w:pStyle w:val="BodyText"/>
         <w:ind w:firstLine="0"/>
         <w:rPr>
-          <w:highlight w:val="red"/>
-          <w:lang w:val="en-GB" w:eastAsia="ja-JP"/>
-        </w:rPr>
-      </w:pPr>
-    </w:p>
-    <w:p>
-      <w:pPr>
-        <w:pStyle w:val="BodyText"/>
-        <w:ind w:firstLine="0"/>
-        <w:rPr>
           <w:rStyle w:val="Emphasis"/>
           <w:b/>
           <w:bCs/>
@@ -1883,7 +1498,16 @@
           <w:bCs/>
           <w:lang w:val="en-GB"/>
         </w:rPr>
-        <w:t>1.5</w:t>
+        <w:t>1.</w:t>
+      </w:r>
+      <w:r>
+        <w:rPr>
+          <w:rStyle w:val="Emphasis"/>
+          <w:b/>
+          <w:bCs/>
+          <w:lang w:val="en-GB"/>
+        </w:rPr>
+        <w:t>3</w:t>
       </w:r>
       <w:r>
         <w:rPr>
@@ -1952,7 +1576,15 @@
           <w:bCs/>
           <w:noProof w:val="0"/>
         </w:rPr>
-        <w:t>1.6</w:t>
+        <w:t>1.</w:t>
+      </w:r>
+      <w:r>
+        <w:rPr>
+          <w:b/>
+          <w:bCs/>
+          <w:noProof w:val="0"/>
+        </w:rPr>
+        <w:t>4</w:t>
       </w:r>
       <w:r>
         <w:rPr>
@@ -1980,13 +1612,37 @@
         <w:rPr>
           <w:rFonts w:eastAsia="Times New Roman"/>
         </w:rPr>
-        <w:t>1.1.6</w:t>
+        <w:t>1.1.</w:t>
       </w:r>
       <w:r>
         <w:rPr>
           <w:rFonts w:eastAsia="Times New Roman"/>
         </w:rPr>
-        <w:t>[16], which necessitates a weighted average of inputs followed by a non-linear operation on the total, the HTM neuron model is modelled after cortical neurons. The basis for memory and recall in the brain is provided by biological neurons, which carry out increasingly complex functions and interact through both chemical and electrical impulses, according to recent neuroscience studies.</w:t>
+        <w:t>4</w:t>
+      </w:r>
+      <w:r>
+        <w:rPr>
+          <w:rFonts w:eastAsia="Times New Roman"/>
+        </w:rPr>
+        <w:t>[1</w:t>
+      </w:r>
+      <w:r>
+        <w:rPr>
+          <w:rFonts w:eastAsia="Times New Roman"/>
+        </w:rPr>
+        <w:t>2</w:t>
+      </w:r>
+      <w:r>
+        <w:rPr>
+          <w:rFonts w:eastAsia="Times New Roman"/>
+        </w:rPr>
+        <w:t xml:space="preserve">], which necessitates a weighted average of inputs followed by a non-linear operation on the total, the HTM neuron model is modelled after cortical neurons. The </w:t>
+      </w:r>
+      <w:r>
+        <w:rPr>
+          <w:rFonts w:eastAsia="Times New Roman"/>
+        </w:rPr>
+        <w:t>basis for memory and recall in the brain is provided by biological neurons, which carry out increasingly complex functions and interact through both chemical and electrical impulses, according to recent neuroscience studies.</w:t>
       </w:r>
     </w:p>
     <w:p>
@@ -2001,7 +1657,6 @@
         <w:rPr>
           <w:lang w:val="en-GB"/>
         </w:rPr>
-        <w:lastRenderedPageBreak/>
         <w:fldChar w:fldCharType="begin"/>
       </w:r>
       <w:r>
@@ -2018,6 +1673,7 @@
       </w:r>
       <w:r>
         <w:rPr>
+          <w:noProof/>
           <w:lang w:val="en-GB" w:eastAsia="en-CA"/>
         </w:rPr>
         <w:drawing>
@@ -2036,7 +1692,7 @@
                     <pic:cNvPicPr/>
                   </pic:nvPicPr>
                   <pic:blipFill rotWithShape="1">
-                    <a:blip r:embed="rId16">
+                    <a:blip r:embed="rId14">
                       <a:extLst>
                         <a:ext uri="{28A0092B-C50C-407E-A947-70E740481C1C}">
                           <a14:useLocalDpi xmlns:a14="http://schemas.microsoft.com/office/drawing/2010/main" val="0"/>
@@ -2106,7 +1762,7 @@
           <w:szCs w:val="18"/>
           <w:lang w:val="en-GB"/>
         </w:rPr>
-        <w:t>1.1.6</w:t>
+        <w:t>1.1.</w:t>
       </w:r>
       <w:r>
         <w:rPr>
@@ -2116,7 +1772,37 @@
           <w:szCs w:val="18"/>
           <w:lang w:val="en-GB"/>
         </w:rPr>
-        <w:t>: Neuron Structure [11]</w:t>
+        <w:t>4</w:t>
+      </w:r>
+      <w:r>
+        <w:rPr>
+          <w:i/>
+          <w:iCs/>
+          <w:sz w:val="18"/>
+          <w:szCs w:val="18"/>
+          <w:lang w:val="en-GB"/>
+        </w:rPr>
+        <w:t>: Neuron Structure [</w:t>
+      </w:r>
+      <w:r>
+        <w:rPr>
+          <w:i/>
+          <w:iCs/>
+          <w:sz w:val="18"/>
+          <w:szCs w:val="18"/>
+          <w:lang w:val="en-GB"/>
+        </w:rPr>
+        <w:t>9</w:t>
+      </w:r>
+      <w:r>
+        <w:rPr>
+          <w:i/>
+          <w:iCs/>
+          <w:sz w:val="18"/>
+          <w:szCs w:val="18"/>
+          <w:lang w:val="en-GB"/>
+        </w:rPr>
+        <w:t>]</w:t>
       </w:r>
     </w:p>
     <w:p>
@@ -2176,7 +1862,15 @@
           <w:bCs/>
           <w:noProof w:val="0"/>
         </w:rPr>
-        <w:t>7.</w:t>
+        <w:t>5</w:t>
+      </w:r>
+      <w:r>
+        <w:rPr>
+          <w:b/>
+          <w:bCs/>
+          <w:noProof w:val="0"/>
+        </w:rPr>
+        <w:t>.</w:t>
       </w:r>
       <w:r>
         <w:rPr>
@@ -2200,7 +1894,7 @@
         <w:pStyle w:val="Heading2"/>
         <w:numPr>
           <w:ilvl w:val="2"/>
-          <w:numId w:val="19"/>
+          <w:numId w:val="22"/>
         </w:numPr>
         <w:rPr>
           <w:b/>
@@ -2235,6 +1929,14 @@
       <w:r>
         <w:t>In order to identify temporal patterns in the input data, the SP encoder uses a sliding window technique and is designed to handle temporal data. The incoming data is first converted into a continuous stream of binary values, which are subsequently fed into the HTM network as a sequence of SDRs [5].</w:t>
       </w:r>
+    </w:p>
+    <w:p>
+      <w:pPr>
+        <w:jc w:val="both"/>
+        <w:rPr>
+          <w:highlight w:val="red"/>
+        </w:rPr>
+      </w:pPr>
     </w:p>
     <w:p>
       <w:pPr>
@@ -2270,6 +1972,7 @@
           <w:i/>
           <w:iCs/>
         </w:rPr>
+        <w:lastRenderedPageBreak/>
         <w:t>1</w:t>
       </w:r>
       <w:r>
@@ -2288,7 +1991,25 @@
           <w:i/>
           <w:iCs/>
         </w:rPr>
-        <w:t>.9.</w:t>
+        <w:t>.</w:t>
+      </w:r>
+      <w:r>
+        <w:rPr>
+          <w:b/>
+          <w:bCs/>
+          <w:i/>
+          <w:iCs/>
+        </w:rPr>
+        <w:t>7</w:t>
+      </w:r>
+      <w:r>
+        <w:rPr>
+          <w:b/>
+          <w:bCs/>
+          <w:i/>
+          <w:iCs/>
+        </w:rPr>
+        <w:t>.</w:t>
       </w:r>
       <w:r>
         <w:rPr>
@@ -2306,10 +2027,7 @@
         <w:jc w:val="left"/>
       </w:pPr>
       <w:r>
-        <w:t xml:space="preserve">An unsupervised learning technique called the Spatial Pooler transforms high-dimensional input data into a lower-dimensional SDR that captures the key characteristics of the input data. To do this, it first gives </w:t>
-      </w:r>
-      <w:r>
-        <w:t xml:space="preserve">each input characteristic an arbitrary number of weights, after which it determines how much the input and the weights overlap. After that, the traits that overlap the most are selected and included to the </w:t>
+        <w:t xml:space="preserve">An unsupervised learning technique called the Spatial Pooler transforms high-dimensional input data into a lower-dimensional SDR that captures the key characteristics of the input data. To do this, it first gives each input characteristic an arbitrary number of weights, after which it determines how much the input and the weights overlap. After that, the traits that overlap the most are selected and included to the </w:t>
       </w:r>
       <w:r>
         <w:t>SDR [</w:t>
@@ -2324,10 +2042,19 @@
         <w:t>Fig .</w:t>
       </w:r>
       <w:r>
-        <w:t>1.1.9</w:t>
-      </w:r>
-      <w:r>
-        <w:t>[12]</w:t>
+        <w:t>1.1.</w:t>
+      </w:r>
+      <w:r>
+        <w:t>7</w:t>
+      </w:r>
+      <w:r>
+        <w:t>[1</w:t>
+      </w:r>
+      <w:r>
+        <w:t>0</w:t>
+      </w:r>
+      <w:r>
+        <w:t>]</w:t>
       </w:r>
       <w:r>
         <w:t xml:space="preserve"> illustrated the way spatial polling in HTM detects active mini-columns based on input patterns, which forms sparse distributed representations using probable synaptic connections.  </w:t>
@@ -2340,6 +2067,9 @@
         </w:rPr>
       </w:pPr>
       <w:r>
+        <w:rPr>
+          <w:noProof/>
+        </w:rPr>
         <w:drawing>
           <wp:inline distT="0" distB="0" distL="0" distR="0" wp14:anchorId="78AB5049" wp14:editId="6A2EDDD1">
             <wp:extent cx="2682472" cy="1386960"/>
@@ -2356,7 +2086,7 @@
                     <pic:cNvPicPr/>
                   </pic:nvPicPr>
                   <pic:blipFill>
-                    <a:blip r:embed="rId17"/>
+                    <a:blip r:embed="rId15"/>
                     <a:stretch>
                       <a:fillRect/>
                     </a:stretch>
@@ -2418,7 +2148,7 @@
           <w:szCs w:val="18"/>
           <w:lang w:val="en-GB"/>
         </w:rPr>
-        <w:t>1.1.9</w:t>
+        <w:t>1.1.</w:t>
       </w:r>
       <w:r>
         <w:rPr>
@@ -2428,6 +2158,16 @@
           <w:szCs w:val="18"/>
           <w:lang w:val="en-GB"/>
         </w:rPr>
+        <w:t>7</w:t>
+      </w:r>
+      <w:r>
+        <w:rPr>
+          <w:i/>
+          <w:iCs/>
+          <w:sz w:val="18"/>
+          <w:szCs w:val="18"/>
+          <w:lang w:val="en-GB"/>
+        </w:rPr>
         <w:t xml:space="preserve">: Representation of spatial </w:t>
       </w:r>
       <w:r>
@@ -2448,7 +2188,27 @@
           <w:szCs w:val="18"/>
           <w:lang w:val="en-GB"/>
         </w:rPr>
-        <w:t>12]</w:t>
+        <w:t>1</w:t>
+      </w:r>
+      <w:r>
+        <w:rPr>
+          <w:i/>
+          <w:iCs/>
+          <w:sz w:val="18"/>
+          <w:szCs w:val="18"/>
+          <w:lang w:val="en-GB"/>
+        </w:rPr>
+        <w:t>0</w:t>
+      </w:r>
+      <w:r>
+        <w:rPr>
+          <w:i/>
+          <w:iCs/>
+          <w:sz w:val="18"/>
+          <w:szCs w:val="18"/>
+          <w:lang w:val="en-GB"/>
+        </w:rPr>
+        <w:t>]</w:t>
       </w:r>
     </w:p>
     <w:p>
@@ -2479,7 +2239,23 @@
           <w:bCs/>
           <w:noProof w:val="0"/>
         </w:rPr>
-        <w:t>1.10.  Sparse Distributed Representation</w:t>
+        <w:t>1.</w:t>
+      </w:r>
+      <w:r>
+        <w:rPr>
+          <w:b/>
+          <w:bCs/>
+          <w:noProof w:val="0"/>
+        </w:rPr>
+        <w:t>8</w:t>
+      </w:r>
+      <w:r>
+        <w:rPr>
+          <w:b/>
+          <w:bCs/>
+          <w:noProof w:val="0"/>
+        </w:rPr>
+        <w:t>.  Sparse Distributed Representation</w:t>
       </w:r>
     </w:p>
     <w:p>
@@ -2525,7 +2301,23 @@
           <w:bCs/>
           <w:noProof w:val="0"/>
         </w:rPr>
-        <w:t>1.11.  Multisequence Learning</w:t>
+        <w:t>1.</w:t>
+      </w:r>
+      <w:r>
+        <w:rPr>
+          <w:b/>
+          <w:bCs/>
+          <w:noProof w:val="0"/>
+        </w:rPr>
+        <w:t>9</w:t>
+      </w:r>
+      <w:r>
+        <w:rPr>
+          <w:b/>
+          <w:bCs/>
+          <w:noProof w:val="0"/>
+        </w:rPr>
+        <w:t>.  Multisequence Learning</w:t>
       </w:r>
     </w:p>
     <w:p>
@@ -2650,23 +2442,22 @@
         <w:t xml:space="preserve">, </w:t>
       </w:r>
       <w:r>
-        <w:t xml:space="preserve">Implemented in Program.cs, command line arguments are being parses with this component such as --sequence-folder, --out, --experiment, </w:t>
-      </w:r>
-      <w:r>
-        <w:lastRenderedPageBreak/>
-        <w:t xml:space="preserve">--cores, --affinity. Experiment gets dynamically configured at runtime with this component. </w:t>
-      </w:r>
-    </w:p>
-    <w:p>
-      <w:pPr>
-        <w:jc w:val="both"/>
-      </w:pPr>
-    </w:p>
-    <w:p>
-      <w:pPr>
-        <w:jc w:val="both"/>
-      </w:pPr>
-      <w:r>
+        <w:t xml:space="preserve">Implemented in Program.cs, command line arguments are being parses with this component such as --sequence-folder, --out, --experiment, --cores, --affinity. Experiment gets dynamically configured at runtime with this component. </w:t>
+      </w:r>
+    </w:p>
+    <w:p>
+      <w:pPr>
+        <w:jc w:val="both"/>
+      </w:pPr>
+    </w:p>
+    <w:p>
+      <w:pPr>
+        <w:jc w:val="both"/>
+      </w:pPr>
+      <w:r>
+        <w:rPr>
+          <w:noProof/>
+        </w:rPr>
         <w:drawing>
           <wp:inline distT="0" distB="0" distL="0" distR="0" wp14:anchorId="6A31C7A2" wp14:editId="0DDBE79A">
             <wp:extent cx="2984500" cy="286385"/>
@@ -2683,7 +2474,7 @@
                     <pic:cNvPicPr/>
                   </pic:nvPicPr>
                   <pic:blipFill>
-                    <a:blip r:embed="rId18"/>
+                    <a:blip r:embed="rId16"/>
                     <a:stretch>
                       <a:fillRect/>
                     </a:stretch>
@@ -2819,6 +2610,7 @@
       </w:pPr>
       <w:r>
         <w:rPr>
+          <w:noProof/>
           <w:lang w:eastAsia="en-CA"/>
         </w:rPr>
         <mc:AlternateContent>
@@ -2983,6 +2775,7 @@
     <w:p>
       <w:r>
         <w:rPr>
+          <w:noProof/>
           <w:lang w:eastAsia="en-CA"/>
         </w:rPr>
         <mc:AlternateContent>
@@ -3250,6 +3043,9 @@
         <w:jc w:val="both"/>
       </w:pPr>
       <w:r>
+        <w:rPr>
+          <w:noProof/>
+        </w:rPr>
         <w:drawing>
           <wp:inline distT="0" distB="0" distL="0" distR="0" wp14:anchorId="275E3370" wp14:editId="7475B10B">
             <wp:extent cx="2982632" cy="626806"/>
@@ -3266,7 +3062,7 @@
                     <pic:cNvPicPr/>
                   </pic:nvPicPr>
                   <pic:blipFill>
-                    <a:blip r:embed="rId19"/>
+                    <a:blip r:embed="rId17"/>
                     <a:stretch>
                       <a:fillRect/>
                     </a:stretch>
@@ -3381,19 +3177,26 @@
         <w:t>.</w:t>
       </w:r>
       <w:r>
-        <w:t xml:space="preserve"> 2.1.4 shows the method which is the core training entry point for MultiSequenceLearning experiment that initializes the HTM configuration and encoder settings, then runs the experiment using the given input sequences.</w:t>
-      </w:r>
-    </w:p>
-    <w:p>
-      <w:pPr>
-        <w:jc w:val="both"/>
-      </w:pPr>
-    </w:p>
-    <w:p>
-      <w:pPr>
-        <w:jc w:val="both"/>
-      </w:pPr>
-      <w:r>
+        <w:t xml:space="preserve"> 2.1.4 shows the method which is the core training entry point for MultiSequenceLearning experiment that initializes the </w:t>
+      </w:r>
+      <w:r>
+        <w:lastRenderedPageBreak/>
+        <w:t>HTM configuration and encoder settings, then runs the experiment using the given input sequences.</w:t>
+      </w:r>
+    </w:p>
+    <w:p>
+      <w:pPr>
+        <w:jc w:val="both"/>
+      </w:pPr>
+    </w:p>
+    <w:p>
+      <w:pPr>
+        <w:jc w:val="both"/>
+      </w:pPr>
+      <w:r>
+        <w:rPr>
+          <w:noProof/>
+        </w:rPr>
         <w:drawing>
           <wp:inline distT="0" distB="0" distL="0" distR="0" wp14:anchorId="21F1F28E" wp14:editId="0F180D6D">
             <wp:extent cx="2984500" cy="973455"/>
@@ -3410,7 +3213,7 @@
                     <pic:cNvPicPr/>
                   </pic:nvPicPr>
                   <pic:blipFill>
-                    <a:blip r:embed="rId20"/>
+                    <a:blip r:embed="rId18"/>
                     <a:stretch>
                       <a:fillRect/>
                     </a:stretch>
@@ -4292,7 +4095,10 @@
         <w:t>generate_charts.py</w:t>
       </w:r>
       <w:r>
-        <w:t>, this python script was used to generate performance charts based on the logged CSV data. The pandas library was used for data processing, and for visualization matplotlib and seaborn was used. Learning time, CPU core usage, .NET version and CPU speed were visualized to explore the correlations.</w:t>
+        <w:t xml:space="preserve">, this python script was used to generate performance charts based on the logged CSV data. The pandas library was used for data processing, and for visualization matplotlib and seaborn was used. Learning </w:t>
+      </w:r>
+      <w:r>
+        <w:t>time, CPU core usage, .NET version and CPU speed were visualized to explore the correlations.</w:t>
       </w:r>
     </w:p>
     <w:p>
@@ -4310,7 +4116,6 @@
         <w:rPr>
           <w:noProof w:val="0"/>
         </w:rPr>
-        <w:lastRenderedPageBreak/>
         <w:t>3.     IMPLEMENTATION</w:t>
       </w:r>
     </w:p>
@@ -4782,6 +4587,9 @@
         </w:rPr>
       </w:pPr>
       <w:r>
+        <w:rPr>
+          <w:noProof/>
+        </w:rPr>
         <w:drawing>
           <wp:inline distT="0" distB="0" distL="0" distR="0" wp14:anchorId="37A5D3FD" wp14:editId="15EE2A4D">
             <wp:extent cx="2984500" cy="286385"/>
@@ -4798,7 +4606,7 @@
                     <pic:cNvPicPr/>
                   </pic:nvPicPr>
                   <pic:blipFill>
-                    <a:blip r:embed="rId18"/>
+                    <a:blip r:embed="rId16"/>
                     <a:stretch>
                       <a:fillRect/>
                     </a:stretch>
@@ -4971,6 +4779,9 @@
         <w:br/>
       </w:r>
       <w:r>
+        <w:rPr>
+          <w:noProof/>
+        </w:rPr>
         <w:drawing>
           <wp:inline distT="0" distB="0" distL="0" distR="0" wp14:anchorId="7A65AE4D" wp14:editId="7118F4DA">
             <wp:extent cx="2979284" cy="176980"/>
@@ -4987,7 +4798,7 @@
                     <pic:cNvPicPr/>
                   </pic:nvPicPr>
                   <pic:blipFill>
-                    <a:blip r:embed="rId21"/>
+                    <a:blip r:embed="rId19"/>
                     <a:stretch>
                       <a:fillRect/>
                     </a:stretch>
@@ -5144,6 +4955,9 @@
         <w:jc w:val="both"/>
       </w:pPr>
       <w:r>
+        <w:rPr>
+          <w:noProof/>
+        </w:rPr>
         <w:drawing>
           <wp:inline distT="0" distB="0" distL="0" distR="0" wp14:anchorId="6AFEAE0D" wp14:editId="014A7931">
             <wp:extent cx="2984500" cy="188186"/>
@@ -5160,7 +4974,7 @@
                     <pic:cNvPicPr/>
                   </pic:nvPicPr>
                   <pic:blipFill>
-                    <a:blip r:embed="rId22"/>
+                    <a:blip r:embed="rId20"/>
                     <a:stretch>
                       <a:fillRect/>
                     </a:stretch>
@@ -5264,6 +5078,9 @@
         <w:jc w:val="both"/>
       </w:pPr>
       <w:r>
+        <w:rPr>
+          <w:noProof/>
+        </w:rPr>
         <w:drawing>
           <wp:inline distT="0" distB="0" distL="0" distR="0" wp14:anchorId="47CBAEE1" wp14:editId="40FD8950">
             <wp:extent cx="2981190" cy="516193"/>
@@ -5280,7 +5097,7 @@
                     <pic:cNvPicPr/>
                   </pic:nvPicPr>
                   <pic:blipFill>
-                    <a:blip r:embed="rId23"/>
+                    <a:blip r:embed="rId21"/>
                     <a:stretch>
                       <a:fillRect/>
                     </a:stretch>
@@ -5444,6 +5261,9 @@
         </w:rPr>
       </w:pPr>
       <w:r>
+        <w:rPr>
+          <w:noProof/>
+        </w:rPr>
         <w:drawing>
           <wp:inline distT="0" distB="0" distL="0" distR="0" wp14:anchorId="3EE47E16" wp14:editId="75EBE956">
             <wp:extent cx="2974606" cy="345624"/>
@@ -5460,7 +5280,7 @@
                     <pic:cNvPicPr/>
                   </pic:nvPicPr>
                   <pic:blipFill>
-                    <a:blip r:embed="rId24"/>
+                    <a:blip r:embed="rId22"/>
                     <a:stretch>
                       <a:fillRect/>
                     </a:stretch>
@@ -5570,6 +5390,9 @@
         <w:br/>
       </w:r>
       <w:r>
+        <w:rPr>
+          <w:noProof/>
+        </w:rPr>
         <w:drawing>
           <wp:inline distT="0" distB="0" distL="0" distR="0" wp14:anchorId="3BCD6AF1" wp14:editId="68B8E920">
             <wp:extent cx="2984500" cy="184355"/>
@@ -5586,7 +5409,7 @@
                     <pic:cNvPicPr/>
                   </pic:nvPicPr>
                   <pic:blipFill>
-                    <a:blip r:embed="rId25"/>
+                    <a:blip r:embed="rId23"/>
                     <a:stretch>
                       <a:fillRect/>
                     </a:stretch>
@@ -5714,6 +5537,9 @@
         <w:br/>
       </w:r>
       <w:r>
+        <w:rPr>
+          <w:noProof/>
+        </w:rPr>
         <w:drawing>
           <wp:inline distT="0" distB="0" distL="0" distR="0" wp14:anchorId="1BCC6C36" wp14:editId="3D3A2BC4">
             <wp:extent cx="2984500" cy="776441"/>
@@ -5730,7 +5556,7 @@
                     <pic:cNvPicPr/>
                   </pic:nvPicPr>
                   <pic:blipFill>
-                    <a:blip r:embed="rId26"/>
+                    <a:blip r:embed="rId24"/>
                     <a:stretch>
                       <a:fillRect/>
                     </a:stretch>
@@ -6033,11 +5859,7 @@
         <w:t>were</w:t>
       </w:r>
       <w:r>
-        <w:t xml:space="preserve"> gathered from 48 runs of the experiment, 24 time for each .NET 8.014 and </w:t>
-      </w:r>
-      <w:r>
-        <w:lastRenderedPageBreak/>
-        <w:t>.NET 9.0.3. For each runtime, the application was executed with 8 configurations, each using 1 to 8 CPU cores. Every configuration was repeated 3 times to make sure the statistical reliability. The following diagrams are for visual trend analysis</w:t>
+        <w:t xml:space="preserve"> gathered from 48 runs of the experiment, 24 time for each .NET 8.014 and .NET 9.0.3. For each runtime, the application was executed with 8 configurations, each using 1 to 8 CPU cores. Every configuration was repeated 3 times to make sure the statistical reliability. The following diagrams are for visual trend analysis</w:t>
       </w:r>
       <w:r>
         <w:t xml:space="preserve"> from the output metrics that has been logged in output csv (Result.csv)</w:t>
@@ -6087,39 +5909,75 @@
     <w:p>
       <w:pPr>
         <w:jc w:val="both"/>
-      </w:pPr>
-      <w:r>
-        <w:t>The average learning time with respect to the number of CPU cores used is shown in the bar plot</w:t>
-      </w:r>
-      <w:r>
-        <w:t xml:space="preserve"> in Fig</w:t>
-      </w:r>
-      <w:r>
-        <w:t>.</w:t>
-      </w:r>
-      <w:r>
-        <w:t xml:space="preserve"> 4.1</w:t>
-      </w:r>
-      <w:r>
-        <w:t xml:space="preserve">.  From the bar plot, a downward trend is displayed as the core count increases from 1 to 8, which indicates that the model training benefits from parallel computation. However, at 6 cores, an anomaly was observed where the learning time increased abnormally. This sudden spike could be due to </w:t>
-      </w:r>
-      <w:r>
-        <w:t>temporary</w:t>
-      </w:r>
-      <w:r>
-        <w:t xml:space="preserve"> </w:t>
-      </w:r>
-      <w:r>
-        <w:t xml:space="preserve">system </w:t>
-      </w:r>
-      <w:r>
-        <w:t xml:space="preserve">resource contention, garbage collection or other background processes which may affect the performance </w:t>
-      </w:r>
-      <w:r>
-        <w:t>at</w:t>
-      </w:r>
-      <w:r>
-        <w:t xml:space="preserve"> the time of that set of trials.</w:t>
+        <w:rPr>
+          <w:lang w:val="en-DE"/>
+        </w:rPr>
+      </w:pPr>
+      <w:r>
+        <w:rPr>
+          <w:lang w:val="en-DE"/>
+        </w:rPr>
+        <w:t xml:space="preserve">The </w:t>
+      </w:r>
+      <w:r>
+        <w:rPr>
+          <w:lang w:val="en-DE"/>
+        </w:rPr>
+        <w:t>Fig. 4.1</w:t>
+      </w:r>
+      <w:r>
+        <w:rPr>
+          <w:lang w:val="en-DE"/>
+        </w:rPr>
+        <w:t xml:space="preserve"> illustrates a broad pattern of learning time reducing as CPU core count rises. The median learning time </w:t>
+      </w:r>
+      <w:r>
+        <w:rPr>
+          <w:lang w:val="en-DE"/>
+        </w:rPr>
+        <w:t>consistently</w:t>
+      </w:r>
+      <w:r>
+        <w:rPr>
+          <w:lang w:val="en-DE"/>
+        </w:rPr>
+        <w:t xml:space="preserve"> decreased as the number of cores rose from </w:t>
+      </w:r>
+      <w:r>
+        <w:rPr>
+          <w:lang w:val="en-DE"/>
+        </w:rPr>
+        <w:t>1</w:t>
+      </w:r>
+      <w:r>
+        <w:rPr>
+          <w:lang w:val="en-DE"/>
+        </w:rPr>
+        <w:t xml:space="preserve"> to </w:t>
+      </w:r>
+      <w:r>
+        <w:rPr>
+          <w:lang w:val="en-DE"/>
+        </w:rPr>
+        <w:t>8</w:t>
+      </w:r>
+      <w:r>
+        <w:rPr>
+          <w:lang w:val="en-DE"/>
+        </w:rPr>
+        <w:t xml:space="preserve">. The box plot for </w:t>
+      </w:r>
+      <w:r>
+        <w:rPr>
+          <w:lang w:val="en-DE"/>
+        </w:rPr>
+        <w:t>6</w:t>
+      </w:r>
+      <w:r>
+        <w:rPr>
+          <w:lang w:val="en-DE"/>
+        </w:rPr>
+        <w:t xml:space="preserve"> cores, however, shows a noticeably greater data spread, suggesting erratic performance that may be brought on by outside variables like background processes or uneven memory utilization. Although ideal gains are not always linear and may vary on system conditions, the overall result confirms that adding CPU cores increases training efficiency.</w:t>
       </w:r>
     </w:p>
     <w:p>
@@ -6130,11 +5988,14 @@
         </w:rPr>
       </w:pPr>
       <w:r>
+        <w:rPr>
+          <w:noProof/>
+        </w:rPr>
         <w:drawing>
-          <wp:inline distT="0" distB="0" distL="0" distR="0" wp14:anchorId="7B9D02F9" wp14:editId="7B3CBDE9">
+          <wp:inline distT="0" distB="0" distL="0" distR="0" wp14:anchorId="33F60583" wp14:editId="3ACE5FF2">
             <wp:extent cx="2984500" cy="1865630"/>
             <wp:effectExtent l="0" t="0" r="6350" b="1270"/>
-            <wp:docPr id="106209959" name="Picture 3" descr="A graph of a graph&#10;&#10;AI-generated content may be incorrect."/>
+            <wp:docPr id="2007816502" name="Picture 3" descr="A graph of a graph showing a number of different sizes and colors&#10;&#10;AI-generated content may be incorrect."/>
             <wp:cNvGraphicFramePr>
               <a:graphicFrameLocks xmlns:a="http://schemas.openxmlformats.org/drawingml/2006/main" noChangeAspect="1"/>
             </wp:cNvGraphicFramePr>
@@ -6142,7 +6003,405 @@
               <a:graphicData uri="http://schemas.openxmlformats.org/drawingml/2006/picture">
                 <pic:pic xmlns:pic="http://schemas.openxmlformats.org/drawingml/2006/picture">
                   <pic:nvPicPr>
-                    <pic:cNvPr id="106209959" name="Picture 3" descr="A graph of a graph&#10;&#10;AI-generated content may be incorrect."/>
+                    <pic:cNvPr id="2007816502" name="Picture 3" descr="A graph of a graph showing a number of different sizes and colors&#10;&#10;AI-generated content may be incorrect."/>
+                    <pic:cNvPicPr>
+                      <a:picLocks noChangeAspect="1" noChangeArrowheads="1"/>
+                    </pic:cNvPicPr>
+                  </pic:nvPicPr>
+                  <pic:blipFill>
+                    <a:blip r:embed="rId25" cstate="print">
+                      <a:extLst>
+                        <a:ext uri="{28A0092B-C50C-407E-A947-70E740481C1C}">
+                          <a14:useLocalDpi xmlns:a14="http://schemas.microsoft.com/office/drawing/2010/main" val="0"/>
+                        </a:ext>
+                      </a:extLst>
+                    </a:blip>
+                    <a:srcRect/>
+                    <a:stretch>
+                      <a:fillRect/>
+                    </a:stretch>
+                  </pic:blipFill>
+                  <pic:spPr bwMode="auto">
+                    <a:xfrm>
+                      <a:off x="0" y="0"/>
+                      <a:ext cx="2984500" cy="1865630"/>
+                    </a:xfrm>
+                    <a:prstGeom prst="rect">
+                      <a:avLst/>
+                    </a:prstGeom>
+                    <a:noFill/>
+                    <a:ln>
+                      <a:noFill/>
+                    </a:ln>
+                  </pic:spPr>
+                </pic:pic>
+              </a:graphicData>
+            </a:graphic>
+          </wp:inline>
+        </w:drawing>
+      </w:r>
+    </w:p>
+    <w:p>
+      <w:r>
+        <w:rPr>
+          <w:i/>
+          <w:iCs/>
+          <w:sz w:val="18"/>
+          <w:szCs w:val="18"/>
+        </w:rPr>
+        <w:t>Figure</w:t>
+      </w:r>
+      <w:r>
+        <w:rPr>
+          <w:i/>
+          <w:iCs/>
+          <w:sz w:val="18"/>
+          <w:szCs w:val="18"/>
+        </w:rPr>
+        <w:t xml:space="preserve"> 4.1</w:t>
+      </w:r>
+      <w:r>
+        <w:rPr>
+          <w:i/>
+          <w:iCs/>
+          <w:sz w:val="18"/>
+          <w:szCs w:val="18"/>
+        </w:rPr>
+        <w:t>.: Learning time vs CPU Cores</w:t>
+      </w:r>
+    </w:p>
+    <w:p>
+      <w:pPr>
+        <w:jc w:val="both"/>
+        <w:rPr>
+          <w:highlight w:val="red"/>
+        </w:rPr>
+      </w:pPr>
+    </w:p>
+    <w:p>
+      <w:pPr>
+        <w:pStyle w:val="Heading2"/>
+        <w:numPr>
+          <w:ilvl w:val="0"/>
+          <w:numId w:val="0"/>
+        </w:numPr>
+        <w:rPr>
+          <w:b/>
+          <w:bCs/>
+          <w:noProof w:val="0"/>
+        </w:rPr>
+      </w:pPr>
+      <w:bookmarkStart w:id="2" w:name="_Hlk193912395"/>
+      <w:r>
+        <w:rPr>
+          <w:b/>
+          <w:bCs/>
+          <w:noProof w:val="0"/>
+        </w:rPr>
+        <w:t>4.2.  Learning Time vs CPU Speed</w:t>
+      </w:r>
+      <w:bookmarkEnd w:id="2"/>
+      <w:r>
+        <w:rPr>
+          <w:b/>
+          <w:bCs/>
+          <w:noProof w:val="0"/>
+        </w:rPr>
+        <w:t xml:space="preserve">  </w:t>
+      </w:r>
+    </w:p>
+    <w:p>
+      <w:pPr>
+        <w:jc w:val="both"/>
+        <w:rPr>
+          <w:lang w:val="en-DE"/>
+        </w:rPr>
+      </w:pPr>
+      <w:r>
+        <w:t>Fig</w:t>
+      </w:r>
+      <w:r>
+        <w:t>.</w:t>
+      </w:r>
+      <w:r>
+        <w:t xml:space="preserve"> 4.2 </w:t>
+      </w:r>
+      <w:r>
+        <w:t>shows</w:t>
+      </w:r>
+      <w:r>
+        <w:t xml:space="preserve"> the</w:t>
+      </w:r>
+      <w:r>
+        <w:t xml:space="preserve"> relationship between</w:t>
+      </w:r>
+      <w:r>
+        <w:t xml:space="preserve"> average learning time </w:t>
+      </w:r>
+      <w:r>
+        <w:t>and CPU speed</w:t>
+      </w:r>
+      <w:r>
+        <w:t xml:space="preserve">. </w:t>
+      </w:r>
+      <w:r>
+        <w:t>The experiment was carried out on a single system with a set CPU clock speed of around 2.40 GHz, therefore this parameter did not change from trial to trial. The box plot thus fails to provide comparative information.</w:t>
+      </w:r>
+      <w:r>
+        <w:t xml:space="preserve"> </w:t>
+      </w:r>
+      <w:r>
+        <w:rPr>
+          <w:lang w:val="en-DE"/>
+        </w:rPr>
+        <w:t xml:space="preserve">The learning </w:t>
+      </w:r>
+      <w:r>
+        <w:rPr>
+          <w:lang w:val="en-DE"/>
+        </w:rPr>
+        <w:t>times</w:t>
+      </w:r>
+      <w:r>
+        <w:rPr>
+          <w:lang w:val="en-DE"/>
+        </w:rPr>
+        <w:t>, however, remained within a narrow range, suggesting that the hardware configuration was constant and that the tests went well, yielding consistent results.</w:t>
+      </w:r>
+    </w:p>
+    <w:p>
+      <w:pPr>
+        <w:jc w:val="both"/>
+      </w:pPr>
+    </w:p>
+    <w:p>
+      <w:r>
+        <w:rPr>
+          <w:noProof/>
+        </w:rPr>
+        <w:drawing>
+          <wp:inline distT="0" distB="0" distL="0" distR="0" wp14:anchorId="5F6FBF9A" wp14:editId="4EA56988">
+            <wp:extent cx="2984500" cy="1865630"/>
+            <wp:effectExtent l="0" t="0" r="6350" b="1270"/>
+            <wp:docPr id="1538182992" name="Picture 4" descr="A graph with a green line&#10;&#10;AI-generated content may be incorrect."/>
+            <wp:cNvGraphicFramePr>
+              <a:graphicFrameLocks xmlns:a="http://schemas.openxmlformats.org/drawingml/2006/main" noChangeAspect="1"/>
+            </wp:cNvGraphicFramePr>
+            <a:graphic xmlns:a="http://schemas.openxmlformats.org/drawingml/2006/main">
+              <a:graphicData uri="http://schemas.openxmlformats.org/drawingml/2006/picture">
+                <pic:pic xmlns:pic="http://schemas.openxmlformats.org/drawingml/2006/picture">
+                  <pic:nvPicPr>
+                    <pic:cNvPr id="1538182992" name="Picture 4" descr="A graph with a green line&#10;&#10;AI-generated content may be incorrect."/>
+                    <pic:cNvPicPr>
+                      <a:picLocks noChangeAspect="1" noChangeArrowheads="1"/>
+                    </pic:cNvPicPr>
+                  </pic:nvPicPr>
+                  <pic:blipFill>
+                    <a:blip r:embed="rId26" cstate="print">
+                      <a:extLst>
+                        <a:ext uri="{28A0092B-C50C-407E-A947-70E740481C1C}">
+                          <a14:useLocalDpi xmlns:a14="http://schemas.microsoft.com/office/drawing/2010/main" val="0"/>
+                        </a:ext>
+                      </a:extLst>
+                    </a:blip>
+                    <a:srcRect/>
+                    <a:stretch>
+                      <a:fillRect/>
+                    </a:stretch>
+                  </pic:blipFill>
+                  <pic:spPr bwMode="auto">
+                    <a:xfrm>
+                      <a:off x="0" y="0"/>
+                      <a:ext cx="2984500" cy="1865630"/>
+                    </a:xfrm>
+                    <a:prstGeom prst="rect">
+                      <a:avLst/>
+                    </a:prstGeom>
+                    <a:noFill/>
+                    <a:ln>
+                      <a:noFill/>
+                    </a:ln>
+                  </pic:spPr>
+                </pic:pic>
+              </a:graphicData>
+            </a:graphic>
+          </wp:inline>
+        </w:drawing>
+      </w:r>
+      <w:r>
+        <w:rPr>
+          <w:i/>
+          <w:iCs/>
+          <w:sz w:val="18"/>
+          <w:szCs w:val="18"/>
+        </w:rPr>
+        <w:t>Figure.</w:t>
+      </w:r>
+      <w:r>
+        <w:rPr>
+          <w:i/>
+          <w:iCs/>
+          <w:sz w:val="18"/>
+          <w:szCs w:val="18"/>
+        </w:rPr>
+        <w:t>4.2</w:t>
+      </w:r>
+      <w:r>
+        <w:rPr>
+          <w:i/>
+          <w:iCs/>
+          <w:sz w:val="18"/>
+          <w:szCs w:val="18"/>
+        </w:rPr>
+        <w:t xml:space="preserve">: Learning time vs CPU </w:t>
+      </w:r>
+      <w:r>
+        <w:rPr>
+          <w:i/>
+          <w:iCs/>
+          <w:sz w:val="18"/>
+          <w:szCs w:val="18"/>
+        </w:rPr>
+        <w:t>Speed</w:t>
+      </w:r>
+    </w:p>
+    <w:p/>
+    <w:p>
+      <w:pPr>
+        <w:jc w:val="both"/>
+        <w:rPr>
+          <w:b/>
+          <w:bCs/>
+          <w:i/>
+          <w:iCs/>
+        </w:rPr>
+      </w:pPr>
+      <w:r>
+        <w:rPr>
+          <w:b/>
+          <w:bCs/>
+          <w:i/>
+          <w:iCs/>
+        </w:rPr>
+        <w:t>4.3.  Learning Time vs</w:t>
+      </w:r>
+      <w:r>
+        <w:rPr>
+          <w:b/>
+          <w:bCs/>
+          <w:i/>
+          <w:iCs/>
+        </w:rPr>
+        <w:t xml:space="preserve"> .NET Version</w:t>
+      </w:r>
+    </w:p>
+    <w:p>
+      <w:pPr>
+        <w:jc w:val="both"/>
+        <w:rPr>
+          <w:lang w:val="en-DE"/>
+        </w:rPr>
+      </w:pPr>
+      <w:r>
+        <w:t>Fig</w:t>
+      </w:r>
+      <w:r>
+        <w:t>.</w:t>
+      </w:r>
+      <w:r>
+        <w:t xml:space="preserve"> 4.3 </w:t>
+      </w:r>
+      <w:r>
+        <w:t xml:space="preserve">show that </w:t>
+      </w:r>
+      <w:r>
+        <w:rPr>
+          <w:lang w:val="en-DE"/>
+        </w:rPr>
+        <w:t>b</w:t>
+      </w:r>
+      <w:r>
+        <w:rPr>
+          <w:lang w:val="en-DE"/>
+        </w:rPr>
+        <w:t xml:space="preserve">oth.NET 8.0.14 and.NET 9.0.3 had </w:t>
+      </w:r>
+      <w:r>
+        <w:rPr>
+          <w:lang w:val="en-DE"/>
+        </w:rPr>
+        <w:t xml:space="preserve">close </w:t>
+      </w:r>
+      <w:r>
+        <w:rPr>
+          <w:lang w:val="en-DE"/>
+        </w:rPr>
+        <w:t xml:space="preserve">median learning </w:t>
+      </w:r>
+      <w:r>
+        <w:rPr>
+          <w:lang w:val="en-DE"/>
+        </w:rPr>
+        <w:t>times</w:t>
+      </w:r>
+      <w:r>
+        <w:rPr>
+          <w:lang w:val="en-DE"/>
+        </w:rPr>
+        <w:t xml:space="preserve">, indicating that their overall performance was </w:t>
+      </w:r>
+      <w:r>
+        <w:rPr>
+          <w:lang w:val="en-DE"/>
+        </w:rPr>
+        <w:t xml:space="preserve">similar. </w:t>
+      </w:r>
+      <w:r>
+        <w:rPr>
+          <w:lang w:val="en-DE"/>
+        </w:rPr>
+        <w:t>But the results for.NET 8.0.14 were more reliable, with the majority of values remaining in the medi</w:t>
+      </w:r>
+      <w:r>
+        <w:rPr>
+          <w:lang w:val="en-DE"/>
+        </w:rPr>
+        <w:t>an</w:t>
+      </w:r>
+      <w:r>
+        <w:rPr>
+          <w:lang w:val="en-DE"/>
+        </w:rPr>
+        <w:t xml:space="preserve"> range. However, the performance of.NET 9.0.3 varied significantly, which might be due to the way the updated version manages memory or other background operations.</w:t>
+      </w:r>
+    </w:p>
+    <w:p>
+      <w:pPr>
+        <w:jc w:val="both"/>
+        <w:rPr>
+          <w:b/>
+          <w:bCs/>
+          <w:i/>
+          <w:iCs/>
+        </w:rPr>
+      </w:pPr>
+      <w:r>
+        <w:rPr>
+          <w:noProof/>
+        </w:rPr>
+        <w:drawing>
+          <wp:inline distT="0" distB="0" distL="0" distR="0" wp14:anchorId="3D001898" wp14:editId="32DA9BAA">
+            <wp:extent cx="2984500" cy="1865630"/>
+            <wp:effectExtent l="0" t="0" r="6350" b="1270"/>
+            <wp:docPr id="1636807271" name="Picture 5" descr="A graph of a graph showing a comparison between a learning and a net version&#10;&#10;AI-generated content may be incorrect."/>
+            <wp:cNvGraphicFramePr>
+              <a:graphicFrameLocks xmlns:a="http://schemas.openxmlformats.org/drawingml/2006/main" noChangeAspect="1"/>
+            </wp:cNvGraphicFramePr>
+            <a:graphic xmlns:a="http://schemas.openxmlformats.org/drawingml/2006/main">
+              <a:graphicData uri="http://schemas.openxmlformats.org/drawingml/2006/picture">
+                <pic:pic xmlns:pic="http://schemas.openxmlformats.org/drawingml/2006/picture">
+                  <pic:nvPicPr>
+                    <pic:cNvPr id="1636807271" name="Picture 5" descr="A graph of a graph showing a comparison between a learning and a net version&#10;&#10;AI-generated content may be incorrect."/>
                     <pic:cNvPicPr>
                       <a:picLocks noChangeAspect="1" noChangeArrowheads="1"/>
                     </pic:cNvPicPr>
@@ -6180,344 +6439,6 @@
         </w:drawing>
       </w:r>
     </w:p>
-    <w:p>
-      <w:r>
-        <w:rPr>
-          <w:i/>
-          <w:iCs/>
-          <w:sz w:val="18"/>
-          <w:szCs w:val="18"/>
-        </w:rPr>
-        <w:t>Figure</w:t>
-      </w:r>
-      <w:r>
-        <w:rPr>
-          <w:i/>
-          <w:iCs/>
-          <w:sz w:val="18"/>
-          <w:szCs w:val="18"/>
-        </w:rPr>
-        <w:t xml:space="preserve"> 4.1</w:t>
-      </w:r>
-      <w:r>
-        <w:rPr>
-          <w:i/>
-          <w:iCs/>
-          <w:sz w:val="18"/>
-          <w:szCs w:val="18"/>
-        </w:rPr>
-        <w:t>.: Learning time vs CPU Cores</w:t>
-      </w:r>
-    </w:p>
-    <w:p>
-      <w:pPr>
-        <w:jc w:val="both"/>
-        <w:rPr>
-          <w:highlight w:val="red"/>
-        </w:rPr>
-      </w:pPr>
-    </w:p>
-    <w:p>
-      <w:pPr>
-        <w:pStyle w:val="Heading2"/>
-        <w:numPr>
-          <w:ilvl w:val="0"/>
-          <w:numId w:val="0"/>
-        </w:numPr>
-        <w:rPr>
-          <w:b/>
-          <w:bCs/>
-          <w:noProof w:val="0"/>
-        </w:rPr>
-      </w:pPr>
-      <w:bookmarkStart w:id="2" w:name="_Hlk193912395"/>
-      <w:r>
-        <w:rPr>
-          <w:b/>
-          <w:bCs/>
-          <w:noProof w:val="0"/>
-        </w:rPr>
-        <w:t>4.2.  Learning Time vs CPU Speed</w:t>
-      </w:r>
-      <w:bookmarkEnd w:id="2"/>
-      <w:r>
-        <w:rPr>
-          <w:b/>
-          <w:bCs/>
-          <w:noProof w:val="0"/>
-        </w:rPr>
-        <w:t xml:space="preserve">  </w:t>
-      </w:r>
-    </w:p>
-    <w:p>
-      <w:pPr>
-        <w:jc w:val="both"/>
-      </w:pPr>
-      <w:r>
-        <w:t>Th</w:t>
-      </w:r>
-      <w:r>
-        <w:t>e</w:t>
-      </w:r>
-      <w:r>
-        <w:t xml:space="preserve"> chart </w:t>
-      </w:r>
-      <w:r>
-        <w:t>in Fig</w:t>
-      </w:r>
-      <w:r>
-        <w:t>.</w:t>
-      </w:r>
-      <w:r>
-        <w:t xml:space="preserve"> 4.2 </w:t>
-      </w:r>
-      <w:r>
-        <w:t>shows</w:t>
-      </w:r>
-      <w:r>
-        <w:t xml:space="preserve"> the</w:t>
-      </w:r>
-      <w:r>
-        <w:t xml:space="preserve"> relationship between</w:t>
-      </w:r>
-      <w:r>
-        <w:t xml:space="preserve"> average learning time </w:t>
-      </w:r>
-      <w:r>
-        <w:t>and CPU speed, grouped into distinct GHz ranges. All the experiment was run on a machine with a CPU speed range falling between 2.40-2.43 GHz and got this learning time data. Though the limitation of running the experiment on one single machine’s CPU frequency doesn’t show the deeper trend analysis, this graph shows the consistency of the hardware environment.</w:t>
-      </w:r>
-    </w:p>
-    <w:p>
-      <w:pPr>
-        <w:jc w:val="both"/>
-      </w:pPr>
-    </w:p>
-    <w:p>
-      <w:r>
-        <w:drawing>
-          <wp:inline distT="0" distB="0" distL="0" distR="0" wp14:anchorId="3362F9D4" wp14:editId="3137ECF7">
-            <wp:extent cx="2984500" cy="1865630"/>
-            <wp:effectExtent l="0" t="0" r="6350" b="1270"/>
-            <wp:docPr id="358951864" name="Picture 19" descr="A graph with green and white lines&#10;&#10;AI-generated content may be incorrect."/>
-            <wp:cNvGraphicFramePr>
-              <a:graphicFrameLocks xmlns:a="http://schemas.openxmlformats.org/drawingml/2006/main" noChangeAspect="1"/>
-            </wp:cNvGraphicFramePr>
-            <a:graphic xmlns:a="http://schemas.openxmlformats.org/drawingml/2006/main">
-              <a:graphicData uri="http://schemas.openxmlformats.org/drawingml/2006/picture">
-                <pic:pic xmlns:pic="http://schemas.openxmlformats.org/drawingml/2006/picture">
-                  <pic:nvPicPr>
-                    <pic:cNvPr id="358951864" name="Picture 19" descr="A graph with green and white lines&#10;&#10;AI-generated content may be incorrect."/>
-                    <pic:cNvPicPr>
-                      <a:picLocks noChangeAspect="1" noChangeArrowheads="1"/>
-                    </pic:cNvPicPr>
-                  </pic:nvPicPr>
-                  <pic:blipFill>
-                    <a:blip r:embed="rId28" cstate="print">
-                      <a:extLst>
-                        <a:ext uri="{28A0092B-C50C-407E-A947-70E740481C1C}">
-                          <a14:useLocalDpi xmlns:a14="http://schemas.microsoft.com/office/drawing/2010/main" val="0"/>
-                        </a:ext>
-                      </a:extLst>
-                    </a:blip>
-                    <a:srcRect/>
-                    <a:stretch>
-                      <a:fillRect/>
-                    </a:stretch>
-                  </pic:blipFill>
-                  <pic:spPr bwMode="auto">
-                    <a:xfrm>
-                      <a:off x="0" y="0"/>
-                      <a:ext cx="2984500" cy="1865630"/>
-                    </a:xfrm>
-                    <a:prstGeom prst="rect">
-                      <a:avLst/>
-                    </a:prstGeom>
-                    <a:noFill/>
-                    <a:ln>
-                      <a:noFill/>
-                    </a:ln>
-                  </pic:spPr>
-                </pic:pic>
-              </a:graphicData>
-            </a:graphic>
-          </wp:inline>
-        </w:drawing>
-      </w:r>
-      <w:r>
-        <w:rPr>
-          <w:i/>
-          <w:iCs/>
-          <w:sz w:val="18"/>
-          <w:szCs w:val="18"/>
-        </w:rPr>
-        <w:t>Figure.</w:t>
-      </w:r>
-      <w:r>
-        <w:rPr>
-          <w:i/>
-          <w:iCs/>
-          <w:sz w:val="18"/>
-          <w:szCs w:val="18"/>
-        </w:rPr>
-        <w:t>4.2</w:t>
-      </w:r>
-      <w:r>
-        <w:rPr>
-          <w:i/>
-          <w:iCs/>
-          <w:sz w:val="18"/>
-          <w:szCs w:val="18"/>
-        </w:rPr>
-        <w:t xml:space="preserve">: Learning time vs CPU </w:t>
-      </w:r>
-      <w:r>
-        <w:rPr>
-          <w:i/>
-          <w:iCs/>
-          <w:sz w:val="18"/>
-          <w:szCs w:val="18"/>
-        </w:rPr>
-        <w:t>Speed</w:t>
-      </w:r>
-    </w:p>
-    <w:p/>
-    <w:p>
-      <w:pPr>
-        <w:jc w:val="both"/>
-        <w:rPr>
-          <w:b/>
-          <w:bCs/>
-          <w:i/>
-          <w:iCs/>
-        </w:rPr>
-      </w:pPr>
-      <w:r>
-        <w:rPr>
-          <w:b/>
-          <w:bCs/>
-          <w:i/>
-          <w:iCs/>
-        </w:rPr>
-        <w:t>4.3.  Learning Time vs</w:t>
-      </w:r>
-      <w:r>
-        <w:rPr>
-          <w:b/>
-          <w:bCs/>
-          <w:i/>
-          <w:iCs/>
-        </w:rPr>
-        <w:t xml:space="preserve"> .NET Version</w:t>
-      </w:r>
-    </w:p>
-    <w:p>
-      <w:pPr>
-        <w:jc w:val="both"/>
-        <w:rPr>
-          <w:b/>
-          <w:bCs/>
-          <w:i/>
-          <w:iCs/>
-        </w:rPr>
-      </w:pPr>
-      <w:r>
-        <w:t>Th</w:t>
-      </w:r>
-      <w:r>
-        <w:t>e</w:t>
-      </w:r>
-      <w:r>
-        <w:t xml:space="preserve"> chart </w:t>
-      </w:r>
-      <w:r>
-        <w:t>in Fig</w:t>
-      </w:r>
-      <w:r>
-        <w:t>.</w:t>
-      </w:r>
-      <w:r>
-        <w:t xml:space="preserve"> 4.3 </w:t>
-      </w:r>
-      <w:r>
-        <w:t xml:space="preserve">compares the average learning time with different .NET versions. .NET runtime version 9.0.3 </w:t>
-      </w:r>
-      <w:r>
-        <w:t xml:space="preserve">showed better performance with a lower average learning time (~ 1150s) </w:t>
-      </w:r>
-      <w:r>
-        <w:t>compared</w:t>
-      </w:r>
-      <w:r>
-        <w:t xml:space="preserve"> to .NET 8.0.14 (~1390s) average learning time with respect to the number of CPU cores used is shown in the bar plot.  </w:t>
-      </w:r>
-    </w:p>
-    <w:p>
-      <w:pPr>
-        <w:jc w:val="both"/>
-        <w:rPr>
-          <w:b/>
-          <w:bCs/>
-          <w:i/>
-          <w:iCs/>
-        </w:rPr>
-      </w:pPr>
-      <w:r>
-        <w:rPr>
-          <w:b/>
-          <w:bCs/>
-          <w:i/>
-          <w:iCs/>
-        </w:rPr>
-        <w:drawing>
-          <wp:inline distT="0" distB="0" distL="0" distR="0" wp14:anchorId="00FE3F84" wp14:editId="2B74C852">
-            <wp:extent cx="2979420" cy="1858010"/>
-            <wp:effectExtent l="0" t="0" r="0" b="8890"/>
-            <wp:docPr id="1751569877" name="Picture 5"/>
-            <wp:cNvGraphicFramePr>
-              <a:graphicFrameLocks xmlns:a="http://schemas.openxmlformats.org/drawingml/2006/main" noChangeAspect="1"/>
-            </wp:cNvGraphicFramePr>
-            <a:graphic xmlns:a="http://schemas.openxmlformats.org/drawingml/2006/main">
-              <a:graphicData uri="http://schemas.openxmlformats.org/drawingml/2006/picture">
-                <pic:pic xmlns:pic="http://schemas.openxmlformats.org/drawingml/2006/picture">
-                  <pic:nvPicPr>
-                    <pic:cNvPr id="0" name="Picture 4"/>
-                    <pic:cNvPicPr>
-                      <a:picLocks noChangeAspect="1" noChangeArrowheads="1"/>
-                    </pic:cNvPicPr>
-                  </pic:nvPicPr>
-                  <pic:blipFill>
-                    <a:blip r:embed="rId29" cstate="print">
-                      <a:extLst>
-                        <a:ext uri="{28A0092B-C50C-407E-A947-70E740481C1C}">
-                          <a14:useLocalDpi xmlns:a14="http://schemas.microsoft.com/office/drawing/2010/main" val="0"/>
-                        </a:ext>
-                      </a:extLst>
-                    </a:blip>
-                    <a:srcRect/>
-                    <a:stretch>
-                      <a:fillRect/>
-                    </a:stretch>
-                  </pic:blipFill>
-                  <pic:spPr bwMode="auto">
-                    <a:xfrm>
-                      <a:off x="0" y="0"/>
-                      <a:ext cx="2979420" cy="1858010"/>
-                    </a:xfrm>
-                    <a:prstGeom prst="rect">
-                      <a:avLst/>
-                    </a:prstGeom>
-                    <a:noFill/>
-                    <a:ln>
-                      <a:noFill/>
-                    </a:ln>
-                  </pic:spPr>
-                </pic:pic>
-              </a:graphicData>
-            </a:graphic>
-          </wp:inline>
-        </w:drawing>
-      </w:r>
-    </w:p>
     <w:p/>
     <w:p>
       <w:r>
@@ -6654,6 +6575,9 @@
     <w:p>
       <w:pPr>
         <w:jc w:val="both"/>
+        <w:rPr>
+          <w:lang w:val="en-DE"/>
+        </w:rPr>
       </w:pPr>
       <w:r>
         <w:t xml:space="preserve">Key performance metrics such as learning time, RAM usage, CPU speed, and runtime versions were logged in CSV outputs. </w:t>
@@ -6683,25 +6607,34 @@
         <w:t xml:space="preserve"> of parallelization.</w:t>
       </w:r>
       <w:r>
-        <w:t xml:space="preserve"> Also, the comparison </w:t>
-      </w:r>
-      <w:r>
-        <w:t>among</w:t>
-      </w:r>
-      <w:r>
-        <w:t xml:space="preserve"> dotnet versions showed </w:t>
-      </w:r>
-      <w:r>
-        <w:t>significant</w:t>
-      </w:r>
-      <w:r>
-        <w:t xml:space="preserve"> runtime optimizations, where .NET 9.0.3 outperformed .NET 8.0.14 in most </w:t>
-      </w:r>
-      <w:r>
-        <w:t>configurations.</w:t>
-      </w:r>
-      <w:r>
-        <w:t xml:space="preserve"> IExperiment interface which uses </w:t>
+        <w:t xml:space="preserve"> </w:t>
+      </w:r>
+      <w:r>
+        <w:rPr>
+          <w:lang w:val="en-DE"/>
+        </w:rPr>
+        <w:t xml:space="preserve">Additionally, a comparison of the various.NET versions revealed comparable overall performance; however, 8.0.14 produced more reliable and consistent results, whereas 9.0.3 produced greater unpredictability, maybe as a result of internal runtime </w:t>
+      </w:r>
+      <w:r>
+        <w:rPr>
+          <w:lang w:val="en-DE"/>
+        </w:rPr>
+        <w:t>behaviour</w:t>
+      </w:r>
+      <w:r>
+        <w:rPr>
+          <w:lang w:val="en-DE"/>
+        </w:rPr>
+        <w:t>.</w:t>
+      </w:r>
+      <w:r>
+        <w:rPr>
+          <w:lang w:val="en-DE"/>
+        </w:rPr>
+        <w:t xml:space="preserve"> </w:t>
+      </w:r>
+      <w:r>
+        <w:t xml:space="preserve">IExperiment interface which uses </w:t>
       </w:r>
       <w:r>
         <w:t>reflection</w:t>
@@ -6805,7 +6738,7 @@
             </w:rPr>
             <w:t xml:space="preserve"> </w:t>
           </w:r>
-          <w:hyperlink r:id="rId30" w:history="1">
+          <w:hyperlink r:id="rId28" w:history="1">
             <w:r>
               <w:rPr>
                 <w:rStyle w:val="Hyperlink"/>
@@ -6917,7 +6850,6 @@
               <w:kern w:val="2"/>
               <w14:ligatures w14:val="standardContextual"/>
             </w:rPr>
-            <w:lastRenderedPageBreak/>
             <w:t>[6] Jeff Hawkins and Dileep George, "Hierarchical Temporal Memory", 2009</w:t>
           </w:r>
         </w:p>
@@ -6975,7 +6907,23 @@
               <w:kern w:val="2"/>
               <w14:ligatures w14:val="standardContextual"/>
             </w:rPr>
-            <w:t xml:space="preserve">[9] JamesLikesBrains Breaking down how a single HTM Neuron works? - Community - HTM Forum (numenta.org) </w:t>
+            <w:t>[</w:t>
+          </w:r>
+          <w:r>
+            <w:rPr>
+              <w:rFonts w:eastAsia="Aptos"/>
+              <w:kern w:val="2"/>
+              <w14:ligatures w14:val="standardContextual"/>
+            </w:rPr>
+            <w:t>9</w:t>
+          </w:r>
+          <w:r>
+            <w:rPr>
+              <w:rFonts w:eastAsia="Aptos"/>
+              <w:kern w:val="2"/>
+              <w14:ligatures w14:val="standardContextual"/>
+            </w:rPr>
+            <w:t>] https://www.vectorstock.com/royalty-free-vector/neuron-anatomical-structure-medical-education-vector-48845108</w:t>
           </w:r>
         </w:p>
         <w:p>
@@ -6994,7 +6942,23 @@
               <w:kern w:val="2"/>
               <w14:ligatures w14:val="standardContextual"/>
             </w:rPr>
-            <w:t>[10] Neocortical Layers (umn.edu)</w:t>
+            <w:t>[1</w:t>
+          </w:r>
+          <w:r>
+            <w:rPr>
+              <w:rFonts w:eastAsia="Aptos"/>
+              <w:kern w:val="2"/>
+              <w14:ligatures w14:val="standardContextual"/>
+            </w:rPr>
+            <w:t>0</w:t>
+          </w:r>
+          <w:r>
+            <w:rPr>
+              <w:rFonts w:eastAsia="Aptos"/>
+              <w:kern w:val="2"/>
+              <w14:ligatures w14:val="standardContextual"/>
+            </w:rPr>
+            <w:t>] "Yuwei Cui, Subutai Ahmad, Jeff Hawkins" https://www.biorxiv.org/content/10.1101/085035v1.full</w:t>
           </w:r>
         </w:p>
         <w:p>
@@ -7013,64 +6977,7 @@
               <w:kern w:val="2"/>
               <w14:ligatures w14:val="standardContextual"/>
             </w:rPr>
-            <w:t>[11] https://www.vectorstock.com/royalty-free-vector/neuron-anatomical-structure-medical-education-vector-48845108</w:t>
-          </w:r>
-        </w:p>
-        <w:p>
-          <w:pPr>
-            <w:spacing w:after="160" w:line="259" w:lineRule="auto"/>
-            <w:jc w:val="left"/>
-            <w:rPr>
-              <w:rFonts w:eastAsia="Aptos"/>
-              <w:kern w:val="2"/>
-              <w14:ligatures w14:val="standardContextual"/>
-            </w:rPr>
-          </w:pPr>
-          <w:r>
-            <w:rPr>
-              <w:rFonts w:eastAsia="Aptos"/>
-              <w:kern w:val="2"/>
-              <w14:ligatures w14:val="standardContextual"/>
-            </w:rPr>
-            <w:t>[12] "Yuwei Cui, Subutai Ahmad, Jeff Hawkins" https://www.biorxiv.org/content/10.1101/085035v1.full</w:t>
-          </w:r>
-        </w:p>
-        <w:p>
-          <w:pPr>
-            <w:spacing w:after="160" w:line="259" w:lineRule="auto"/>
-            <w:jc w:val="left"/>
-            <w:rPr>
-              <w:rFonts w:eastAsia="Aptos"/>
-              <w:kern w:val="2"/>
-              <w14:ligatures w14:val="standardContextual"/>
-            </w:rPr>
-          </w:pPr>
-          <w:r>
-            <w:rPr>
-              <w:rFonts w:eastAsia="Aptos"/>
-              <w:kern w:val="2"/>
-              <w14:ligatures w14:val="standardContextual"/>
-            </w:rPr>
-            <w:t>[13] Each distal dendrite segment of a cell has synapse connections Download Scientific Diagram (researchgate.net)</w:t>
-          </w:r>
-        </w:p>
-        <w:p>
-          <w:pPr>
-            <w:spacing w:after="160" w:line="259" w:lineRule="auto"/>
-            <w:jc w:val="left"/>
-            <w:rPr>
-              <w:rFonts w:eastAsia="Aptos"/>
-              <w:kern w:val="2"/>
-              <w14:ligatures w14:val="standardContextual"/>
-            </w:rPr>
-          </w:pPr>
-          <w:r>
-            <w:rPr>
-              <w:rFonts w:eastAsia="Aptos"/>
-              <w:kern w:val="2"/>
-              <w14:ligatures w14:val="standardContextual"/>
-            </w:rPr>
-            <w:t xml:space="preserve">[14] K. Hole, "The HTM Learning Algorithm. In: Anti-fragile ICT Systems. Simula SpringerBriefs on Computing, vol 1," 2016. [Online]. Available: </w:t>
+            <w:t>[1</w:t>
           </w:r>
           <w:r>
             <w:rPr>
@@ -7078,26 +6985,15 @@
               <w:kern w:val="2"/>
               <w14:ligatures w14:val="standardContextual"/>
             </w:rPr>
-            <w:t>https://link.springer.com/chapter/10.1007/978-3-319-30070-2_11.</w:t>
+            <w:t>1</w:t>
           </w:r>
-        </w:p>
-        <w:p>
-          <w:pPr>
-            <w:spacing w:after="160" w:line="259" w:lineRule="auto"/>
-            <w:jc w:val="left"/>
-            <w:rPr>
-              <w:rFonts w:eastAsia="Aptos"/>
-              <w:kern w:val="2"/>
-              <w14:ligatures w14:val="standardContextual"/>
-            </w:rPr>
-          </w:pPr>
           <w:r>
             <w:rPr>
               <w:rFonts w:eastAsia="Aptos"/>
               <w:kern w:val="2"/>
               <w14:ligatures w14:val="standardContextual"/>
             </w:rPr>
-            <w:t xml:space="preserve">[15] S. A. J. Hawkins, "Why neurons have thousands of synapses, a theory of sequence memory in </w:t>
+            <w:t xml:space="preserve">] S. A. J. Hawkins, "Why neurons have thousands of synapses, a theory of sequence memory in </w:t>
           </w:r>
           <w:r>
             <w:rPr>
@@ -7134,7 +7030,23 @@
               <w:kern w:val="2"/>
               <w14:ligatures w14:val="standardContextual"/>
             </w:rPr>
-            <w:t>[16] Guy-Evans, "Neurons (Nerve Cells) Structure, Function &amp; Types," 2023. [Online]. Available: https://simplypsychology.org/neuron.html.</w:t>
+            <w:t>[1</w:t>
+          </w:r>
+          <w:r>
+            <w:rPr>
+              <w:rFonts w:eastAsia="Aptos"/>
+              <w:kern w:val="2"/>
+              <w14:ligatures w14:val="standardContextual"/>
+            </w:rPr>
+            <w:t>2</w:t>
+          </w:r>
+          <w:r>
+            <w:rPr>
+              <w:rFonts w:eastAsia="Aptos"/>
+              <w:kern w:val="2"/>
+              <w14:ligatures w14:val="standardContextual"/>
+            </w:rPr>
+            <w:t>] Guy-Evans, "Neurons (Nerve Cells) Structure, Function &amp; Types," 2023. [Online]. Available: https://simplypsychology.org/neuron.html.</w:t>
           </w:r>
         </w:p>
       </w:sdtContent>
@@ -7391,6 +7303,7 @@
           </w:pPr>
           <w:r>
             <w:rPr>
+              <w:noProof/>
               <w:lang w:eastAsia="en-CA"/>
             </w:rPr>
             <w:drawing>
@@ -8105,6 +8018,119 @@
     </w:lvl>
   </w:abstractNum>
   <w:abstractNum w:abstractNumId="5" w15:restartNumberingAfterBreak="0">
+    <w:nsid w:val="3EED4E8C"/>
+    <w:multiLevelType w:val="multilevel"/>
+    <w:tmpl w:val="280A4DD6"/>
+    <w:lvl w:ilvl="0">
+      <w:start w:val="1"/>
+      <w:numFmt w:val="decimal"/>
+      <w:lvlText w:val="%1."/>
+      <w:lvlJc w:val="left"/>
+      <w:pPr>
+        <w:ind w:left="468" w:hanging="468"/>
+      </w:pPr>
+      <w:rPr>
+        <w:rFonts w:hint="default"/>
+      </w:rPr>
+    </w:lvl>
+    <w:lvl w:ilvl="1">
+      <w:start w:val="1"/>
+      <w:numFmt w:val="decimal"/>
+      <w:lvlText w:val="%1.%2."/>
+      <w:lvlJc w:val="left"/>
+      <w:pPr>
+        <w:ind w:left="468" w:hanging="468"/>
+      </w:pPr>
+      <w:rPr>
+        <w:rFonts w:hint="default"/>
+      </w:rPr>
+    </w:lvl>
+    <w:lvl w:ilvl="2">
+      <w:start w:val="6"/>
+      <w:numFmt w:val="decimal"/>
+      <w:lvlText w:val="%1.%2.%3."/>
+      <w:lvlJc w:val="left"/>
+      <w:pPr>
+        <w:ind w:left="720" w:hanging="720"/>
+      </w:pPr>
+      <w:rPr>
+        <w:rFonts w:hint="default"/>
+      </w:rPr>
+    </w:lvl>
+    <w:lvl w:ilvl="3">
+      <w:start w:val="1"/>
+      <w:numFmt w:val="decimalZero"/>
+      <w:lvlText w:val="%1.%2.%3.%4."/>
+      <w:lvlJc w:val="left"/>
+      <w:pPr>
+        <w:ind w:left="720" w:hanging="720"/>
+      </w:pPr>
+      <w:rPr>
+        <w:rFonts w:hint="default"/>
+      </w:rPr>
+    </w:lvl>
+    <w:lvl w:ilvl="4">
+      <w:start w:val="1"/>
+      <w:numFmt w:val="decimal"/>
+      <w:lvlText w:val="%1.%2.%3.%4.%5."/>
+      <w:lvlJc w:val="left"/>
+      <w:pPr>
+        <w:ind w:left="1080" w:hanging="1080"/>
+      </w:pPr>
+      <w:rPr>
+        <w:rFonts w:hint="default"/>
+      </w:rPr>
+    </w:lvl>
+    <w:lvl w:ilvl="5">
+      <w:start w:val="1"/>
+      <w:numFmt w:val="decimal"/>
+      <w:lvlText w:val="%1.%2.%3.%4.%5.%6."/>
+      <w:lvlJc w:val="left"/>
+      <w:pPr>
+        <w:ind w:left="1080" w:hanging="1080"/>
+      </w:pPr>
+      <w:rPr>
+        <w:rFonts w:hint="default"/>
+      </w:rPr>
+    </w:lvl>
+    <w:lvl w:ilvl="6">
+      <w:start w:val="1"/>
+      <w:numFmt w:val="decimal"/>
+      <w:lvlText w:val="%1.%2.%3.%4.%5.%6.%7."/>
+      <w:lvlJc w:val="left"/>
+      <w:pPr>
+        <w:ind w:left="1080" w:hanging="1080"/>
+      </w:pPr>
+      <w:rPr>
+        <w:rFonts w:hint="default"/>
+      </w:rPr>
+    </w:lvl>
+    <w:lvl w:ilvl="7">
+      <w:start w:val="1"/>
+      <w:numFmt w:val="decimal"/>
+      <w:lvlText w:val="%1.%2.%3.%4.%5.%6.%7.%8."/>
+      <w:lvlJc w:val="left"/>
+      <w:pPr>
+        <w:ind w:left="1440" w:hanging="1440"/>
+      </w:pPr>
+      <w:rPr>
+        <w:rFonts w:hint="default"/>
+      </w:rPr>
+    </w:lvl>
+    <w:lvl w:ilvl="8">
+      <w:start w:val="1"/>
+      <w:numFmt w:val="decimal"/>
+      <w:lvlText w:val="%1.%2.%3.%4.%5.%6.%7.%8.%9."/>
+      <w:lvlJc w:val="left"/>
+      <w:pPr>
+        <w:ind w:left="1440" w:hanging="1440"/>
+      </w:pPr>
+      <w:rPr>
+        <w:rFonts w:hint="default"/>
+      </w:rPr>
+    </w:lvl>
+  </w:abstractNum>
+  <w:abstractNum w:abstractNumId="6" w15:restartNumberingAfterBreak="0">
     <w:nsid w:val="44FC4326"/>
     <w:multiLevelType w:val="multilevel"/>
     <w:tmpl w:val="B130F964"/>
@@ -8217,7 +8243,7 @@
       </w:rPr>
     </w:lvl>
   </w:abstractNum>
-  <w:abstractNum w:abstractNumId="6" w15:restartNumberingAfterBreak="0">
+  <w:abstractNum w:abstractNumId="7" w15:restartNumberingAfterBreak="0">
     <w:nsid w:val="493C3F76"/>
     <w:multiLevelType w:val="hybridMultilevel"/>
     <w:tmpl w:val="9A9E418C"/>
@@ -8320,7 +8346,7 @@
       </w:pPr>
     </w:lvl>
   </w:abstractNum>
-  <w:abstractNum w:abstractNumId="7" w15:restartNumberingAfterBreak="0">
+  <w:abstractNum w:abstractNumId="8" w15:restartNumberingAfterBreak="0">
     <w:nsid w:val="4B9148C8"/>
     <w:multiLevelType w:val="multilevel"/>
     <w:tmpl w:val="033421AC"/>
@@ -8406,7 +8432,7 @@
       </w:pPr>
     </w:lvl>
   </w:abstractNum>
-  <w:abstractNum w:abstractNumId="8" w15:restartNumberingAfterBreak="0">
+  <w:abstractNum w:abstractNumId="9" w15:restartNumberingAfterBreak="0">
     <w:nsid w:val="4C273A64"/>
     <w:multiLevelType w:val="multilevel"/>
     <w:tmpl w:val="23167DD0"/>
@@ -8492,7 +8518,7 @@
       </w:pPr>
     </w:lvl>
   </w:abstractNum>
-  <w:abstractNum w:abstractNumId="9" w15:restartNumberingAfterBreak="0">
+  <w:abstractNum w:abstractNumId="10" w15:restartNumberingAfterBreak="0">
     <w:nsid w:val="52CA544A"/>
     <w:multiLevelType w:val="singleLevel"/>
     <w:tmpl w:val="AED6D67E"/>
@@ -8519,7 +8545,7 @@
       </w:rPr>
     </w:lvl>
   </w:abstractNum>
-  <w:abstractNum w:abstractNumId="10" w15:restartNumberingAfterBreak="0">
+  <w:abstractNum w:abstractNumId="11" w15:restartNumberingAfterBreak="0">
     <w:nsid w:val="583109F7"/>
     <w:multiLevelType w:val="multilevel"/>
     <w:tmpl w:val="2200A50E"/>
@@ -8632,7 +8658,7 @@
       </w:rPr>
     </w:lvl>
   </w:abstractNum>
-  <w:abstractNum w:abstractNumId="11" w15:restartNumberingAfterBreak="0">
+  <w:abstractNum w:abstractNumId="12" w15:restartNumberingAfterBreak="0">
     <w:nsid w:val="590440EF"/>
     <w:multiLevelType w:val="hybridMultilevel"/>
     <w:tmpl w:val="80D292F2"/>
@@ -8721,7 +8747,7 @@
       </w:pPr>
     </w:lvl>
   </w:abstractNum>
-  <w:abstractNum w:abstractNumId="12" w15:restartNumberingAfterBreak="0">
+  <w:abstractNum w:abstractNumId="13" w15:restartNumberingAfterBreak="0">
     <w:nsid w:val="5D153AA5"/>
     <w:multiLevelType w:val="multilevel"/>
     <w:tmpl w:val="784C98AE"/>
@@ -8808,7 +8834,7 @@
       </w:pPr>
     </w:lvl>
   </w:abstractNum>
-  <w:abstractNum w:abstractNumId="13" w15:restartNumberingAfterBreak="0">
+  <w:abstractNum w:abstractNumId="14" w15:restartNumberingAfterBreak="0">
     <w:nsid w:val="678944F1"/>
     <w:multiLevelType w:val="multilevel"/>
     <w:tmpl w:val="34EA7086"/>
@@ -8921,7 +8947,7 @@
       </w:rPr>
     </w:lvl>
   </w:abstractNum>
-  <w:abstractNum w:abstractNumId="14" w15:restartNumberingAfterBreak="0">
+  <w:abstractNum w:abstractNumId="15" w15:restartNumberingAfterBreak="0">
     <w:nsid w:val="6C402C58"/>
     <w:multiLevelType w:val="hybridMultilevel"/>
     <w:tmpl w:val="9A1CA078"/>
@@ -9066,7 +9092,7 @@
       </w:rPr>
     </w:lvl>
   </w:abstractNum>
-  <w:abstractNum w:abstractNumId="15" w15:restartNumberingAfterBreak="0">
+  <w:abstractNum w:abstractNumId="16" w15:restartNumberingAfterBreak="0">
     <w:nsid w:val="6CD32DA8"/>
     <w:multiLevelType w:val="singleLevel"/>
     <w:tmpl w:val="166470C2"/>
@@ -9092,7 +9118,7 @@
       </w:rPr>
     </w:lvl>
   </w:abstractNum>
-  <w:abstractNum w:abstractNumId="16" w15:restartNumberingAfterBreak="0">
+  <w:abstractNum w:abstractNumId="17" w15:restartNumberingAfterBreak="0">
     <w:nsid w:val="709F53E7"/>
     <w:multiLevelType w:val="multilevel"/>
     <w:tmpl w:val="033421AC"/>
@@ -9178,7 +9204,7 @@
       </w:pPr>
     </w:lvl>
   </w:abstractNum>
-  <w:abstractNum w:abstractNumId="17" w15:restartNumberingAfterBreak="0">
+  <w:abstractNum w:abstractNumId="18" w15:restartNumberingAfterBreak="0">
     <w:nsid w:val="791E393A"/>
     <w:multiLevelType w:val="multilevel"/>
     <w:tmpl w:val="280842C4"/>
@@ -9295,37 +9321,37 @@
     <w:abstractNumId w:val="3"/>
   </w:num>
   <w:num w:numId="2" w16cid:durableId="772238952">
-    <w:abstractNumId w:val="14"/>
+    <w:abstractNumId w:val="15"/>
   </w:num>
   <w:num w:numId="3" w16cid:durableId="1808357885">
     <w:abstractNumId w:val="2"/>
   </w:num>
   <w:num w:numId="4" w16cid:durableId="490562558">
-    <w:abstractNumId w:val="9"/>
+    <w:abstractNumId w:val="10"/>
   </w:num>
   <w:num w:numId="5" w16cid:durableId="398089560">
-    <w:abstractNumId w:val="15"/>
+    <w:abstractNumId w:val="16"/>
   </w:num>
   <w:num w:numId="6" w16cid:durableId="756101525">
-    <w:abstractNumId w:val="6"/>
+    <w:abstractNumId w:val="7"/>
   </w:num>
   <w:num w:numId="7" w16cid:durableId="291255762">
     <w:abstractNumId w:val="0"/>
   </w:num>
   <w:num w:numId="8" w16cid:durableId="138546743">
-    <w:abstractNumId w:val="7"/>
+    <w:abstractNumId w:val="8"/>
   </w:num>
   <w:num w:numId="9" w16cid:durableId="1612011826">
-    <w:abstractNumId w:val="10"/>
+    <w:abstractNumId w:val="11"/>
   </w:num>
   <w:num w:numId="10" w16cid:durableId="301817050">
-    <w:abstractNumId w:val="12"/>
+    <w:abstractNumId w:val="13"/>
   </w:num>
   <w:num w:numId="11" w16cid:durableId="935986958">
-    <w:abstractNumId w:val="8"/>
+    <w:abstractNumId w:val="9"/>
   </w:num>
   <w:num w:numId="12" w16cid:durableId="1780278">
-    <w:abstractNumId w:val="5"/>
+    <w:abstractNumId w:val="6"/>
   </w:num>
   <w:num w:numId="13" w16cid:durableId="1749573360">
     <w:abstractNumId w:val="0"/>
@@ -9388,13 +9414,13 @@
     </w:lvlOverride>
   </w:num>
   <w:num w:numId="15" w16cid:durableId="180555823">
-    <w:abstractNumId w:val="16"/>
+    <w:abstractNumId w:val="17"/>
   </w:num>
   <w:num w:numId="16" w16cid:durableId="337391075">
-    <w:abstractNumId w:val="13"/>
+    <w:abstractNumId w:val="14"/>
   </w:num>
   <w:num w:numId="17" w16cid:durableId="1449395871">
-    <w:abstractNumId w:val="17"/>
+    <w:abstractNumId w:val="18"/>
   </w:num>
   <w:num w:numId="18" w16cid:durableId="683358738">
     <w:abstractNumId w:val="1"/>
@@ -9403,10 +9429,13 @@
     <w:abstractNumId w:val="4"/>
   </w:num>
   <w:num w:numId="20" w16cid:durableId="1277247997">
-    <w:abstractNumId w:val="11"/>
+    <w:abstractNumId w:val="12"/>
   </w:num>
   <w:num w:numId="21" w16cid:durableId="215507161">
     <w:abstractNumId w:val="0"/>
+  </w:num>
+  <w:num w:numId="22" w16cid:durableId="1094593829">
+    <w:abstractNumId w:val="5"/>
   </w:num>
   <w:numIdMacAtCleanup w:val="11"/>
 </w:numbering>
@@ -9942,7 +9971,6 @@
   <w:style w:type="character" w:default="1" w:styleId="DefaultParagraphFont">
     <w:name w:val="Default Paragraph Font"/>
     <w:uiPriority w:val="1"/>
-    <w:semiHidden/>
     <w:unhideWhenUsed/>
   </w:style>
   <w:style w:type="table" w:default="1" w:styleId="TableNormal">
